--- a/klagomål/A 21543-2026 FSC-klagomål.docx
+++ b/klagomål/A 21543-2026 FSC-klagomål.docx
@@ -921,7 +921,7 @@
     <w:r>
       <w:tab/>
       <w:tab/>
-      <w:t>2026-05-16</w:t>
+      <w:t>2026-05-17</w:t>
       <w:br/>
       <w:br/>
     </w:r>

--- a/klagomål/A 21543-2026 FSC-klagomål.docx
+++ b/klagomål/A 21543-2026 FSC-klagomål.docx
@@ -921,7 +921,7 @@
     <w:r>
       <w:tab/>
       <w:tab/>
-      <w:t>2026-05-17</w:t>
+      <w:t>2026-05-18</w:t>
       <w:br/>
       <w:br/>
     </w:r>

--- a/klagomål/A 21543-2026 FSC-klagomål.docx
+++ b/klagomål/A 21543-2026 FSC-klagomål.docx
@@ -921,7 +921,7 @@
     <w:r>
       <w:tab/>
       <w:tab/>
-      <w:t>2026-05-18</w:t>
+      <w:t>2026-05-19</w:t>
       <w:br/>
       <w:br/>
     </w:r>

--- a/klagomål/A 21543-2026 FSC-klagomål.docx
+++ b/klagomål/A 21543-2026 FSC-klagomål.docx
@@ -921,7 +921,7 @@
     <w:r>
       <w:tab/>
       <w:tab/>
-      <w:t>2026-05-19</w:t>
+      <w:t>2026-05-20</w:t>
       <w:br/>
       <w:br/>
     </w:r>

--- a/klagomål/A 21543-2026 FSC-klagomål.docx
+++ b/klagomål/A 21543-2026 FSC-klagomål.docx
@@ -921,7 +921,7 @@
     <w:r>
       <w:tab/>
       <w:tab/>
-      <w:t>2026-05-20</w:t>
+      <w:t>2026-05-21</w:t>
       <w:br/>
       <w:br/>
     </w:r>

--- a/klagomål/A 21543-2026 FSC-klagomål.docx
+++ b/klagomål/A 21543-2026 FSC-klagomål.docx
@@ -921,7 +921,7 @@
     <w:r>
       <w:tab/>
       <w:tab/>
-      <w:t>2026-05-21</w:t>
+      <w:t>2026-05-22</w:t>
       <w:br/>
       <w:br/>
     </w:r>

--- a/klagomål/A 21543-2026 FSC-klagomål.docx
+++ b/klagomål/A 21543-2026 FSC-klagomål.docx
@@ -921,7 +921,7 @@
     <w:r>
       <w:tab/>
       <w:tab/>
-      <w:t>2026-05-22</w:t>
+      <w:t>2026-05-23</w:t>
       <w:br/>
       <w:br/>
     </w:r>

--- a/klagomål/A 21543-2026 FSC-klagomål.docx
+++ b/klagomål/A 21543-2026 FSC-klagomål.docx
@@ -921,7 +921,7 @@
     <w:r>
       <w:tab/>
       <w:tab/>
-      <w:t>2026-05-23</w:t>
+      <w:t>2026-05-24</w:t>
       <w:br/>
       <w:br/>
     </w:r>

--- a/klagomål/A 21543-2026 FSC-klagomål.docx
+++ b/klagomål/A 21543-2026 FSC-klagomål.docx
@@ -921,7 +921,7 @@
     <w:r>
       <w:tab/>
       <w:tab/>
-      <w:t>2026-05-24</w:t>
+      <w:t>2026-05-25</w:t>
       <w:br/>
       <w:br/>
     </w:r>

--- a/klagomål/A 21543-2026 FSC-klagomål.docx
+++ b/klagomål/A 21543-2026 FSC-klagomål.docx
@@ -921,7 +921,7 @@
     <w:r>
       <w:tab/>
       <w:tab/>
-      <w:t>2026-05-25</w:t>
+      <w:t>2026-05-26</w:t>
       <w:br/>
       <w:br/>
     </w:r>

--- a/klagomål/A 21543-2026 FSC-klagomål.docx
+++ b/klagomål/A 21543-2026 FSC-klagomål.docx
@@ -921,7 +921,7 @@
     <w:r>
       <w:tab/>
       <w:tab/>
-      <w:t>2026-05-26</w:t>
+      <w:t>2026-05-27</w:t>
       <w:br/>
       <w:br/>
     </w:r>

--- a/klagomål/A 21543-2026 FSC-klagomål.docx
+++ b/klagomål/A 21543-2026 FSC-klagomål.docx
@@ -921,7 +921,7 @@
     <w:r>
       <w:tab/>
       <w:tab/>
-      <w:t>2026-05-27</w:t>
+      <w:t>2026-05-28</w:t>
       <w:br/>
       <w:br/>
     </w:r>

--- a/klagomål/A 21543-2026 FSC-klagomål.docx
+++ b/klagomål/A 21543-2026 FSC-klagomål.docx
@@ -921,7 +921,7 @@
     <w:r>
       <w:tab/>
       <w:tab/>
-      <w:t>2026-05-28</w:t>
+      <w:t>2026-05-29</w:t>
       <w:br/>
       <w:br/>
     </w:r>

--- a/klagomål/A 21543-2026 FSC-klagomål.docx
+++ b/klagomål/A 21543-2026 FSC-klagomål.docx
@@ -921,7 +921,7 @@
     <w:r>
       <w:tab/>
       <w:tab/>
-      <w:t>2026-05-29</w:t>
+      <w:t>2026-05-30</w:t>
       <w:br/>
       <w:br/>
     </w:r>

--- a/klagomål/A 21543-2026 FSC-klagomål.docx
+++ b/klagomål/A 21543-2026 FSC-klagomål.docx
@@ -921,7 +921,7 @@
     <w:r>
       <w:tab/>
       <w:tab/>
-      <w:t>2026-05-30</w:t>
+      <w:t>2026-05-31</w:t>
       <w:br/>
       <w:br/>
     </w:r>

--- a/klagomål/A 21543-2026 FSC-klagomål.docx
+++ b/klagomål/A 21543-2026 FSC-klagomål.docx
@@ -921,7 +921,7 @@
     <w:r>
       <w:tab/>
       <w:tab/>
-      <w:t>2026-05-31</w:t>
+      <w:t>2026-06-01</w:t>
       <w:br/>
       <w:br/>
     </w:r>

--- a/klagomål/A 21543-2026 FSC-klagomål.docx
+++ b/klagomål/A 21543-2026 FSC-klagomål.docx
@@ -1109,7 +1109,7 @@
     <w:r>
       <w:tab/>
       <w:tab/>
-      <w:t>2026-06-15</w:t>
+      <w:t>2026-06-16</w:t>
       <w:br/>
       <w:br/>
     </w:r>

--- a/klagomål/A 21543-2026 FSC-klagomål.docx
+++ b/klagomål/A 21543-2026 FSC-klagomål.docx
@@ -1109,7 +1109,7 @@
     <w:r>
       <w:tab/>
       <w:tab/>
-      <w:t>2026-06-16</w:t>
+      <w:t>2026-06-17</w:t>
       <w:br/>
       <w:br/>
     </w:r>

--- a/klagomål/A 21543-2026 FSC-klagomål.docx
+++ b/klagomål/A 21543-2026 FSC-klagomål.docx
@@ -1,6 +1,6 @@
 
 <file path=word/document.xml><?xml version="1.0" encoding="utf-8"?>
-<w:document xmlns:wpc="http://schemas.microsoft.com/office/word/2010/wordprocessingCanvas" xmlns:cx="http://schemas.microsoft.com/office/drawing/2014/chartex" xmlns:cx1="http://schemas.microsoft.com/office/drawing/2015/9/8/chartex" xmlns:cx2="http://schemas.microsoft.com/office/drawing/2015/10/21/chartex" xmlns:cx3="http://schemas.microsoft.com/office/drawing/2016/5/9/chartex" xmlns:cx4="http://schemas.microsoft.com/office/drawing/2016/5/10/chartex" xmlns:cx5="http://schemas.microsoft.com/office/drawing/2016/5/11/chartex" xmlns:cx6="http://schemas.microsoft.com/office/drawing/2016/5/12/chartex" xmlns:cx7="http://schemas.microsoft.com/office/drawing/2016/5/13/chartex" xmlns:cx8="http://schemas.microsoft.com/office/drawing/2016/5/14/chartex" xmlns:mc="http://schemas.openxmlformats.org/markup-compatibility/2006" xmlns:aink="http://schemas.microsoft.com/office/drawing/2016/ink" xmlns:am3d="http://schemas.microsoft.com/office/drawing/2017/model3d" xmlns:o="urn:schemas-microsoft-com:office:office" xmlns:oel="http://schemas.microsoft.com/office/2019/extlst" xmlns:r="http://schemas.openxmlformats.org/officeDocument/2006/relationships" xmlns:m="http://schemas.openxmlformats.org/officeDocument/2006/math" xmlns:v="urn:schemas-microsoft-com:vml" xmlns:wp14="http://schemas.microsoft.com/office/word/2010/wordprocessingDrawing" xmlns:wp="http://schemas.openxmlformats.org/drawingml/2006/wordprocessingDrawing" xmlns:w10="urn:schemas-microsoft-com:office:word" xmlns:w="http://schemas.openxmlformats.org/wordprocessingml/2006/main" xmlns:w14="http://schemas.microsoft.com/office/word/2010/wordml" xmlns:w15="http://schemas.microsoft.com/office/word/2012/wordml" xmlns:w16cex="http://schemas.microsoft.com/office/word/2018/wordml/cex" xmlns:w16cid="http://schemas.microsoft.com/office/word/2016/wordml/cid" xmlns:w16="http://schemas.microsoft.com/office/word/2018/wordml" xmlns:w16sdtdh="http://schemas.microsoft.com/office/word/2020/wordml/sdtdatahash" xmlns:w16se="http://schemas.microsoft.com/office/word/2015/wordml/symex" xmlns:wpg="http://schemas.microsoft.com/office/word/2010/wordprocessingGroup" xmlns:wpi="http://schemas.microsoft.com/office/word/2010/wordprocessingInk" xmlns:wne="http://schemas.microsoft.com/office/word/2006/wordml" xmlns:wps="http://schemas.microsoft.com/office/word/2010/wordprocessingShape" mc:Ignorable="w14 w15 w16se w16cid w16 w16cex w16sdtdh wp14">
+<w:document xmlns:wpc="http://schemas.microsoft.com/office/word/2010/wordprocessingCanvas" xmlns:cx="http://schemas.microsoft.com/office/drawing/2014/chartex" xmlns:cx1="http://schemas.microsoft.com/office/drawing/2015/9/8/chartex" xmlns:cx2="http://schemas.microsoft.com/office/drawing/2015/10/21/chartex" xmlns:cx3="http://schemas.microsoft.com/office/drawing/2016/5/9/chartex" xmlns:cx4="http://schemas.microsoft.com/office/drawing/2016/5/10/chartex" xmlns:cx5="http://schemas.microsoft.com/office/drawing/2016/5/11/chartex" xmlns:cx6="http://schemas.microsoft.com/office/drawing/2016/5/12/chartex" xmlns:cx7="http://schemas.microsoft.com/office/drawing/2016/5/13/chartex" xmlns:cx8="http://schemas.microsoft.com/office/drawing/2016/5/14/chartex" xmlns:mc="http://schemas.openxmlformats.org/markup-compatibility/2006" xmlns:aink="http://schemas.microsoft.com/office/drawing/2016/ink" xmlns:am3d="http://schemas.microsoft.com/office/drawing/2017/model3d" xmlns:o="urn:schemas-microsoft-com:office:office" xmlns:oel="http://schemas.microsoft.com/office/2019/extlst" xmlns:r="http://schemas.openxmlformats.org/officeDocument/2006/relationships" xmlns:m="http://schemas.openxmlformats.org/officeDocument/2006/math" xmlns:v="urn:schemas-microsoft-com:vml" xmlns:wp14="http://schemas.microsoft.com/office/word/2010/wordprocessingDrawing" xmlns:wp="http://schemas.openxmlformats.org/drawingml/2006/wordprocessingDrawing" xmlns:w10="urn:schemas-microsoft-com:office:word" xmlns:w="http://schemas.openxmlformats.org/wordprocessingml/2006/main" xmlns:w14="http://schemas.microsoft.com/office/word/2010/wordml" xmlns:w15="http://schemas.microsoft.com/office/word/2012/wordml" xmlns:w16cex="http://schemas.microsoft.com/office/word/2018/wordml/cex" xmlns:w16cid="http://schemas.microsoft.com/office/word/2016/wordml/cid" xmlns:w16="http://schemas.microsoft.com/office/word/2018/wordml" xmlns:w16du="http://schemas.microsoft.com/office/word/2023/wordml/word16du" xmlns:w16sdtdh="http://schemas.microsoft.com/office/word/2020/wordml/sdtdatahash" xmlns:w16sdtfl="http://schemas.microsoft.com/office/word/2024/wordml/sdtformatlock" xmlns:w16se="http://schemas.microsoft.com/office/word/2015/wordml/symex" xmlns:wpg="http://schemas.microsoft.com/office/word/2010/wordprocessingGroup" xmlns:wpi="http://schemas.microsoft.com/office/word/2010/wordprocessingInk" xmlns:wne="http://schemas.microsoft.com/office/word/2006/wordml" xmlns:wps="http://schemas.microsoft.com/office/word/2010/wordprocessingShape" mc:Ignorable="w14 w15 w16se w16cid w16 w16cex w16sdtdh w16sdtfl w16du wp14">
   <w:body>
     <w:p>
       <w:r>
@@ -168,7 +168,7 @@
     </w:p>
     <w:p>
       <w:r>
-        <w:t>Detta dokument behandlar höga naturvärden i avverkningsanmälan A 21543-2026 i Mönsterås kommun. Denna avverkningsanmälan inkom 2026-05-06 15:29:37 och omfattar 3,1 ha.</w:t>
+        <w:t>Detta dokument behandlar höga naturvärden i avverkningsanmälan A 21543-2026 i Mönsterås kommun som inkom 2026-05-06 och omfattar 3,1 ha.</w:t>
       </w:r>
     </w:p>
     <w:p>
@@ -191,12 +191,15 @@
     </w:p>
     <w:p>
       <w:r>
-        <w:t>I avverkningsanmälan har följande 12 naturvårdsarter hittats: spillkråka (NT, §4), talltita (NT, §4), ullticka (NT), vedtrappmossa (NT), blåmossa (S), bronshjon (S), kornknutmossa (S), stor revmossa (S), västlig hakmossa (S), vågbandad barkbock (S), kungsfågel (§4) och revlummer (§9). Av dessa är 4 rödlistade. För rödlistade arter har rödlistekategorin angivits inom parentes. Arter som är signalarter enligt Skogsstyrelsen har markerats med (S). För fridlysta arter anges även paragrafen i Artskyddsförordningen som arten är fridlyst enligt.</w:t>
+        <w:t>I och inom 25 meter från avverkningsanmälan har följande 14 naturvårdsarter hittats: talltita (NT, §4), ullticka (NT, T), vedtrappmossa (NT, T), blodticka (S, T), blåmossa (S, T), bronshjon (S, T), kornknutmossa (S, T), stor revmossa (S), vedticka (S, T), västlig hakmossa (S), vågbandad barkbock (S), spillkråka (T, §4), kungsfågel (§4) och revlummer (§9). Av dessa är 3 rödlistade. För rödlistade arter har rödlistekategorin angivits inom parentes. Arter som är signalarter enligt Skogsstyrelsen har markerats med (S). Typiska arter inom Natura 2000 som är kopplade till skogsekosystem har markerats med (T). För fridlysta arter anges även paragrafen i Artskyddsförordningen som arten är fridlyst enligt.</w:t>
       </w:r>
     </w:p>
     <w:p>
       <w:r>
-        <w:t>De påträffade naturvårdsarterna är ett tydligt kvitto på att detta rör sig om en skog med höga naturvärden. I Figur 1 visas en karta över det avverkningsanmälda området, där samtliga fyndplatser för naturvårdsarter som finns registrerade på Artportalen har markerats.</w:t>
+        <w:t>De påträffade naturvårdsarterna är ett tydligt kvitto på att det rör sig om en skog med höga naturvärden.</w:t>
+      </w:r>
+      <w:r>
+        <w:t xml:space="preserve"> I Figur 1 visas fyndplatser för naturvårdsarter i området, som finns registrerade på Artportalen.</w:t>
       </w:r>
     </w:p>
     <w:p>
@@ -206,7 +209,7 @@
       <w:r>
         <w:drawing>
           <wp:inline xmlns:a="http://schemas.openxmlformats.org/drawingml/2006/main" xmlns:pic="http://schemas.openxmlformats.org/drawingml/2006/picture">
-            <wp:extent cx="5486400" cy="4662056"/>
+            <wp:extent cx="5486400" cy="4579869"/>
             <wp:docPr id="1" name="Picture 1"/>
             <wp:cNvGraphicFramePr>
               <a:graphicFrameLocks noChangeAspect="1"/>
@@ -227,7 +230,7 @@
                   <pic:spPr>
                     <a:xfrm>
                       <a:off x="0" y="0"/>
-                      <a:ext cx="5486400" cy="4662056"/>
+                      <a:ext cx="5486400" cy="4579869"/>
                     </a:xfrm>
                     <a:prstGeom prst="rect"/>
                   </pic:spPr>
@@ -241,9 +244,110 @@
     <w:p>
       <w:pPr>
         <w:pStyle w:val="Caption"/>
+        <w:spacing w:after="240"/>
       </w:pPr>
       <w:r>
-        <w:t>Figur 1. Fyndplatser för naturvårdsarter i det avverkningsanmälda området (röd linje). Markörer utan svart kant är placerade på fyndplatsen. Markörer med svart kant är placerade vid sidan av fyndplatsen och har ett svart streck som visar fyndplatsens exakta position. Kartans mittpunktskoordinat är N 6338825, E 575748 i SWEREF 99 TM.</w:t>
+        <w:t>Figur 1. Fyndplatser för naturvårdsarter i och inom 25 meter från avverkningsanmälan (röd linje). Markörer utan svart kant är placerade på fyndplatsen. Markörer med svart kant är placerade vid sidan av fyndplatsen och har ett svart streck som visar fyndplatsens exakta position. Kartans mittpunktskoordinat är N 6338825, E 575748 i SWEREF 99 TM.</w:t>
+      </w:r>
+    </w:p>
+    <w:p>
+      <w:pPr>
+        <w:pStyle w:val="Heading2"/>
+      </w:pPr>
+      <w:r>
+        <w:t>Fridlysta arter</w:t>
+      </w:r>
+    </w:p>
+    <w:p>
+      <w:r>
+        <w:t>Följande fridlysta arter har sina livsmiljöer och växtplatser i den avverkningsanmälda skogen: talltita (NT, §4), spillkråka (T, §4), kungsfågel (§4) och revlummer (§9).</w:t>
+      </w:r>
+    </w:p>
+    <w:p>
+      <w:r>
+        <w:t xml:space="preserve">Observera att medlemsländerna är skyldiga att agera i enlighet med EU:s fågeldirektiv där det uttryckligen står att direktivet gäller för fåglar samt för deras ägg, bon och </w:t>
+      </w:r>
+      <w:r>
+        <w:rPr>
+          <w:b/>
+        </w:rPr>
+        <w:t xml:space="preserve">livsmiljöer </w:t>
+      </w:r>
+      <w:r>
+        <w:t>(artikel 1). Vidare att de åtgärder som vidtas inte får leda till en försämring av den nuvarande situationen beträffande bevarandet av de fågelarter som avses i artikel 1 (artikel 13). Fågeldirektivet är styrande för tillsynsansvariga myndigheters ärendehantering, ställningstaganden och beslutsfattande.</w:t>
+      </w:r>
+    </w:p>
+    <w:p>
+      <w:r>
+        <w:rPr>
+          <w:b/>
+        </w:rPr>
+        <w:t>Spillkråka (§4)</w:t>
+      </w:r>
+      <w:r>
+        <w:t xml:space="preserve"> omfattas av bilaga 1 i EU:s fågeldirektiv och är typisk art för </w:t>
+      </w:r>
+      <w:r>
+        <w:rPr>
+          <w:i/>
+        </w:rPr>
+        <w:t xml:space="preserve">9010 Taiga </w:t>
+      </w:r>
+      <w:r>
+        <w:t>och</w:t>
+      </w:r>
+      <w:r>
+        <w:rPr>
+          <w:i/>
+        </w:rPr>
+        <w:t xml:space="preserve"> 9740 Skogsbevuxen myr</w:t>
+      </w:r>
+      <w:r>
+        <w:t>. Den behöver grova träd, främst tall, asp och bok som boträd. Skogsbruk med korta omloppstider och täta, homogena ungskogar utgör det största hotet. Spillkråka är en nyckelart i skogliga miljöer vars övergivna bohål utnyttjas av flera andra hålhäckande fågelarter och fladdermöss, däribland pärluggla (EN, §4), knipa (§4), salskrake (§4) och skogsduva (§4). Hökuggla (VU, §4) och slaguggla (§4) häckar ofta i högstubbar som brutits av i höjd med ett gammalt spillkråkebo (SLU Artdatabanken, 2026; Skogsstyrelsen, 2016).</w:t>
+      </w:r>
+    </w:p>
+    <w:p>
+      <w:r>
+        <w:rPr>
+          <w:b/>
+        </w:rPr>
+        <w:t>Talltita (NT, §4)</w:t>
+      </w:r>
+      <w:r>
+        <w:t>, rödlistad som nära hotad och prioriterad art i Skogsvårdslagen, har häckningsrevir i anmälan. Arten har minskat kraftigt de senaste 30 åren och minskningstakten innevarande 10-årsperiod beräknas till 20 (10–30) %. Talltitan är synnerligen trogen sitt cirka 15 hektar stora revir och är beroende av flerskiktade olikåldriga skogar för att kunna föda upp sina ungar. Talltitan försvinner om dess livsmiljö kalavverkas (Eggers &amp; Low, 2014; Ekman, 1979; Griesser et al, 2007; Klein, 2020; Siffczyk et al, 2003; SLU Artdatabanken, 2021).</w:t>
+      </w:r>
+    </w:p>
+    <w:p>
+      <w:r>
+        <w:t>I BILAGA 1 finns mer detaljerad information om ekologi samt krav på livsmiljö hos fridlysta arter.</w:t>
+      </w:r>
+    </w:p>
+    <w:p>
+      <w:pPr>
+        <w:pStyle w:val="Heading2"/>
+      </w:pPr>
+      <w:r>
+        <w:t>Övriga naturvårdsarter</w:t>
+      </w:r>
+    </w:p>
+    <w:p>
+      <w:r>
+        <w:rPr>
+          <w:b/>
+        </w:rPr>
+        <w:t xml:space="preserve">Blodticka </w:t>
+      </w:r>
+      <w:r>
+        <w:t xml:space="preserve">är i norra Sverige främst knuten till grova granlågor i urskogsartad barrskog, men förekommer ibland även på klenare granar i anslutning till bäckar och sumpskogar. Den är en bra indikator på granskogar med höga naturvärden och oftast förekommer den tillsammans med ett stort antal ovanliga och rödlistade arter. I södra Sverige växer den framför allt på tall och har då ett lägre signalvärde. Blodticka är typisk art för </w:t>
+      </w:r>
+      <w:r>
+        <w:rPr>
+          <w:i/>
+        </w:rPr>
+        <w:t>9030 Landhöjningsskog</w:t>
+      </w:r>
+      <w:r>
+        <w:t xml:space="preserve"> (SLU Artdatabanken, 2025; Nitare &amp; Skogsstyrelsen, 2019).</w:t>
       </w:r>
     </w:p>
     <w:p>
@@ -378,6 +482,26 @@
       </w:r>
       <w:r>
         <w:t xml:space="preserve"> (SLU Artdatabanken, 2026; Nitare &amp; Skogsstyrelsen, 2019; Miettinen &amp; Niemelä, 2018).</w:t>
+      </w:r>
+    </w:p>
+    <w:p>
+      <w:r>
+        <w:rPr>
+          <w:b/>
+        </w:rPr>
+        <w:t xml:space="preserve">Vedticka </w:t>
+      </w:r>
+      <w:r>
+        <w:t xml:space="preserve">är en bra signalart söder om den naturliga norrlandsgränsen. Den är huvudsakligen knuten till äldre barrskogar där det föreligger långvarig kontinuitet av död barrved. Vedticka är typisk art för </w:t>
+      </w:r>
+      <w:r>
+        <w:rPr>
+          <w:i/>
+        </w:rPr>
+        <w:t xml:space="preserve">9010 Taiga </w:t>
+      </w:r>
+      <w:r>
+        <w:t>(Nitare &amp; Skogsstyrelsen, 2019; SLU Artdatabanken, 2025).</w:t>
       </w:r>
     </w:p>
     <w:p>
@@ -416,78 +540,6 @@
         <w:pStyle w:val="Heading1"/>
       </w:pPr>
       <w:r>
-        <w:t>Fridlysta arter</w:t>
-      </w:r>
-    </w:p>
-    <w:p>
-      <w:r>
-        <w:t>Följande fridlysta arter har sina livsmiljöer och växtplatser i den avverkningsanmälda skogen: spillkråka (NT, §4), talltita (NT, §4), kungsfågel (§4) och revlummer (§9).</w:t>
-      </w:r>
-    </w:p>
-    <w:p>
-      <w:r>
-        <w:t xml:space="preserve">Observera att medlemsländerna är skyldiga att agera i enlighet med EU:s fågeldirektiv där det uttryckligen står att direktivet gäller för fåglar samt för deras ägg, bon och </w:t>
-      </w:r>
-      <w:r>
-        <w:rPr>
-          <w:b/>
-        </w:rPr>
-        <w:t xml:space="preserve">livsmiljöer </w:t>
-      </w:r>
-      <w:r>
-        <w:t>(artikel 1). Vidare att de åtgärder som vidtas inte får leda till en försämring av den nuvarande situationen beträffande bevarandet av de fågelarter som avses i artikel 1 (artikel 13). Fågeldirektivet är styrande för tillsynsansvariga myndigheters ärendehantering, ställningstaganden och beslutsfattande.</w:t>
-      </w:r>
-    </w:p>
-    <w:p>
-      <w:r>
-        <w:rPr>
-          <w:b/>
-        </w:rPr>
-        <w:t>Spillkråka (§4)</w:t>
-      </w:r>
-      <w:r>
-        <w:t xml:space="preserve"> omfattas av bilaga 1 i EU:s fågeldirektiv och är typisk art för </w:t>
-      </w:r>
-      <w:r>
-        <w:rPr>
-          <w:i/>
-        </w:rPr>
-        <w:t xml:space="preserve">9010 Taiga </w:t>
-      </w:r>
-      <w:r>
-        <w:t>och</w:t>
-      </w:r>
-      <w:r>
-        <w:rPr>
-          <w:i/>
-        </w:rPr>
-        <w:t xml:space="preserve"> 9740 Skogsbevuxen myr</w:t>
-      </w:r>
-      <w:r>
-        <w:t>. Den behöver grova träd, främst tall, asp och bok som boträd. Skogsbruk med korta omloppstider och täta, homogena ungskogar utgör det största hotet. Spillkråka är en nyckelart i skogliga miljöer vars övergivna bohål utnyttjas av flera andra hålhäckande fågelarter och fladdermöss, däribland pärluggla (EN, §4), knipa (§4), salskrake (§4) och skogsduva (§4). Hökuggla (VU, §4) och slaguggla (§4) häckar ofta i högstubbar som brutits av i höjd med ett gammalt spillkråkebo (SLU Artdatabanken, 2026; Skogsstyrelsen, 2016).</w:t>
-      </w:r>
-    </w:p>
-    <w:p>
-      <w:r>
-        <w:rPr>
-          <w:b/>
-        </w:rPr>
-        <w:t>Talltita (NT, §4)</w:t>
-      </w:r>
-      <w:r>
-        <w:t>, rödlistad som nära hotad och prioriterad art i Skogsvårdslagen, har häckningsrevir i anmälan. Arten har minskat kraftigt de senaste 30 åren och minskningstakten innevarande 10-årsperiod beräknas till 20 (10–30) %. Talltitan är synnerligen trogen sitt cirka 15 hektar stora revir och är beroende av flerskiktade olikåldriga skogar för att kunna föda upp sina ungar. Talltitan försvinner om dess livsmiljö kalavverkas (Eggers &amp; Low, 2014; Ekman, 1979; Griesser et al, 2007; Klein, 2020; Siffczyk et al, 2003; SLU Artdatabanken, 2021).</w:t>
-      </w:r>
-    </w:p>
-    <w:p>
-      <w:r>
-        <w:t>I BILAGA 1 finns mer detaljerad information om ekologi samt krav på livsmiljö hos fridlysta arter.</w:t>
-      </w:r>
-    </w:p>
-    <w:p>
-      <w:pPr>
-        <w:pStyle w:val="Heading1"/>
-      </w:pPr>
-      <w:r>
         <w:t>Certifiering</w:t>
       </w:r>
     </w:p>
@@ -589,7 +641,7 @@
         <w:rPr>
           <w:i/>
         </w:rPr>
-        <w:t>I det avverkningsanmälda skogsområdet har 12 naturvårdsarter varav 4 rödlistade arter sina livsmiljöer och växtplatser.</w:t>
+        <w:t>I det avverkningsanmälda skogsområdet har 14 naturvårdsarter varav 3 rödlistade arter sina livsmiljöer och växtplatser.</w:t>
       </w:r>
     </w:p>
     <w:p>
@@ -999,7 +1051,7 @@
 </file>
 
 <file path=word/endnotes.xml><?xml version="1.0" encoding="utf-8"?>
-<w:endnotes xmlns:wpc="http://schemas.microsoft.com/office/word/2010/wordprocessingCanvas" xmlns:cx="http://schemas.microsoft.com/office/drawing/2014/chartex" xmlns:cx1="http://schemas.microsoft.com/office/drawing/2015/9/8/chartex" xmlns:cx2="http://schemas.microsoft.com/office/drawing/2015/10/21/chartex" xmlns:cx3="http://schemas.microsoft.com/office/drawing/2016/5/9/chartex" xmlns:cx4="http://schemas.microsoft.com/office/drawing/2016/5/10/chartex" xmlns:cx5="http://schemas.microsoft.com/office/drawing/2016/5/11/chartex" xmlns:cx6="http://schemas.microsoft.com/office/drawing/2016/5/12/chartex" xmlns:cx7="http://schemas.microsoft.com/office/drawing/2016/5/13/chartex" xmlns:cx8="http://schemas.microsoft.com/office/drawing/2016/5/14/chartex" xmlns:mc="http://schemas.openxmlformats.org/markup-compatibility/2006" xmlns:aink="http://schemas.microsoft.com/office/drawing/2016/ink" xmlns:am3d="http://schemas.microsoft.com/office/drawing/2017/model3d" xmlns:o="urn:schemas-microsoft-com:office:office" xmlns:oel="http://schemas.microsoft.com/office/2019/extlst" xmlns:r="http://schemas.openxmlformats.org/officeDocument/2006/relationships" xmlns:m="http://schemas.openxmlformats.org/officeDocument/2006/math" xmlns:v="urn:schemas-microsoft-com:vml" xmlns:wp14="http://schemas.microsoft.com/office/word/2010/wordprocessingDrawing" xmlns:wp="http://schemas.openxmlformats.org/drawingml/2006/wordprocessingDrawing" xmlns:w10="urn:schemas-microsoft-com:office:word" xmlns:w="http://schemas.openxmlformats.org/wordprocessingml/2006/main" xmlns:w14="http://schemas.microsoft.com/office/word/2010/wordml" xmlns:w15="http://schemas.microsoft.com/office/word/2012/wordml" xmlns:w16cex="http://schemas.microsoft.com/office/word/2018/wordml/cex" xmlns:w16cid="http://schemas.microsoft.com/office/word/2016/wordml/cid" xmlns:w16="http://schemas.microsoft.com/office/word/2018/wordml" xmlns:w16sdtdh="http://schemas.microsoft.com/office/word/2020/wordml/sdtdatahash" xmlns:w16se="http://schemas.microsoft.com/office/word/2015/wordml/symex" xmlns:wpg="http://schemas.microsoft.com/office/word/2010/wordprocessingGroup" xmlns:wpi="http://schemas.microsoft.com/office/word/2010/wordprocessingInk" xmlns:wne="http://schemas.microsoft.com/office/word/2006/wordml" xmlns:wps="http://schemas.microsoft.com/office/word/2010/wordprocessingShape" mc:Ignorable="w14 w15 w16se w16cid w16 w16cex w16sdtdh wp14">
+<w:endnotes xmlns:wpc="http://schemas.microsoft.com/office/word/2010/wordprocessingCanvas" xmlns:cx="http://schemas.microsoft.com/office/drawing/2014/chartex" xmlns:cx1="http://schemas.microsoft.com/office/drawing/2015/9/8/chartex" xmlns:cx2="http://schemas.microsoft.com/office/drawing/2015/10/21/chartex" xmlns:cx3="http://schemas.microsoft.com/office/drawing/2016/5/9/chartex" xmlns:cx4="http://schemas.microsoft.com/office/drawing/2016/5/10/chartex" xmlns:cx5="http://schemas.microsoft.com/office/drawing/2016/5/11/chartex" xmlns:cx6="http://schemas.microsoft.com/office/drawing/2016/5/12/chartex" xmlns:cx7="http://schemas.microsoft.com/office/drawing/2016/5/13/chartex" xmlns:cx8="http://schemas.microsoft.com/office/drawing/2016/5/14/chartex" xmlns:mc="http://schemas.openxmlformats.org/markup-compatibility/2006" xmlns:aink="http://schemas.microsoft.com/office/drawing/2016/ink" xmlns:am3d="http://schemas.microsoft.com/office/drawing/2017/model3d" xmlns:o="urn:schemas-microsoft-com:office:office" xmlns:oel="http://schemas.microsoft.com/office/2019/extlst" xmlns:r="http://schemas.openxmlformats.org/officeDocument/2006/relationships" xmlns:m="http://schemas.openxmlformats.org/officeDocument/2006/math" xmlns:v="urn:schemas-microsoft-com:vml" xmlns:wp14="http://schemas.microsoft.com/office/word/2010/wordprocessingDrawing" xmlns:wp="http://schemas.openxmlformats.org/drawingml/2006/wordprocessingDrawing" xmlns:w10="urn:schemas-microsoft-com:office:word" xmlns:w="http://schemas.openxmlformats.org/wordprocessingml/2006/main" xmlns:w14="http://schemas.microsoft.com/office/word/2010/wordml" xmlns:w15="http://schemas.microsoft.com/office/word/2012/wordml" xmlns:w16cex="http://schemas.microsoft.com/office/word/2018/wordml/cex" xmlns:w16cid="http://schemas.microsoft.com/office/word/2016/wordml/cid" xmlns:w16="http://schemas.microsoft.com/office/word/2018/wordml" xmlns:w16du="http://schemas.microsoft.com/office/word/2023/wordml/word16du" xmlns:w16sdtdh="http://schemas.microsoft.com/office/word/2020/wordml/sdtdatahash" xmlns:w16sdtfl="http://schemas.microsoft.com/office/word/2024/wordml/sdtformatlock" xmlns:w16se="http://schemas.microsoft.com/office/word/2015/wordml/symex" xmlns:wpg="http://schemas.microsoft.com/office/word/2010/wordprocessingGroup" xmlns:wpi="http://schemas.microsoft.com/office/word/2010/wordprocessingInk" xmlns:wne="http://schemas.microsoft.com/office/word/2006/wordml" xmlns:wps="http://schemas.microsoft.com/office/word/2010/wordprocessingShape" mc:Ignorable="w14 w15 w16se w16cid w16 w16cex w16sdtdh w16sdtfl w16du wp14">
   <w:endnote w:type="separator" w:id="-1">
     <w:p>
       <w:pPr>
@@ -1024,7 +1076,7 @@
 </file>
 
 <file path=word/footer1.xml><?xml version="1.0" encoding="utf-8"?>
-<w:ftr xmlns:wpc="http://schemas.microsoft.com/office/word/2010/wordprocessingCanvas" xmlns:cx="http://schemas.microsoft.com/office/drawing/2014/chartex" xmlns:cx1="http://schemas.microsoft.com/office/drawing/2015/9/8/chartex" xmlns:cx2="http://schemas.microsoft.com/office/drawing/2015/10/21/chartex" xmlns:cx3="http://schemas.microsoft.com/office/drawing/2016/5/9/chartex" xmlns:cx4="http://schemas.microsoft.com/office/drawing/2016/5/10/chartex" xmlns:cx5="http://schemas.microsoft.com/office/drawing/2016/5/11/chartex" xmlns:cx6="http://schemas.microsoft.com/office/drawing/2016/5/12/chartex" xmlns:cx7="http://schemas.microsoft.com/office/drawing/2016/5/13/chartex" xmlns:cx8="http://schemas.microsoft.com/office/drawing/2016/5/14/chartex" xmlns:mc="http://schemas.openxmlformats.org/markup-compatibility/2006" xmlns:aink="http://schemas.microsoft.com/office/drawing/2016/ink" xmlns:am3d="http://schemas.microsoft.com/office/drawing/2017/model3d" xmlns:o="urn:schemas-microsoft-com:office:office" xmlns:oel="http://schemas.microsoft.com/office/2019/extlst" xmlns:r="http://schemas.openxmlformats.org/officeDocument/2006/relationships" xmlns:m="http://schemas.openxmlformats.org/officeDocument/2006/math" xmlns:v="urn:schemas-microsoft-com:vml" xmlns:wp14="http://schemas.microsoft.com/office/word/2010/wordprocessingDrawing" xmlns:wp="http://schemas.openxmlformats.org/drawingml/2006/wordprocessingDrawing" xmlns:w10="urn:schemas-microsoft-com:office:word" xmlns:w="http://schemas.openxmlformats.org/wordprocessingml/2006/main" xmlns:w14="http://schemas.microsoft.com/office/word/2010/wordml" xmlns:w15="http://schemas.microsoft.com/office/word/2012/wordml" xmlns:w16cex="http://schemas.microsoft.com/office/word/2018/wordml/cex" xmlns:w16cid="http://schemas.microsoft.com/office/word/2016/wordml/cid" xmlns:w16="http://schemas.microsoft.com/office/word/2018/wordml" xmlns:w16sdtdh="http://schemas.microsoft.com/office/word/2020/wordml/sdtdatahash" xmlns:w16se="http://schemas.microsoft.com/office/word/2015/wordml/symex" xmlns:wpg="http://schemas.microsoft.com/office/word/2010/wordprocessingGroup" xmlns:wpi="http://schemas.microsoft.com/office/word/2010/wordprocessingInk" xmlns:wne="http://schemas.microsoft.com/office/word/2006/wordml" xmlns:wps="http://schemas.microsoft.com/office/word/2010/wordprocessingShape" mc:Ignorable="w14 w15 w16se w16cid w16 w16cex w16sdtdh wp14">
+<w:ftr xmlns:wpc="http://schemas.microsoft.com/office/word/2010/wordprocessingCanvas" xmlns:cx="http://schemas.microsoft.com/office/drawing/2014/chartex" xmlns:cx1="http://schemas.microsoft.com/office/drawing/2015/9/8/chartex" xmlns:cx2="http://schemas.microsoft.com/office/drawing/2015/10/21/chartex" xmlns:cx3="http://schemas.microsoft.com/office/drawing/2016/5/9/chartex" xmlns:cx4="http://schemas.microsoft.com/office/drawing/2016/5/10/chartex" xmlns:cx5="http://schemas.microsoft.com/office/drawing/2016/5/11/chartex" xmlns:cx6="http://schemas.microsoft.com/office/drawing/2016/5/12/chartex" xmlns:cx7="http://schemas.microsoft.com/office/drawing/2016/5/13/chartex" xmlns:cx8="http://schemas.microsoft.com/office/drawing/2016/5/14/chartex" xmlns:mc="http://schemas.openxmlformats.org/markup-compatibility/2006" xmlns:aink="http://schemas.microsoft.com/office/drawing/2016/ink" xmlns:am3d="http://schemas.microsoft.com/office/drawing/2017/model3d" xmlns:o="urn:schemas-microsoft-com:office:office" xmlns:oel="http://schemas.microsoft.com/office/2019/extlst" xmlns:r="http://schemas.openxmlformats.org/officeDocument/2006/relationships" xmlns:m="http://schemas.openxmlformats.org/officeDocument/2006/math" xmlns:v="urn:schemas-microsoft-com:vml" xmlns:wp14="http://schemas.microsoft.com/office/word/2010/wordprocessingDrawing" xmlns:wp="http://schemas.openxmlformats.org/drawingml/2006/wordprocessingDrawing" xmlns:w10="urn:schemas-microsoft-com:office:word" xmlns:w="http://schemas.openxmlformats.org/wordprocessingml/2006/main" xmlns:w14="http://schemas.microsoft.com/office/word/2010/wordml" xmlns:w15="http://schemas.microsoft.com/office/word/2012/wordml" xmlns:w16cex="http://schemas.microsoft.com/office/word/2018/wordml/cex" xmlns:w16cid="http://schemas.microsoft.com/office/word/2016/wordml/cid" xmlns:w16="http://schemas.microsoft.com/office/word/2018/wordml" xmlns:w16du="http://schemas.microsoft.com/office/word/2023/wordml/word16du" xmlns:w16sdtdh="http://schemas.microsoft.com/office/word/2020/wordml/sdtdatahash" xmlns:w16sdtfl="http://schemas.microsoft.com/office/word/2024/wordml/sdtformatlock" xmlns:w16se="http://schemas.microsoft.com/office/word/2015/wordml/symex" xmlns:wpg="http://schemas.microsoft.com/office/word/2010/wordprocessingGroup" xmlns:wpi="http://schemas.microsoft.com/office/word/2010/wordprocessingInk" xmlns:wne="http://schemas.microsoft.com/office/word/2006/wordml" xmlns:wps="http://schemas.microsoft.com/office/word/2010/wordprocessingShape" mc:Ignorable="w14 w15 w16se w16cid w16 w16cex w16sdtdh w16sdtfl w16du wp14">
   <w:p>
     <w:pPr>
       <w:pStyle w:val="Footer"/>
@@ -1034,7 +1086,7 @@
 </file>
 
 <file path=word/footer2.xml><?xml version="1.0" encoding="utf-8"?>
-<w:ftr xmlns:wpc="http://schemas.microsoft.com/office/word/2010/wordprocessingCanvas" xmlns:cx="http://schemas.microsoft.com/office/drawing/2014/chartex" xmlns:cx1="http://schemas.microsoft.com/office/drawing/2015/9/8/chartex" xmlns:cx2="http://schemas.microsoft.com/office/drawing/2015/10/21/chartex" xmlns:cx3="http://schemas.microsoft.com/office/drawing/2016/5/9/chartex" xmlns:cx4="http://schemas.microsoft.com/office/drawing/2016/5/10/chartex" xmlns:cx5="http://schemas.microsoft.com/office/drawing/2016/5/11/chartex" xmlns:cx6="http://schemas.microsoft.com/office/drawing/2016/5/12/chartex" xmlns:cx7="http://schemas.microsoft.com/office/drawing/2016/5/13/chartex" xmlns:cx8="http://schemas.microsoft.com/office/drawing/2016/5/14/chartex" xmlns:mc="http://schemas.openxmlformats.org/markup-compatibility/2006" xmlns:aink="http://schemas.microsoft.com/office/drawing/2016/ink" xmlns:am3d="http://schemas.microsoft.com/office/drawing/2017/model3d" xmlns:o="urn:schemas-microsoft-com:office:office" xmlns:oel="http://schemas.microsoft.com/office/2019/extlst" xmlns:r="http://schemas.openxmlformats.org/officeDocument/2006/relationships" xmlns:m="http://schemas.openxmlformats.org/officeDocument/2006/math" xmlns:v="urn:schemas-microsoft-com:vml" xmlns:wp14="http://schemas.microsoft.com/office/word/2010/wordprocessingDrawing" xmlns:wp="http://schemas.openxmlformats.org/drawingml/2006/wordprocessingDrawing" xmlns:w10="urn:schemas-microsoft-com:office:word" xmlns:w="http://schemas.openxmlformats.org/wordprocessingml/2006/main" xmlns:w14="http://schemas.microsoft.com/office/word/2010/wordml" xmlns:w15="http://schemas.microsoft.com/office/word/2012/wordml" xmlns:w16cex="http://schemas.microsoft.com/office/word/2018/wordml/cex" xmlns:w16cid="http://schemas.microsoft.com/office/word/2016/wordml/cid" xmlns:w16="http://schemas.microsoft.com/office/word/2018/wordml" xmlns:w16sdtdh="http://schemas.microsoft.com/office/word/2020/wordml/sdtdatahash" xmlns:w16se="http://schemas.microsoft.com/office/word/2015/wordml/symex" xmlns:wpg="http://schemas.microsoft.com/office/word/2010/wordprocessingGroup" xmlns:wpi="http://schemas.microsoft.com/office/word/2010/wordprocessingInk" xmlns:wne="http://schemas.microsoft.com/office/word/2006/wordml" xmlns:wps="http://schemas.microsoft.com/office/word/2010/wordprocessingShape" mc:Ignorable="w14 w15 w16se w16cid w16 w16cex w16sdtdh wp14">
+<w:ftr xmlns:wpc="http://schemas.microsoft.com/office/word/2010/wordprocessingCanvas" xmlns:cx="http://schemas.microsoft.com/office/drawing/2014/chartex" xmlns:cx1="http://schemas.microsoft.com/office/drawing/2015/9/8/chartex" xmlns:cx2="http://schemas.microsoft.com/office/drawing/2015/10/21/chartex" xmlns:cx3="http://schemas.microsoft.com/office/drawing/2016/5/9/chartex" xmlns:cx4="http://schemas.microsoft.com/office/drawing/2016/5/10/chartex" xmlns:cx5="http://schemas.microsoft.com/office/drawing/2016/5/11/chartex" xmlns:cx6="http://schemas.microsoft.com/office/drawing/2016/5/12/chartex" xmlns:cx7="http://schemas.microsoft.com/office/drawing/2016/5/13/chartex" xmlns:cx8="http://schemas.microsoft.com/office/drawing/2016/5/14/chartex" xmlns:mc="http://schemas.openxmlformats.org/markup-compatibility/2006" xmlns:aink="http://schemas.microsoft.com/office/drawing/2016/ink" xmlns:am3d="http://schemas.microsoft.com/office/drawing/2017/model3d" xmlns:o="urn:schemas-microsoft-com:office:office" xmlns:oel="http://schemas.microsoft.com/office/2019/extlst" xmlns:r="http://schemas.openxmlformats.org/officeDocument/2006/relationships" xmlns:m="http://schemas.openxmlformats.org/officeDocument/2006/math" xmlns:v="urn:schemas-microsoft-com:vml" xmlns:wp14="http://schemas.microsoft.com/office/word/2010/wordprocessingDrawing" xmlns:wp="http://schemas.openxmlformats.org/drawingml/2006/wordprocessingDrawing" xmlns:w10="urn:schemas-microsoft-com:office:word" xmlns:w="http://schemas.openxmlformats.org/wordprocessingml/2006/main" xmlns:w14="http://schemas.microsoft.com/office/word/2010/wordml" xmlns:w15="http://schemas.microsoft.com/office/word/2012/wordml" xmlns:w16cex="http://schemas.microsoft.com/office/word/2018/wordml/cex" xmlns:w16cid="http://schemas.microsoft.com/office/word/2016/wordml/cid" xmlns:w16="http://schemas.microsoft.com/office/word/2018/wordml" xmlns:w16du="http://schemas.microsoft.com/office/word/2023/wordml/word16du" xmlns:w16sdtdh="http://schemas.microsoft.com/office/word/2020/wordml/sdtdatahash" xmlns:w16sdtfl="http://schemas.microsoft.com/office/word/2024/wordml/sdtformatlock" xmlns:w16se="http://schemas.microsoft.com/office/word/2015/wordml/symex" xmlns:wpg="http://schemas.microsoft.com/office/word/2010/wordprocessingGroup" xmlns:wpi="http://schemas.microsoft.com/office/word/2010/wordprocessingInk" xmlns:wne="http://schemas.microsoft.com/office/word/2006/wordml" xmlns:wps="http://schemas.microsoft.com/office/word/2010/wordprocessingShape" mc:Ignorable="w14 w15 w16se w16cid w16 w16cex w16sdtdh w16sdtfl w16du wp14">
   <w:p>
     <w:pPr>
       <w:pStyle w:val="Footer"/>
@@ -1044,7 +1096,7 @@
 </file>
 
 <file path=word/footer3.xml><?xml version="1.0" encoding="utf-8"?>
-<w:ftr xmlns:wpc="http://schemas.microsoft.com/office/word/2010/wordprocessingCanvas" xmlns:cx="http://schemas.microsoft.com/office/drawing/2014/chartex" xmlns:cx1="http://schemas.microsoft.com/office/drawing/2015/9/8/chartex" xmlns:cx2="http://schemas.microsoft.com/office/drawing/2015/10/21/chartex" xmlns:cx3="http://schemas.microsoft.com/office/drawing/2016/5/9/chartex" xmlns:cx4="http://schemas.microsoft.com/office/drawing/2016/5/10/chartex" xmlns:cx5="http://schemas.microsoft.com/office/drawing/2016/5/11/chartex" xmlns:cx6="http://schemas.microsoft.com/office/drawing/2016/5/12/chartex" xmlns:cx7="http://schemas.microsoft.com/office/drawing/2016/5/13/chartex" xmlns:cx8="http://schemas.microsoft.com/office/drawing/2016/5/14/chartex" xmlns:mc="http://schemas.openxmlformats.org/markup-compatibility/2006" xmlns:aink="http://schemas.microsoft.com/office/drawing/2016/ink" xmlns:am3d="http://schemas.microsoft.com/office/drawing/2017/model3d" xmlns:o="urn:schemas-microsoft-com:office:office" xmlns:oel="http://schemas.microsoft.com/office/2019/extlst" xmlns:r="http://schemas.openxmlformats.org/officeDocument/2006/relationships" xmlns:m="http://schemas.openxmlformats.org/officeDocument/2006/math" xmlns:v="urn:schemas-microsoft-com:vml" xmlns:wp14="http://schemas.microsoft.com/office/word/2010/wordprocessingDrawing" xmlns:wp="http://schemas.openxmlformats.org/drawingml/2006/wordprocessingDrawing" xmlns:w10="urn:schemas-microsoft-com:office:word" xmlns:w="http://schemas.openxmlformats.org/wordprocessingml/2006/main" xmlns:w14="http://schemas.microsoft.com/office/word/2010/wordml" xmlns:w15="http://schemas.microsoft.com/office/word/2012/wordml" xmlns:w16cex="http://schemas.microsoft.com/office/word/2018/wordml/cex" xmlns:w16cid="http://schemas.microsoft.com/office/word/2016/wordml/cid" xmlns:w16="http://schemas.microsoft.com/office/word/2018/wordml" xmlns:w16sdtdh="http://schemas.microsoft.com/office/word/2020/wordml/sdtdatahash" xmlns:w16se="http://schemas.microsoft.com/office/word/2015/wordml/symex" xmlns:wpg="http://schemas.microsoft.com/office/word/2010/wordprocessingGroup" xmlns:wpi="http://schemas.microsoft.com/office/word/2010/wordprocessingInk" xmlns:wne="http://schemas.microsoft.com/office/word/2006/wordml" xmlns:wps="http://schemas.microsoft.com/office/word/2010/wordprocessingShape" mc:Ignorable="w14 w15 w16se w16cid w16 w16cex w16sdtdh wp14">
+<w:ftr xmlns:wpc="http://schemas.microsoft.com/office/word/2010/wordprocessingCanvas" xmlns:cx="http://schemas.microsoft.com/office/drawing/2014/chartex" xmlns:cx1="http://schemas.microsoft.com/office/drawing/2015/9/8/chartex" xmlns:cx2="http://schemas.microsoft.com/office/drawing/2015/10/21/chartex" xmlns:cx3="http://schemas.microsoft.com/office/drawing/2016/5/9/chartex" xmlns:cx4="http://schemas.microsoft.com/office/drawing/2016/5/10/chartex" xmlns:cx5="http://schemas.microsoft.com/office/drawing/2016/5/11/chartex" xmlns:cx6="http://schemas.microsoft.com/office/drawing/2016/5/12/chartex" xmlns:cx7="http://schemas.microsoft.com/office/drawing/2016/5/13/chartex" xmlns:cx8="http://schemas.microsoft.com/office/drawing/2016/5/14/chartex" xmlns:mc="http://schemas.openxmlformats.org/markup-compatibility/2006" xmlns:aink="http://schemas.microsoft.com/office/drawing/2016/ink" xmlns:am3d="http://schemas.microsoft.com/office/drawing/2017/model3d" xmlns:o="urn:schemas-microsoft-com:office:office" xmlns:oel="http://schemas.microsoft.com/office/2019/extlst" xmlns:r="http://schemas.openxmlformats.org/officeDocument/2006/relationships" xmlns:m="http://schemas.openxmlformats.org/officeDocument/2006/math" xmlns:v="urn:schemas-microsoft-com:vml" xmlns:wp14="http://schemas.microsoft.com/office/word/2010/wordprocessingDrawing" xmlns:wp="http://schemas.openxmlformats.org/drawingml/2006/wordprocessingDrawing" xmlns:w10="urn:schemas-microsoft-com:office:word" xmlns:w="http://schemas.openxmlformats.org/wordprocessingml/2006/main" xmlns:w14="http://schemas.microsoft.com/office/word/2010/wordml" xmlns:w15="http://schemas.microsoft.com/office/word/2012/wordml" xmlns:w16cex="http://schemas.microsoft.com/office/word/2018/wordml/cex" xmlns:w16cid="http://schemas.microsoft.com/office/word/2016/wordml/cid" xmlns:w16="http://schemas.microsoft.com/office/word/2018/wordml" xmlns:w16du="http://schemas.microsoft.com/office/word/2023/wordml/word16du" xmlns:w16sdtdh="http://schemas.microsoft.com/office/word/2020/wordml/sdtdatahash" xmlns:w16sdtfl="http://schemas.microsoft.com/office/word/2024/wordml/sdtformatlock" xmlns:w16se="http://schemas.microsoft.com/office/word/2015/wordml/symex" xmlns:wpg="http://schemas.microsoft.com/office/word/2010/wordprocessingGroup" xmlns:wpi="http://schemas.microsoft.com/office/word/2010/wordprocessingInk" xmlns:wne="http://schemas.microsoft.com/office/word/2006/wordml" xmlns:wps="http://schemas.microsoft.com/office/word/2010/wordprocessingShape" mc:Ignorable="w14 w15 w16se w16cid w16 w16cex w16sdtdh w16sdtfl w16du wp14">
   <w:p>
     <w:pPr>
       <w:pStyle w:val="Footer"/>
@@ -1054,7 +1106,7 @@
 </file>
 
 <file path=word/footnotes.xml><?xml version="1.0" encoding="utf-8"?>
-<w:footnotes xmlns:wpc="http://schemas.microsoft.com/office/word/2010/wordprocessingCanvas" xmlns:cx="http://schemas.microsoft.com/office/drawing/2014/chartex" xmlns:cx1="http://schemas.microsoft.com/office/drawing/2015/9/8/chartex" xmlns:cx2="http://schemas.microsoft.com/office/drawing/2015/10/21/chartex" xmlns:cx3="http://schemas.microsoft.com/office/drawing/2016/5/9/chartex" xmlns:cx4="http://schemas.microsoft.com/office/drawing/2016/5/10/chartex" xmlns:cx5="http://schemas.microsoft.com/office/drawing/2016/5/11/chartex" xmlns:cx6="http://schemas.microsoft.com/office/drawing/2016/5/12/chartex" xmlns:cx7="http://schemas.microsoft.com/office/drawing/2016/5/13/chartex" xmlns:cx8="http://schemas.microsoft.com/office/drawing/2016/5/14/chartex" xmlns:mc="http://schemas.openxmlformats.org/markup-compatibility/2006" xmlns:aink="http://schemas.microsoft.com/office/drawing/2016/ink" xmlns:am3d="http://schemas.microsoft.com/office/drawing/2017/model3d" xmlns:o="urn:schemas-microsoft-com:office:office" xmlns:oel="http://schemas.microsoft.com/office/2019/extlst" xmlns:r="http://schemas.openxmlformats.org/officeDocument/2006/relationships" xmlns:m="http://schemas.openxmlformats.org/officeDocument/2006/math" xmlns:v="urn:schemas-microsoft-com:vml" xmlns:wp14="http://schemas.microsoft.com/office/word/2010/wordprocessingDrawing" xmlns:wp="http://schemas.openxmlformats.org/drawingml/2006/wordprocessingDrawing" xmlns:w10="urn:schemas-microsoft-com:office:word" xmlns:w="http://schemas.openxmlformats.org/wordprocessingml/2006/main" xmlns:w14="http://schemas.microsoft.com/office/word/2010/wordml" xmlns:w15="http://schemas.microsoft.com/office/word/2012/wordml" xmlns:w16cex="http://schemas.microsoft.com/office/word/2018/wordml/cex" xmlns:w16cid="http://schemas.microsoft.com/office/word/2016/wordml/cid" xmlns:w16="http://schemas.microsoft.com/office/word/2018/wordml" xmlns:w16sdtdh="http://schemas.microsoft.com/office/word/2020/wordml/sdtdatahash" xmlns:w16se="http://schemas.microsoft.com/office/word/2015/wordml/symex" xmlns:wpg="http://schemas.microsoft.com/office/word/2010/wordprocessingGroup" xmlns:wpi="http://schemas.microsoft.com/office/word/2010/wordprocessingInk" xmlns:wne="http://schemas.microsoft.com/office/word/2006/wordml" xmlns:wps="http://schemas.microsoft.com/office/word/2010/wordprocessingShape" mc:Ignorable="w14 w15 w16se w16cid w16 w16cex w16sdtdh wp14">
+<w:footnotes xmlns:wpc="http://schemas.microsoft.com/office/word/2010/wordprocessingCanvas" xmlns:cx="http://schemas.microsoft.com/office/drawing/2014/chartex" xmlns:cx1="http://schemas.microsoft.com/office/drawing/2015/9/8/chartex" xmlns:cx2="http://schemas.microsoft.com/office/drawing/2015/10/21/chartex" xmlns:cx3="http://schemas.microsoft.com/office/drawing/2016/5/9/chartex" xmlns:cx4="http://schemas.microsoft.com/office/drawing/2016/5/10/chartex" xmlns:cx5="http://schemas.microsoft.com/office/drawing/2016/5/11/chartex" xmlns:cx6="http://schemas.microsoft.com/office/drawing/2016/5/12/chartex" xmlns:cx7="http://schemas.microsoft.com/office/drawing/2016/5/13/chartex" xmlns:cx8="http://schemas.microsoft.com/office/drawing/2016/5/14/chartex" xmlns:mc="http://schemas.openxmlformats.org/markup-compatibility/2006" xmlns:aink="http://schemas.microsoft.com/office/drawing/2016/ink" xmlns:am3d="http://schemas.microsoft.com/office/drawing/2017/model3d" xmlns:o="urn:schemas-microsoft-com:office:office" xmlns:oel="http://schemas.microsoft.com/office/2019/extlst" xmlns:r="http://schemas.openxmlformats.org/officeDocument/2006/relationships" xmlns:m="http://schemas.openxmlformats.org/officeDocument/2006/math" xmlns:v="urn:schemas-microsoft-com:vml" xmlns:wp14="http://schemas.microsoft.com/office/word/2010/wordprocessingDrawing" xmlns:wp="http://schemas.openxmlformats.org/drawingml/2006/wordprocessingDrawing" xmlns:w10="urn:schemas-microsoft-com:office:word" xmlns:w="http://schemas.openxmlformats.org/wordprocessingml/2006/main" xmlns:w14="http://schemas.microsoft.com/office/word/2010/wordml" xmlns:w15="http://schemas.microsoft.com/office/word/2012/wordml" xmlns:w16cex="http://schemas.microsoft.com/office/word/2018/wordml/cex" xmlns:w16cid="http://schemas.microsoft.com/office/word/2016/wordml/cid" xmlns:w16="http://schemas.microsoft.com/office/word/2018/wordml" xmlns:w16du="http://schemas.microsoft.com/office/word/2023/wordml/word16du" xmlns:w16sdtdh="http://schemas.microsoft.com/office/word/2020/wordml/sdtdatahash" xmlns:w16sdtfl="http://schemas.microsoft.com/office/word/2024/wordml/sdtformatlock" xmlns:w16se="http://schemas.microsoft.com/office/word/2015/wordml/symex" xmlns:wpg="http://schemas.microsoft.com/office/word/2010/wordprocessingGroup" xmlns:wpi="http://schemas.microsoft.com/office/word/2010/wordprocessingInk" xmlns:wne="http://schemas.microsoft.com/office/word/2006/wordml" xmlns:wps="http://schemas.microsoft.com/office/word/2010/wordprocessingShape" mc:Ignorable="w14 w15 w16se w16cid w16 w16cex w16sdtdh w16sdtfl w16du wp14">
   <w:footnote w:type="separator" w:id="-1">
     <w:p>
       <w:pPr>
@@ -1079,7 +1131,7 @@
 </file>
 
 <file path=word/header1.xml><?xml version="1.0" encoding="utf-8"?>
-<w:hdr xmlns:wpc="http://schemas.microsoft.com/office/word/2010/wordprocessingCanvas" xmlns:cx="http://schemas.microsoft.com/office/drawing/2014/chartex" xmlns:cx1="http://schemas.microsoft.com/office/drawing/2015/9/8/chartex" xmlns:cx2="http://schemas.microsoft.com/office/drawing/2015/10/21/chartex" xmlns:cx3="http://schemas.microsoft.com/office/drawing/2016/5/9/chartex" xmlns:cx4="http://schemas.microsoft.com/office/drawing/2016/5/10/chartex" xmlns:cx5="http://schemas.microsoft.com/office/drawing/2016/5/11/chartex" xmlns:cx6="http://schemas.microsoft.com/office/drawing/2016/5/12/chartex" xmlns:cx7="http://schemas.microsoft.com/office/drawing/2016/5/13/chartex" xmlns:cx8="http://schemas.microsoft.com/office/drawing/2016/5/14/chartex" xmlns:mc="http://schemas.openxmlformats.org/markup-compatibility/2006" xmlns:aink="http://schemas.microsoft.com/office/drawing/2016/ink" xmlns:am3d="http://schemas.microsoft.com/office/drawing/2017/model3d" xmlns:o="urn:schemas-microsoft-com:office:office" xmlns:oel="http://schemas.microsoft.com/office/2019/extlst" xmlns:r="http://schemas.openxmlformats.org/officeDocument/2006/relationships" xmlns:m="http://schemas.openxmlformats.org/officeDocument/2006/math" xmlns:v="urn:schemas-microsoft-com:vml" xmlns:wp14="http://schemas.microsoft.com/office/word/2010/wordprocessingDrawing" xmlns:wp="http://schemas.openxmlformats.org/drawingml/2006/wordprocessingDrawing" xmlns:w10="urn:schemas-microsoft-com:office:word" xmlns:w="http://schemas.openxmlformats.org/wordprocessingml/2006/main" xmlns:w14="http://schemas.microsoft.com/office/word/2010/wordml" xmlns:w15="http://schemas.microsoft.com/office/word/2012/wordml" xmlns:w16cex="http://schemas.microsoft.com/office/word/2018/wordml/cex" xmlns:w16cid="http://schemas.microsoft.com/office/word/2016/wordml/cid" xmlns:w16="http://schemas.microsoft.com/office/word/2018/wordml" xmlns:w16sdtdh="http://schemas.microsoft.com/office/word/2020/wordml/sdtdatahash" xmlns:w16se="http://schemas.microsoft.com/office/word/2015/wordml/symex" xmlns:wpg="http://schemas.microsoft.com/office/word/2010/wordprocessingGroup" xmlns:wpi="http://schemas.microsoft.com/office/word/2010/wordprocessingInk" xmlns:wne="http://schemas.microsoft.com/office/word/2006/wordml" xmlns:wps="http://schemas.microsoft.com/office/word/2010/wordprocessingShape" mc:Ignorable="w14 w15 w16se w16cid w16 w16cex w16sdtdh wp14">
+<w:hdr xmlns:wpc="http://schemas.microsoft.com/office/word/2010/wordprocessingCanvas" xmlns:cx="http://schemas.microsoft.com/office/drawing/2014/chartex" xmlns:cx1="http://schemas.microsoft.com/office/drawing/2015/9/8/chartex" xmlns:cx2="http://schemas.microsoft.com/office/drawing/2015/10/21/chartex" xmlns:cx3="http://schemas.microsoft.com/office/drawing/2016/5/9/chartex" xmlns:cx4="http://schemas.microsoft.com/office/drawing/2016/5/10/chartex" xmlns:cx5="http://schemas.microsoft.com/office/drawing/2016/5/11/chartex" xmlns:cx6="http://schemas.microsoft.com/office/drawing/2016/5/12/chartex" xmlns:cx7="http://schemas.microsoft.com/office/drawing/2016/5/13/chartex" xmlns:cx8="http://schemas.microsoft.com/office/drawing/2016/5/14/chartex" xmlns:mc="http://schemas.openxmlformats.org/markup-compatibility/2006" xmlns:aink="http://schemas.microsoft.com/office/drawing/2016/ink" xmlns:am3d="http://schemas.microsoft.com/office/drawing/2017/model3d" xmlns:o="urn:schemas-microsoft-com:office:office" xmlns:oel="http://schemas.microsoft.com/office/2019/extlst" xmlns:r="http://schemas.openxmlformats.org/officeDocument/2006/relationships" xmlns:m="http://schemas.openxmlformats.org/officeDocument/2006/math" xmlns:v="urn:schemas-microsoft-com:vml" xmlns:wp14="http://schemas.microsoft.com/office/word/2010/wordprocessingDrawing" xmlns:wp="http://schemas.openxmlformats.org/drawingml/2006/wordprocessingDrawing" xmlns:w10="urn:schemas-microsoft-com:office:word" xmlns:w="http://schemas.openxmlformats.org/wordprocessingml/2006/main" xmlns:w14="http://schemas.microsoft.com/office/word/2010/wordml" xmlns:w15="http://schemas.microsoft.com/office/word/2012/wordml" xmlns:w16cex="http://schemas.microsoft.com/office/word/2018/wordml/cex" xmlns:w16cid="http://schemas.microsoft.com/office/word/2016/wordml/cid" xmlns:w16="http://schemas.microsoft.com/office/word/2018/wordml" xmlns:w16du="http://schemas.microsoft.com/office/word/2023/wordml/word16du" xmlns:w16sdtdh="http://schemas.microsoft.com/office/word/2020/wordml/sdtdatahash" xmlns:w16sdtfl="http://schemas.microsoft.com/office/word/2024/wordml/sdtformatlock" xmlns:w16se="http://schemas.microsoft.com/office/word/2015/wordml/symex" xmlns:wpg="http://schemas.microsoft.com/office/word/2010/wordprocessingGroup" xmlns:wpi="http://schemas.microsoft.com/office/word/2010/wordprocessingInk" xmlns:wne="http://schemas.microsoft.com/office/word/2006/wordml" xmlns:wps="http://schemas.microsoft.com/office/word/2010/wordprocessingShape" mc:Ignorable="w14 w15 w16se w16cid w16 w16cex w16sdtdh w16sdtfl w16du wp14">
   <w:p>
     <w:pPr>
       <w:pStyle w:val="Header"/>
@@ -1089,7 +1141,7 @@
 </file>
 
 <file path=word/header2.xml><?xml version="1.0" encoding="utf-8"?>
-<w:hdr xmlns:wpc="http://schemas.microsoft.com/office/word/2010/wordprocessingCanvas" xmlns:cx="http://schemas.microsoft.com/office/drawing/2014/chartex" xmlns:cx1="http://schemas.microsoft.com/office/drawing/2015/9/8/chartex" xmlns:cx2="http://schemas.microsoft.com/office/drawing/2015/10/21/chartex" xmlns:cx3="http://schemas.microsoft.com/office/drawing/2016/5/9/chartex" xmlns:cx4="http://schemas.microsoft.com/office/drawing/2016/5/10/chartex" xmlns:cx5="http://schemas.microsoft.com/office/drawing/2016/5/11/chartex" xmlns:cx6="http://schemas.microsoft.com/office/drawing/2016/5/12/chartex" xmlns:cx7="http://schemas.microsoft.com/office/drawing/2016/5/13/chartex" xmlns:cx8="http://schemas.microsoft.com/office/drawing/2016/5/14/chartex" xmlns:mc="http://schemas.openxmlformats.org/markup-compatibility/2006" xmlns:aink="http://schemas.microsoft.com/office/drawing/2016/ink" xmlns:am3d="http://schemas.microsoft.com/office/drawing/2017/model3d" xmlns:o="urn:schemas-microsoft-com:office:office" xmlns:oel="http://schemas.microsoft.com/office/2019/extlst" xmlns:r="http://schemas.openxmlformats.org/officeDocument/2006/relationships" xmlns:m="http://schemas.openxmlformats.org/officeDocument/2006/math" xmlns:v="urn:schemas-microsoft-com:vml" xmlns:wp14="http://schemas.microsoft.com/office/word/2010/wordprocessingDrawing" xmlns:wp="http://schemas.openxmlformats.org/drawingml/2006/wordprocessingDrawing" xmlns:w10="urn:schemas-microsoft-com:office:word" xmlns:w="http://schemas.openxmlformats.org/wordprocessingml/2006/main" xmlns:w14="http://schemas.microsoft.com/office/word/2010/wordml" xmlns:w15="http://schemas.microsoft.com/office/word/2012/wordml" xmlns:w16cex="http://schemas.microsoft.com/office/word/2018/wordml/cex" xmlns:w16cid="http://schemas.microsoft.com/office/word/2016/wordml/cid" xmlns:w16="http://schemas.microsoft.com/office/word/2018/wordml" xmlns:w16sdtdh="http://schemas.microsoft.com/office/word/2020/wordml/sdtdatahash" xmlns:w16se="http://schemas.microsoft.com/office/word/2015/wordml/symex" xmlns:wpg="http://schemas.microsoft.com/office/word/2010/wordprocessingGroup" xmlns:wpi="http://schemas.microsoft.com/office/word/2010/wordprocessingInk" xmlns:wne="http://schemas.microsoft.com/office/word/2006/wordml" xmlns:wps="http://schemas.microsoft.com/office/word/2010/wordprocessingShape" mc:Ignorable="w14 w15 w16se w16cid w16 w16cex w16sdtdh wp14">
+<w:hdr xmlns:wpc="http://schemas.microsoft.com/office/word/2010/wordprocessingCanvas" xmlns:cx="http://schemas.microsoft.com/office/drawing/2014/chartex" xmlns:cx1="http://schemas.microsoft.com/office/drawing/2015/9/8/chartex" xmlns:cx2="http://schemas.microsoft.com/office/drawing/2015/10/21/chartex" xmlns:cx3="http://schemas.microsoft.com/office/drawing/2016/5/9/chartex" xmlns:cx4="http://schemas.microsoft.com/office/drawing/2016/5/10/chartex" xmlns:cx5="http://schemas.microsoft.com/office/drawing/2016/5/11/chartex" xmlns:cx6="http://schemas.microsoft.com/office/drawing/2016/5/12/chartex" xmlns:cx7="http://schemas.microsoft.com/office/drawing/2016/5/13/chartex" xmlns:cx8="http://schemas.microsoft.com/office/drawing/2016/5/14/chartex" xmlns:mc="http://schemas.openxmlformats.org/markup-compatibility/2006" xmlns:aink="http://schemas.microsoft.com/office/drawing/2016/ink" xmlns:am3d="http://schemas.microsoft.com/office/drawing/2017/model3d" xmlns:o="urn:schemas-microsoft-com:office:office" xmlns:oel="http://schemas.microsoft.com/office/2019/extlst" xmlns:r="http://schemas.openxmlformats.org/officeDocument/2006/relationships" xmlns:m="http://schemas.openxmlformats.org/officeDocument/2006/math" xmlns:v="urn:schemas-microsoft-com:vml" xmlns:wp14="http://schemas.microsoft.com/office/word/2010/wordprocessingDrawing" xmlns:wp="http://schemas.openxmlformats.org/drawingml/2006/wordprocessingDrawing" xmlns:w10="urn:schemas-microsoft-com:office:word" xmlns:w="http://schemas.openxmlformats.org/wordprocessingml/2006/main" xmlns:w14="http://schemas.microsoft.com/office/word/2010/wordml" xmlns:w15="http://schemas.microsoft.com/office/word/2012/wordml" xmlns:w16cex="http://schemas.microsoft.com/office/word/2018/wordml/cex" xmlns:w16cid="http://schemas.microsoft.com/office/word/2016/wordml/cid" xmlns:w16="http://schemas.microsoft.com/office/word/2018/wordml" xmlns:w16du="http://schemas.microsoft.com/office/word/2023/wordml/word16du" xmlns:w16sdtdh="http://schemas.microsoft.com/office/word/2020/wordml/sdtdatahash" xmlns:w16sdtfl="http://schemas.microsoft.com/office/word/2024/wordml/sdtformatlock" xmlns:w16se="http://schemas.microsoft.com/office/word/2015/wordml/symex" xmlns:wpg="http://schemas.microsoft.com/office/word/2010/wordprocessingGroup" xmlns:wpi="http://schemas.microsoft.com/office/word/2010/wordprocessingInk" xmlns:wne="http://schemas.microsoft.com/office/word/2006/wordml" xmlns:wps="http://schemas.microsoft.com/office/word/2010/wordprocessingShape" mc:Ignorable="w14 w15 w16se w16cid w16 w16cex w16sdtdh w16sdtfl w16du wp14">
   <w:p>
     <w:pPr>
       <w:pStyle w:val="Header"/>
@@ -1100,7 +1152,7 @@
 </file>
 
 <file path=word/header3.xml><?xml version="1.0" encoding="utf-8"?>
-<w:hdr xmlns:wpc="http://schemas.microsoft.com/office/word/2010/wordprocessingCanvas" xmlns:cx="http://schemas.microsoft.com/office/drawing/2014/chartex" xmlns:cx1="http://schemas.microsoft.com/office/drawing/2015/9/8/chartex" xmlns:cx2="http://schemas.microsoft.com/office/drawing/2015/10/21/chartex" xmlns:cx3="http://schemas.microsoft.com/office/drawing/2016/5/9/chartex" xmlns:cx4="http://schemas.microsoft.com/office/drawing/2016/5/10/chartex" xmlns:cx5="http://schemas.microsoft.com/office/drawing/2016/5/11/chartex" xmlns:cx6="http://schemas.microsoft.com/office/drawing/2016/5/12/chartex" xmlns:cx7="http://schemas.microsoft.com/office/drawing/2016/5/13/chartex" xmlns:cx8="http://schemas.microsoft.com/office/drawing/2016/5/14/chartex" xmlns:mc="http://schemas.openxmlformats.org/markup-compatibility/2006" xmlns:aink="http://schemas.microsoft.com/office/drawing/2016/ink" xmlns:am3d="http://schemas.microsoft.com/office/drawing/2017/model3d" xmlns:o="urn:schemas-microsoft-com:office:office" xmlns:oel="http://schemas.microsoft.com/office/2019/extlst" xmlns:r="http://schemas.openxmlformats.org/officeDocument/2006/relationships" xmlns:m="http://schemas.openxmlformats.org/officeDocument/2006/math" xmlns:v="urn:schemas-microsoft-com:vml" xmlns:wp14="http://schemas.microsoft.com/office/word/2010/wordprocessingDrawing" xmlns:wp="http://schemas.openxmlformats.org/drawingml/2006/wordprocessingDrawing" xmlns:w10="urn:schemas-microsoft-com:office:word" xmlns:w="http://schemas.openxmlformats.org/wordprocessingml/2006/main" xmlns:w14="http://schemas.microsoft.com/office/word/2010/wordml" xmlns:w15="http://schemas.microsoft.com/office/word/2012/wordml" xmlns:w16cex="http://schemas.microsoft.com/office/word/2018/wordml/cex" xmlns:w16cid="http://schemas.microsoft.com/office/word/2016/wordml/cid" xmlns:w16="http://schemas.microsoft.com/office/word/2018/wordml" xmlns:w16sdtdh="http://schemas.microsoft.com/office/word/2020/wordml/sdtdatahash" xmlns:w16se="http://schemas.microsoft.com/office/word/2015/wordml/symex" xmlns:wpg="http://schemas.microsoft.com/office/word/2010/wordprocessingGroup" xmlns:wpi="http://schemas.microsoft.com/office/word/2010/wordprocessingInk" xmlns:wne="http://schemas.microsoft.com/office/word/2006/wordml" xmlns:wps="http://schemas.microsoft.com/office/word/2010/wordprocessingShape" mc:Ignorable="w14 w15 w16se w16cid w16 w16cex w16sdtdh wp14">
+<w:hdr xmlns:wpc="http://schemas.microsoft.com/office/word/2010/wordprocessingCanvas" xmlns:cx="http://schemas.microsoft.com/office/drawing/2014/chartex" xmlns:cx1="http://schemas.microsoft.com/office/drawing/2015/9/8/chartex" xmlns:cx2="http://schemas.microsoft.com/office/drawing/2015/10/21/chartex" xmlns:cx3="http://schemas.microsoft.com/office/drawing/2016/5/9/chartex" xmlns:cx4="http://schemas.microsoft.com/office/drawing/2016/5/10/chartex" xmlns:cx5="http://schemas.microsoft.com/office/drawing/2016/5/11/chartex" xmlns:cx6="http://schemas.microsoft.com/office/drawing/2016/5/12/chartex" xmlns:cx7="http://schemas.microsoft.com/office/drawing/2016/5/13/chartex" xmlns:cx8="http://schemas.microsoft.com/office/drawing/2016/5/14/chartex" xmlns:mc="http://schemas.openxmlformats.org/markup-compatibility/2006" xmlns:aink="http://schemas.microsoft.com/office/drawing/2016/ink" xmlns:am3d="http://schemas.microsoft.com/office/drawing/2017/model3d" xmlns:o="urn:schemas-microsoft-com:office:office" xmlns:oel="http://schemas.microsoft.com/office/2019/extlst" xmlns:r="http://schemas.openxmlformats.org/officeDocument/2006/relationships" xmlns:m="http://schemas.openxmlformats.org/officeDocument/2006/math" xmlns:v="urn:schemas-microsoft-com:vml" xmlns:wp14="http://schemas.microsoft.com/office/word/2010/wordprocessingDrawing" xmlns:wp="http://schemas.openxmlformats.org/drawingml/2006/wordprocessingDrawing" xmlns:w10="urn:schemas-microsoft-com:office:word" xmlns:w="http://schemas.openxmlformats.org/wordprocessingml/2006/main" xmlns:w14="http://schemas.microsoft.com/office/word/2010/wordml" xmlns:w15="http://schemas.microsoft.com/office/word/2012/wordml" xmlns:w16cex="http://schemas.microsoft.com/office/word/2018/wordml/cex" xmlns:w16cid="http://schemas.microsoft.com/office/word/2016/wordml/cid" xmlns:w16="http://schemas.microsoft.com/office/word/2018/wordml" xmlns:w16du="http://schemas.microsoft.com/office/word/2023/wordml/word16du" xmlns:w16sdtdh="http://schemas.microsoft.com/office/word/2020/wordml/sdtdatahash" xmlns:w16sdtfl="http://schemas.microsoft.com/office/word/2024/wordml/sdtformatlock" xmlns:w16se="http://schemas.microsoft.com/office/word/2015/wordml/symex" xmlns:wpg="http://schemas.microsoft.com/office/word/2010/wordprocessingGroup" xmlns:wpi="http://schemas.microsoft.com/office/word/2010/wordprocessingInk" xmlns:wne="http://schemas.microsoft.com/office/word/2006/wordml" xmlns:wps="http://schemas.microsoft.com/office/word/2010/wordprocessingShape" mc:Ignorable="w14 w15 w16se w16cid w16 w16cex w16sdtdh w16sdtfl w16du wp14">
   <w:p>
     <w:pPr>
       <w:pStyle w:val="Header"/>
@@ -1109,7 +1161,7 @@
     <w:r>
       <w:tab/>
       <w:tab/>
-      <w:t>2026-06-17</w:t>
+      <w:t>2026-06-18</w:t>
       <w:br/>
       <w:br/>
     </w:r>
@@ -1126,7 +1178,7 @@
 </file>
 
 <file path=word/numbering.xml><?xml version="1.0" encoding="utf-8"?>
-<w:numbering xmlns:wpc="http://schemas.microsoft.com/office/word/2010/wordprocessingCanvas" xmlns:cx="http://schemas.microsoft.com/office/drawing/2014/chartex" xmlns:cx1="http://schemas.microsoft.com/office/drawing/2015/9/8/chartex" xmlns:cx2="http://schemas.microsoft.com/office/drawing/2015/10/21/chartex" xmlns:cx3="http://schemas.microsoft.com/office/drawing/2016/5/9/chartex" xmlns:cx4="http://schemas.microsoft.com/office/drawing/2016/5/10/chartex" xmlns:cx5="http://schemas.microsoft.com/office/drawing/2016/5/11/chartex" xmlns:cx6="http://schemas.microsoft.com/office/drawing/2016/5/12/chartex" xmlns:cx7="http://schemas.microsoft.com/office/drawing/2016/5/13/chartex" xmlns:cx8="http://schemas.microsoft.com/office/drawing/2016/5/14/chartex" xmlns:mc="http://schemas.openxmlformats.org/markup-compatibility/2006" xmlns:aink="http://schemas.microsoft.com/office/drawing/2016/ink" xmlns:am3d="http://schemas.microsoft.com/office/drawing/2017/model3d" xmlns:o="urn:schemas-microsoft-com:office:office" xmlns:oel="http://schemas.microsoft.com/office/2019/extlst" xmlns:r="http://schemas.openxmlformats.org/officeDocument/2006/relationships" xmlns:m="http://schemas.openxmlformats.org/officeDocument/2006/math" xmlns:v="urn:schemas-microsoft-com:vml" xmlns:wp14="http://schemas.microsoft.com/office/word/2010/wordprocessingDrawing" xmlns:wp="http://schemas.openxmlformats.org/drawingml/2006/wordprocessingDrawing" xmlns:w10="urn:schemas-microsoft-com:office:word" xmlns:w="http://schemas.openxmlformats.org/wordprocessingml/2006/main" xmlns:w14="http://schemas.microsoft.com/office/word/2010/wordml" xmlns:w15="http://schemas.microsoft.com/office/word/2012/wordml" xmlns:w16cex="http://schemas.microsoft.com/office/word/2018/wordml/cex" xmlns:w16cid="http://schemas.microsoft.com/office/word/2016/wordml/cid" xmlns:w16="http://schemas.microsoft.com/office/word/2018/wordml" xmlns:w16sdtdh="http://schemas.microsoft.com/office/word/2020/wordml/sdtdatahash" xmlns:w16se="http://schemas.microsoft.com/office/word/2015/wordml/symex" xmlns:wpg="http://schemas.microsoft.com/office/word/2010/wordprocessingGroup" xmlns:wpi="http://schemas.microsoft.com/office/word/2010/wordprocessingInk" xmlns:wne="http://schemas.microsoft.com/office/word/2006/wordml" xmlns:wps="http://schemas.microsoft.com/office/word/2010/wordprocessingShape" mc:Ignorable="w14 w15 w16se w16cid w16 w16cex w16sdtdh wp14">
+<w:numbering xmlns:wpc="http://schemas.microsoft.com/office/word/2010/wordprocessingCanvas" xmlns:cx="http://schemas.microsoft.com/office/drawing/2014/chartex" xmlns:cx1="http://schemas.microsoft.com/office/drawing/2015/9/8/chartex" xmlns:cx2="http://schemas.microsoft.com/office/drawing/2015/10/21/chartex" xmlns:cx3="http://schemas.microsoft.com/office/drawing/2016/5/9/chartex" xmlns:cx4="http://schemas.microsoft.com/office/drawing/2016/5/10/chartex" xmlns:cx5="http://schemas.microsoft.com/office/drawing/2016/5/11/chartex" xmlns:cx6="http://schemas.microsoft.com/office/drawing/2016/5/12/chartex" xmlns:cx7="http://schemas.microsoft.com/office/drawing/2016/5/13/chartex" xmlns:cx8="http://schemas.microsoft.com/office/drawing/2016/5/14/chartex" xmlns:mc="http://schemas.openxmlformats.org/markup-compatibility/2006" xmlns:aink="http://schemas.microsoft.com/office/drawing/2016/ink" xmlns:am3d="http://schemas.microsoft.com/office/drawing/2017/model3d" xmlns:o="urn:schemas-microsoft-com:office:office" xmlns:oel="http://schemas.microsoft.com/office/2019/extlst" xmlns:r="http://schemas.openxmlformats.org/officeDocument/2006/relationships" xmlns:m="http://schemas.openxmlformats.org/officeDocument/2006/math" xmlns:v="urn:schemas-microsoft-com:vml" xmlns:wp14="http://schemas.microsoft.com/office/word/2010/wordprocessingDrawing" xmlns:wp="http://schemas.openxmlformats.org/drawingml/2006/wordprocessingDrawing" xmlns:w10="urn:schemas-microsoft-com:office:word" xmlns:w="http://schemas.openxmlformats.org/wordprocessingml/2006/main" xmlns:w14="http://schemas.microsoft.com/office/word/2010/wordml" xmlns:w15="http://schemas.microsoft.com/office/word/2012/wordml" xmlns:w16cex="http://schemas.microsoft.com/office/word/2018/wordml/cex" xmlns:w16cid="http://schemas.microsoft.com/office/word/2016/wordml/cid" xmlns:w16="http://schemas.microsoft.com/office/word/2018/wordml" xmlns:w16du="http://schemas.microsoft.com/office/word/2023/wordml/word16du" xmlns:w16sdtdh="http://schemas.microsoft.com/office/word/2020/wordml/sdtdatahash" xmlns:w16sdtfl="http://schemas.microsoft.com/office/word/2024/wordml/sdtformatlock" xmlns:w16se="http://schemas.microsoft.com/office/word/2015/wordml/symex" xmlns:wpg="http://schemas.microsoft.com/office/word/2010/wordprocessingGroup" xmlns:wpi="http://schemas.microsoft.com/office/word/2010/wordprocessingInk" xmlns:wne="http://schemas.microsoft.com/office/word/2006/wordml" xmlns:wps="http://schemas.microsoft.com/office/word/2010/wordprocessingShape" mc:Ignorable="w14 w15 w16se w16cid w16 w16cex w16sdtdh w16sdtfl w16du wp14">
   <w:abstractNum w:abstractNumId="0" w15:restartNumberingAfterBreak="0">
     <w:nsid w:val="FFFFFF7C"/>
     <w:multiLevelType w:val="singleLevel"/>
@@ -1329,7 +1381,7 @@
 </file>
 
 <file path=word/styles.xml><?xml version="1.0" encoding="utf-8"?>
-<w:styles xmlns:mc="http://schemas.openxmlformats.org/markup-compatibility/2006" xmlns:r="http://schemas.openxmlformats.org/officeDocument/2006/relationships" xmlns:w="http://schemas.openxmlformats.org/wordprocessingml/2006/main" xmlns:w14="http://schemas.microsoft.com/office/word/2010/wordml" xmlns:w15="http://schemas.microsoft.com/office/word/2012/wordml" xmlns:w16cex="http://schemas.microsoft.com/office/word/2018/wordml/cex" xmlns:w16cid="http://schemas.microsoft.com/office/word/2016/wordml/cid" xmlns:w16="http://schemas.microsoft.com/office/word/2018/wordml" xmlns:w16sdtdh="http://schemas.microsoft.com/office/word/2020/wordml/sdtdatahash" xmlns:w16se="http://schemas.microsoft.com/office/word/2015/wordml/symex" mc:Ignorable="w14 w15 w16se w16cid w16 w16cex w16sdtdh">
+<w:styles xmlns:mc="http://schemas.openxmlformats.org/markup-compatibility/2006" xmlns:r="http://schemas.openxmlformats.org/officeDocument/2006/relationships" xmlns:w="http://schemas.openxmlformats.org/wordprocessingml/2006/main" xmlns:w14="http://schemas.microsoft.com/office/word/2010/wordml" xmlns:w15="http://schemas.microsoft.com/office/word/2012/wordml" xmlns:w16cex="http://schemas.microsoft.com/office/word/2018/wordml/cex" xmlns:w16cid="http://schemas.microsoft.com/office/word/2016/wordml/cid" xmlns:w16="http://schemas.microsoft.com/office/word/2018/wordml" xmlns:w16du="http://schemas.microsoft.com/office/word/2023/wordml/word16du" xmlns:w16sdtdh="http://schemas.microsoft.com/office/word/2020/wordml/sdtdatahash" xmlns:w16sdtfl="http://schemas.microsoft.com/office/word/2024/wordml/sdtformatlock" xmlns:w16se="http://schemas.microsoft.com/office/word/2015/wordml/symex" mc:Ignorable="w14 w15 w16se w16cid w16 w16cex w16sdtdh w16sdtfl w16du">
   <w:docDefaults>
     <w:rPrDefault>
       <w:rPr>
@@ -2087,7 +2139,7 @@
     <w:link w:val="TitleChar"/>
     <w:uiPriority w:val="10"/>
     <w:qFormat/>
-    <w:rsid w:val="007106C8"/>
+    <w:rsid w:val="00E854FA"/>
     <w:pPr>
       <w:spacing w:after="300" w:line="240" w:lineRule="auto"/>
       <w:contextualSpacing/>
@@ -2097,7 +2149,7 @@
       <w:rFonts w:eastAsiaTheme="majorEastAsia" w:cstheme="majorBidi"/>
       <w:spacing w:val="5"/>
       <w:kern w:val="28"/>
-      <w:sz w:val="52"/>
+      <w:sz w:val="40"/>
       <w:szCs w:val="52"/>
       <w:lang w:val="sv-SE" w:eastAsia="en-US" w:bidi="ar-SA"/>
     </w:rPr>
@@ -2107,12 +2159,12 @@
     <w:basedOn w:val="DefaultParagraphFont"/>
     <w:link w:val="Title"/>
     <w:uiPriority w:val="10"/>
-    <w:rsid w:val="007106C8"/>
+    <w:rsid w:val="00E854FA"/>
     <w:rPr>
       <w:rFonts w:ascii="Times New Roman" w:eastAsiaTheme="majorEastAsia" w:hAnsi="Times New Roman" w:cstheme="majorBidi"/>
       <w:spacing w:val="5"/>
       <w:kern w:val="28"/>
-      <w:sz w:val="52"/>
+      <w:sz w:val="40"/>
       <w:szCs w:val="52"/>
       <w:lang w:val="sv-SE" w:eastAsia="en-US" w:bidi="ar-SA"/>
     </w:rPr>

--- a/klagomål/A 21543-2026 FSC-klagomål.docx
+++ b/klagomål/A 21543-2026 FSC-klagomål.docx
@@ -1161,7 +1161,7 @@
     <w:r>
       <w:tab/>
       <w:tab/>
-      <w:t>2026-06-18</w:t>
+      <w:t>2026-06-19</w:t>
       <w:br/>
       <w:br/>
     </w:r>

--- a/klagomål/A 21543-2026 FSC-klagomål.docx
+++ b/klagomål/A 21543-2026 FSC-klagomål.docx
@@ -1161,7 +1161,7 @@
     <w:r>
       <w:tab/>
       <w:tab/>
-      <w:t>2026-06-19</w:t>
+      <w:t>2026-06-20</w:t>
       <w:br/>
       <w:br/>
     </w:r>

--- a/klagomål/A 21543-2026 FSC-klagomål.docx
+++ b/klagomål/A 21543-2026 FSC-klagomål.docx
@@ -168,38 +168,7 @@
     </w:p>
     <w:p>
       <w:r>
-        <w:t>Detta dokument behandlar höga naturvärden i avverkningsanmälan A 21543-2026 i Mönsterås kommun som inkom 2026-05-06 och omfattar 3,1 ha.</w:t>
-      </w:r>
-    </w:p>
-    <w:p>
-      <w:r>
-        <w:t>Nedan presenteras fynd av naturvårdsarter och fridlysta arter som gjorts i det avverkningsanmälda området, samt relevanta utdrag ur standarderna för FSC, Chain of Custody, Controlled Wood och PEFC. I BILAGA 1 finns artfakta om fridlysta arter.</w:t>
-      </w:r>
-    </w:p>
-    <w:p>
-      <w:r>
-        <w:t>Vi förväntar oss att ni återkommer med ett skriftligt svar på vårt klagomål och även beskriver vilka korrigerande åtgärder ni satt in för att rätta till identifierade brister i er efterlevnad av den svenska FSC standarden.</w:t>
-      </w:r>
-    </w:p>
-    <w:p>
-      <w:pPr>
-        <w:pStyle w:val="Heading1"/>
-      </w:pPr>
-      <w:r>
-        <w:t>Naturvårdsarter</w:t>
-      </w:r>
-    </w:p>
-    <w:p>
-      <w:r>
-        <w:t>I och inom 25 meter från avverkningsanmälan har följande 14 naturvårdsarter hittats: talltita (NT, §4), ullticka (NT, T), vedtrappmossa (NT, T), blodticka (S, T), blåmossa (S, T), bronshjon (S, T), kornknutmossa (S, T), stor revmossa (S), vedticka (S, T), västlig hakmossa (S), vågbandad barkbock (S), spillkråka (T, §4), kungsfågel (§4) och revlummer (§9). Av dessa är 3 rödlistade. För rödlistade arter har rödlistekategorin angivits inom parentes. Arter som är signalarter enligt Skogsstyrelsen har markerats med (S). Typiska arter inom Natura 2000 som är kopplade till skogsekosystem har markerats med (T). För fridlysta arter anges även paragrafen i Artskyddsförordningen som arten är fridlyst enligt.</w:t>
-      </w:r>
-    </w:p>
-    <w:p>
-      <w:r>
-        <w:t>De påträffade naturvårdsarterna är ett tydligt kvitto på att det rör sig om en skog med höga naturvärden.</w:t>
-      </w:r>
-      <w:r>
-        <w:t xml:space="preserve"> I Figur 1 visas fyndplatser för naturvårdsarter i området, som finns registrerade på Artportalen.</w:t>
+        <w:t>Detta klagomål behandlar höga naturvärden i avverkningsanmälan A 21543-2026 i Mönsterås kommun som inkom 2026-05-06 och omfattar 3,1 ha.</w:t>
       </w:r>
     </w:p>
     <w:p>
@@ -247,7 +216,288 @@
         <w:spacing w:after="240"/>
       </w:pPr>
       <w:r>
-        <w:t>Figur 1. Fyndplatser för naturvårdsarter i och inom 25 meter från avverkningsanmälan (röd linje). Markörer utan svart kant är placerade på fyndplatsen. Markörer med svart kant är placerade vid sidan av fyndplatsen och har ett svart streck som visar fyndplatsens exakta position. Kartans mittpunktskoordinat är N 6338825, E 575748 i SWEREF 99 TM.</w:t>
+        <w:t>Figur 1. Fyndplatser för naturvårdsarter i och inom 25 meter från avverkningsanmälan. Markörer utan svart kant är placerade på fyndplatsen. Markörer med svart kant är placerade vid sidan av fyndplatsen har ett svart streck som visar fyndplatsens exakta position. Kartans mittpunktskoordinat är N 6338825, E 575748 i SWEREF 99 TM.</w:t>
+      </w:r>
+    </w:p>
+    <w:p>
+      <w:r>
+        <w:t>I och inom 25 meter från avverkningsanmälan finns fynd av 14 naturvårdsarter, varav 3 är rödlistade, 4 är fridlysta, 8 är typiska (T) och 8 är signalarter (S): talltita (NT, §4), ullticka (NT, T), vedtrappmossa (NT, T), blodticka (S, T), blåmossa (S, T), bronshjon (S, T), kornknutmossa (S, T), stor revmossa (S), vedticka (S, T), västlig hakmossa (S), vågbandad barkbock (S), spillkråka (T, §4), kungsfågel (§4) och revlummer (§9). Se Figur 1.</w:t>
+      </w:r>
+    </w:p>
+    <w:p>
+      <w:r>
+        <w:t>Nedan presenteras relevanta utdrag ur standarderna för FSC, Chain of Custody, Controlled Wood och PEFC.</w:t>
+      </w:r>
+    </w:p>
+    <w:p>
+      <w:r>
+        <w:t>Vi förväntar oss att ni återkommer med ett skriftligt svar på vårt klagomål och även beskriver vilka korrigerande åtgärder ni satt in för att rätta till identifierade brister i er efterlevnad av den svenska FSC standarden.</w:t>
+      </w:r>
+    </w:p>
+    <w:p>
+      <w:pPr>
+        <w:pStyle w:val="Heading1"/>
+      </w:pPr>
+      <w:r>
+        <w:t>Naturvårdsarter och fridlysta arter</w:t>
+      </w:r>
+    </w:p>
+    <w:p>
+      <w:r>
+        <w:t>Nedan följer beskrivningar av de naturvårdsarter och fridlysta arter som har sina livsmiljöer och växtplatser i den avverkningsanmälda skogen. Se även ytterligare artfakta i BILAGA 1. De påträffade naturvårdsarterna är ett tydligt kvitto på att det rör sig om en skog med höga naturvärden.</w:t>
+      </w:r>
+    </w:p>
+    <w:p>
+      <w:r>
+        <w:rPr>
+          <w:b/>
+        </w:rPr>
+        <w:t>Talltita (NT, §4)</w:t>
+      </w:r>
+      <w:r>
+        <w:t>, rödlistad som nära hotad och prioriterad art i Skogsvårdslagen, har häckningsrevir i anmälan. Arten har minskat kraftigt de senaste 30 åren och minskningstakten innevarande 10-årsperiod beräknas till 20 (10–30) %. Talltitan är synnerligen trogen sitt cirka 15 hektar stora revir och är beroende av flerskiktade olikåldriga skogar för att kunna föda upp sina ungar. Talltitan försvinner om dess livsmiljö kalavverkas (Eggers &amp; Low, 2014; Ekman, 1979; Griesser et al, 2007; Klein, 2020; Siffczyk et al, 2003; SLU Artdatabanken, 2021).</w:t>
+      </w:r>
+    </w:p>
+    <w:p>
+      <w:r>
+        <w:rPr>
+          <w:b/>
+        </w:rPr>
+        <w:t>Ullticka (NT)</w:t>
+      </w:r>
+      <w:r>
+        <w:t xml:space="preserve"> är knuten till restbestånd av barrnaturskog och förekommer med ett tydligt optimum i orörda eller måttligt påverkade gamla granskogar där det föreligger viss kontinuitet av grov död ved. Ullticka är en bra signalart inom hela sitt utbredningsområde och i södra Sverige är den sällsynt och en god signalart för skyddsvärda granskogsmiljöer. Den hotas av avverkning och fragmentering av naturskog och äldre granskog med lång trädkontinuitet. På ullticka kan ibland ulltickeporing (VU) påträffas - det är en sällsynt ticka som nyligen delats upp i de tre olika arterna ulltickeporing </w:t>
+      </w:r>
+      <w:r>
+        <w:rPr>
+          <w:i/>
+        </w:rPr>
+        <w:t xml:space="preserve">Skeletocutis brevispora </w:t>
+      </w:r>
+      <w:r>
+        <w:t>(VU)</w:t>
+      </w:r>
+      <w:r>
+        <w:rPr>
+          <w:i/>
+        </w:rPr>
+        <w:t>, Skeletocutis delicata</w:t>
+      </w:r>
+      <w:r>
+        <w:t xml:space="preserve"> (VU)</w:t>
+      </w:r>
+      <w:r>
+        <w:rPr>
+          <w:i/>
+        </w:rPr>
+        <w:t xml:space="preserve"> och Skeletocutis exilis</w:t>
+      </w:r>
+      <w:r>
+        <w:t xml:space="preserve"> (NT). Ullticka är typisk art för </w:t>
+      </w:r>
+      <w:r>
+        <w:rPr>
+          <w:i/>
+        </w:rPr>
+        <w:t xml:space="preserve">9010 Taiga, 9050 Näringsrik granskog </w:t>
+      </w:r>
+      <w:r>
+        <w:t xml:space="preserve">och </w:t>
+      </w:r>
+      <w:r>
+        <w:rPr>
+          <w:i/>
+        </w:rPr>
+        <w:t>9030 Landhöjningsskog</w:t>
+      </w:r>
+      <w:r>
+        <w:t xml:space="preserve"> (SLU Artdatabanken, 2026; Nitare &amp; Skogsstyrelsen, 2019; Miettinen &amp; Niemelä, 2018).</w:t>
+      </w:r>
+    </w:p>
+    <w:p>
+      <w:r>
+        <w:rPr>
+          <w:b/>
+        </w:rPr>
+        <w:t xml:space="preserve">Vedtrappmossa (NT) </w:t>
+      </w:r>
+      <w:r>
+        <w:t xml:space="preserve">växer på död ved, främst i gammal granskog. Den förekommer knappast alls i fjällnära barrskogar utan finns i skogslandskapet nedom fjällen och framför allt i landets södra delar är den en mycket bra signalart för barrnaturskog med höga naturvärden. Skogsavverkning och brist på grov död ved i skogen är de allvarligaste hoten och den överlever inte kalhyggesbruk. Lokaler med sluten granskog, tillräckligt stora för att säkerställa ett kontinuerligt tillskott på grova lågor, bör undantas från storskaligt skogsbruk. Vedtrappmossa är typisk art för </w:t>
+      </w:r>
+      <w:r>
+        <w:rPr>
+          <w:i/>
+        </w:rPr>
+        <w:t>9010 Taiga</w:t>
+      </w:r>
+      <w:r>
+        <w:t xml:space="preserve"> (SLU Artdatabanken, 2024).</w:t>
+      </w:r>
+    </w:p>
+    <w:p>
+      <w:r>
+        <w:rPr>
+          <w:b/>
+        </w:rPr>
+        <w:t xml:space="preserve">Blodticka </w:t>
+      </w:r>
+      <w:r>
+        <w:t xml:space="preserve">är i norra Sverige främst knuten till grova granlågor i urskogsartad barrskog, men förekommer ibland även på klenare granar i anslutning till bäckar och sumpskogar. Den är en bra indikator på granskogar med höga naturvärden och oftast förekommer den tillsammans med ett stort antal ovanliga och rödlistade arter. I södra Sverige växer den framför allt på tall och har då ett lägre signalvärde. Blodticka är typisk art för </w:t>
+      </w:r>
+      <w:r>
+        <w:rPr>
+          <w:i/>
+        </w:rPr>
+        <w:t>9030 Landhöjningsskog</w:t>
+      </w:r>
+      <w:r>
+        <w:t xml:space="preserve"> (SLU Artdatabanken, 2025; Nitare &amp; Skogsstyrelsen, 2019).</w:t>
+      </w:r>
+    </w:p>
+    <w:p>
+      <w:r>
+        <w:rPr>
+          <w:b/>
+        </w:rPr>
+        <w:t xml:space="preserve">Blåmossa </w:t>
+      </w:r>
+      <w:r>
+        <w:t xml:space="preserve">har karaktäristiska kuddar som är lätta att se på långt håll. Mycket stora kuddar, större än 0,5 meter i höjd, indikerar höga naturvärden där skogen har en lång period av orördhet oh stabila miljöförhållanden. Mossan växer under gynnsamma omständigheter cirka 1 centimeter per år och stora kuddar kan därför indirekt visa att lokalen varit lämplig under en lång tid. Blåmossa är typisk art för </w:t>
+      </w:r>
+      <w:r>
+        <w:rPr>
+          <w:i/>
+        </w:rPr>
+        <w:t>9010 Taiga, 9080 Lövsumpskog</w:t>
+      </w:r>
+      <w:r>
+        <w:t xml:space="preserve"> och </w:t>
+      </w:r>
+      <w:r>
+        <w:rPr>
+          <w:i/>
+        </w:rPr>
+        <w:t>9750 Svämlövskog</w:t>
+      </w:r>
+      <w:r>
+        <w:t xml:space="preserve"> (SLU Artdatabanken, 2025; Nitare &amp; Skogsstyrelsen, 2019).</w:t>
+      </w:r>
+    </w:p>
+    <w:p>
+      <w:r>
+        <w:rPr>
+          <w:b/>
+        </w:rPr>
+        <w:t>Bronshjon</w:t>
+      </w:r>
+      <w:r>
+        <w:t xml:space="preserve"> är en skalbagge vars larvutveckling sker under grov bark på stammar av döda eller döende barrträd, främst gran, i mindre omfattning tall. Arten är knuten till äldre, naturskogslik granskog med inslag av torkande träd. Bronshjon är typisk art för </w:t>
+      </w:r>
+      <w:r>
+        <w:rPr>
+          <w:i/>
+        </w:rPr>
+        <w:t>9010 Taiga</w:t>
+      </w:r>
+      <w:r>
+        <w:t xml:space="preserve"> (SLU Artdatabanken, 2025).</w:t>
+      </w:r>
+    </w:p>
+    <w:p>
+      <w:r>
+        <w:rPr>
+          <w:b/>
+        </w:rPr>
+        <w:t>Kornknutmossa</w:t>
+      </w:r>
+      <w:r>
+        <w:t xml:space="preserve"> växer främst på grova lågor i sumpskog och myrkanter och indikerar miljöer med rik och jämn tillgång på fuktigt liggande ved. En typisk växtplats i södra Sverige är naturskogsartad gransumpskog. Samtliga skogsskötselåtgärder på eller i omedelbar närhet av lokalerna utgör ett hot. Fragmenteringen av skogslandskapet liksom minskad mängd död ved är ett långsiktigt hot mot denna art. Kornknutmossa är typisk art för </w:t>
+      </w:r>
+      <w:r>
+        <w:rPr>
+          <w:i/>
+        </w:rPr>
+        <w:t xml:space="preserve">9010 Taiga </w:t>
+      </w:r>
+      <w:r>
+        <w:t>och</w:t>
+      </w:r>
+      <w:r>
+        <w:rPr>
+          <w:i/>
+        </w:rPr>
+        <w:t xml:space="preserve"> 9740 Skogsbevuxen myr</w:t>
+      </w:r>
+      <w:r>
+        <w:t xml:space="preserve"> (SLU Artdatabanken, 2024; Nitare &amp; Skogsstyrelsen, 2019).</w:t>
+      </w:r>
+    </w:p>
+    <w:p>
+      <w:r>
+        <w:rPr>
+          <w:b/>
+        </w:rPr>
+        <w:t xml:space="preserve">Vedticka </w:t>
+      </w:r>
+      <w:r>
+        <w:t xml:space="preserve">är en bra signalart söder om den naturliga norrlandsgränsen. Den är huvudsakligen knuten till äldre barrskogar där det föreligger långvarig kontinuitet av död barrved. Vedticka är typisk art för </w:t>
+      </w:r>
+      <w:r>
+        <w:rPr>
+          <w:i/>
+        </w:rPr>
+        <w:t xml:space="preserve">9010 Taiga </w:t>
+      </w:r>
+      <w:r>
+        <w:t>(Nitare &amp; Skogsstyrelsen, 2019; SLU Artdatabanken, 2025).</w:t>
+      </w:r>
+    </w:p>
+    <w:p>
+      <w:r>
+        <w:rPr>
+          <w:b/>
+        </w:rPr>
+        <w:t xml:space="preserve">Vågbandad barkbock </w:t>
+      </w:r>
+      <w:r>
+        <w:t>är en långhorning vars larvutveckling sker under bark på nyligen döda stående barrträd, främst gran, mer undantagsvis på tall. Främst i stående träd, särskilt gamla, långsamvuxna granar med grov bark, även i grövre grenar, stubbar eller vindfällen. Arten är starkt knuten till naturskogsliknande granskogar, och gynnas av extrema torrsomrar som försvagar träden. Arten påverkas negativt av brist på kontinuitetsskog och en minskning av populationen pågår eller förväntas ske (SLU Artdatabanken, 2025).</w:t>
+      </w:r>
+    </w:p>
+    <w:p>
+      <w:r>
+        <w:rPr>
+          <w:b/>
+        </w:rPr>
+        <w:t>Spillkråka (§4)</w:t>
+      </w:r>
+      <w:r>
+        <w:t xml:space="preserve"> omfattas av bilaga 1 i EU:s fågeldirektiv och är typisk art för </w:t>
+      </w:r>
+      <w:r>
+        <w:rPr>
+          <w:i/>
+        </w:rPr>
+        <w:t xml:space="preserve">9010 Taiga </w:t>
+      </w:r>
+      <w:r>
+        <w:t>och</w:t>
+      </w:r>
+      <w:r>
+        <w:rPr>
+          <w:i/>
+        </w:rPr>
+        <w:t xml:space="preserve"> 9740 Skogsbevuxen myr</w:t>
+      </w:r>
+      <w:r>
+        <w:t>. Den behöver grova träd, främst tall, asp och bok som boträd. Skogsbruk med korta omloppstider och täta, homogena ungskogar utgör det största hotet. Spillkråka är en nyckelart i skogliga miljöer vars övergivna bohål utnyttjas av flera andra hålhäckande fågelarter och fladdermöss, däribland pärluggla (EN, §4), knipa (§4), salskrake (§4) och skogsduva (§4). Hökuggla (VU, §4) och slaguggla (§4) häckar ofta i högstubbar som brutits av i höjd med ett gammalt spillkråkebo (SLU Artdatabanken, 2026; Skogsstyrelsen, 2016).</w:t>
+      </w:r>
+    </w:p>
+    <w:p>
+      <w:pPr>
+        <w:pStyle w:val="Heading1"/>
+      </w:pPr>
+      <w:r>
+        <w:t>Certifiering</w:t>
       </w:r>
     </w:p>
     <w:p>
@@ -255,26 +505,18 @@
         <w:pStyle w:val="Heading2"/>
       </w:pPr>
       <w:r>
-        <w:t>Fridlysta arter</w:t>
+        <w:t>Ur FSC-standarden</w:t>
       </w:r>
     </w:p>
     <w:p>
-      <w:r>
-        <w:t>Följande fridlysta arter har sina livsmiljöer och växtplatser i den avverkningsanmälda skogen: talltita (NT, §4), spillkråka (T, §4), kungsfågel (§4) och revlummer (§9).</w:t>
-      </w:r>
-    </w:p>
-    <w:p>
-      <w:r>
-        <w:t xml:space="preserve">Observera att medlemsländerna är skyldiga att agera i enlighet med EU:s fågeldirektiv där det uttryckligen står att direktivet gäller för fåglar samt för deras ägg, bon och </w:t>
-      </w:r>
       <w:r>
         <w:rPr>
           <w:b/>
         </w:rPr>
-        <w:t xml:space="preserve">livsmiljöer </w:t>
-      </w:r>
-      <w:r>
-        <w:t>(artikel 1). Vidare att de åtgärder som vidtas inte får leda till en försämring av den nuvarande situationen beträffande bevarandet av de fågelarter som avses i artikel 1 (artikel 13). Fågeldirektivet är styrande för tillsynsansvariga myndigheters ärendehantering, ställningstaganden och beslutsfattande.</w:t>
+        <w:t xml:space="preserve">PRINCIP 1: LAGEFTERLEVNAD: </w:t>
+      </w:r>
+      <w:r>
+        <w:t>Certifikatsinnehavaren ska följa alla tillämpliga lagar, förordningar och nationellt ratificerade internationella avtal, konventioner och överenskommelser.</w:t>
       </w:r>
     </w:p>
     <w:p>
@@ -282,44 +524,81 @@
         <w:rPr>
           <w:b/>
         </w:rPr>
-        <w:t>Spillkråka (§4)</w:t>
-      </w:r>
-      <w:r>
-        <w:t xml:space="preserve"> omfattas av bilaga 1 i EU:s fågeldirektiv och är typisk art för </w:t>
+        <w:t xml:space="preserve">1.3.1 </w:t>
+      </w:r>
+      <w:r>
+        <w:t>Tillämpliga lagar och föreskrifter för brukandet av skogen följs.</w:t>
+      </w:r>
+    </w:p>
+    <w:p>
+      <w:pPr>
+        <w:pStyle w:val="ListBullet"/>
+      </w:pPr>
+      <w:r>
+        <w:rPr>
+          <w:b/>
+          <w:i/>
+        </w:rPr>
+        <w:t xml:space="preserve">Kommentar: </w:t>
+      </w:r>
+      <w:r>
+        <w:t>I den avverkningsanmälda skogen har fridlysta arter sina livsmiljöer och växtplatser. Att skada de fridlysta arternas livsmiljöer, växtplatser eller ekologiska funktion är inte tillåtet enligt artskyddsförordningen.</w:t>
       </w:r>
       <w:r>
         <w:rPr>
           <w:i/>
         </w:rPr>
-        <w:t xml:space="preserve">9010 Taiga </w:t>
-      </w:r>
-      <w:r>
-        <w:t>och</w:t>
+        <w:t xml:space="preserve"> EU:s medlemsländer och skogsbolag är skyldiga att agera i enlighet med EU:s fågeldirektiv där det uttryckligen står att direktivet gäller för fåglar samt för deras ägg, bon och </w:t>
+      </w:r>
+      <w:r>
+        <w:rPr>
+          <w:b/>
+          <w:i/>
+        </w:rPr>
+        <w:t xml:space="preserve">livsmiljöer </w:t>
+      </w:r>
+      <w:r>
+        <w:t>(artikel 1). Vidare att de åtgärder som vidtas inte får leda till en försämring av den nuvarande situationen beträffande bevarandet av de fågelarter som avses i artikel 1 (artikel 13).</w:t>
+      </w:r>
+    </w:p>
+    <w:p>
+      <w:r>
+        <w:rPr>
+          <w:b/>
+        </w:rPr>
+        <w:t xml:space="preserve">6.4 </w:t>
+      </w:r>
+      <w:r>
+        <w:t>Certifikatsinnehavaren ska skydda sällsynta arter och hotade arter samt deras livsmiljöer inom skogsbruksenheten. Det ska ske genom avsättningar, andra skyddade områden och genom att skapa konnektivitet och/eller genom andra direkta åtgärder som gynnar dessa arters överlevnad och livskraft. Åtgärderna ska stå i förhållande till brukandets skala, intensitet och risk, samt till sällsynta och hotade arters bevarandestatus och ekologiska krav. Certifikatsinnehavaren ska beakta den geografiska spridningen och ekologiska krav hos sällsynta och hotade arter utanför skogsbruksenhetens gränser när beslut om åtgärder inom skogsbruksenheten ska fattas.</w:t>
+      </w:r>
+    </w:p>
+    <w:p>
+      <w:r>
+        <w:rPr>
+          <w:b/>
+        </w:rPr>
+        <w:t xml:space="preserve">6.4.3 </w:t>
+      </w:r>
+      <w:r>
+        <w:t>Bevarandeåtgärder genomförs för de kända förekomster av rödlistade arter som påverkas av skogsbruk.</w:t>
+      </w:r>
+    </w:p>
+    <w:p>
+      <w:pPr>
+        <w:pStyle w:val="ListBullet"/>
+      </w:pPr>
+      <w:r>
+        <w:rPr>
+          <w:b/>
+          <w:i/>
+        </w:rPr>
+        <w:t xml:space="preserve">Kommentar: </w:t>
       </w:r>
       <w:r>
         <w:rPr>
           <w:i/>
         </w:rPr>
-        <w:t xml:space="preserve"> 9740 Skogsbevuxen myr</w:t>
-      </w:r>
-      <w:r>
-        <w:t>. Den behöver grova träd, främst tall, asp och bok som boträd. Skogsbruk med korta omloppstider och täta, homogena ungskogar utgör det största hotet. Spillkråka är en nyckelart i skogliga miljöer vars övergivna bohål utnyttjas av flera andra hålhäckande fågelarter och fladdermöss, däribland pärluggla (EN, §4), knipa (§4), salskrake (§4) och skogsduva (§4). Hökuggla (VU, §4) och slaguggla (§4) häckar ofta i högstubbar som brutits av i höjd med ett gammalt spillkråkebo (SLU Artdatabanken, 2026; Skogsstyrelsen, 2016).</w:t>
-      </w:r>
-    </w:p>
-    <w:p>
-      <w:r>
-        <w:rPr>
-          <w:b/>
-        </w:rPr>
-        <w:t>Talltita (NT, §4)</w:t>
-      </w:r>
-      <w:r>
-        <w:t>, rödlistad som nära hotad och prioriterad art i Skogsvårdslagen, har häckningsrevir i anmälan. Arten har minskat kraftigt de senaste 30 åren och minskningstakten innevarande 10-årsperiod beräknas till 20 (10–30) %. Talltitan är synnerligen trogen sitt cirka 15 hektar stora revir och är beroende av flerskiktade olikåldriga skogar för att kunna föda upp sina ungar. Talltitan försvinner om dess livsmiljö kalavverkas (Eggers &amp; Low, 2014; Ekman, 1979; Griesser et al, 2007; Klein, 2020; Siffczyk et al, 2003; SLU Artdatabanken, 2021).</w:t>
-      </w:r>
-    </w:p>
-    <w:p>
-      <w:r>
-        <w:t>I BILAGA 1 finns mer detaljerad information om ekologi samt krav på livsmiljö hos fridlysta arter.</w:t>
+        <w:t>I det avverkningsanmälda skogsområdet har 14 naturvårdsarter varav 3 rödlistade arter sina livsmiljöer och växtplatser.</w:t>
       </w:r>
     </w:p>
     <w:p>
@@ -327,7 +606,7 @@
         <w:pStyle w:val="Heading2"/>
       </w:pPr>
       <w:r>
-        <w:t>Övriga naturvårdsarter</w:t>
+        <w:t>Ur Chain of Custody Certification (FSC-STD-40-004 ver 3.0)</w:t>
       </w:r>
     </w:p>
     <w:p>
@@ -335,204 +614,144 @@
         <w:rPr>
           <w:b/>
         </w:rPr>
-        <w:t xml:space="preserve">Blodticka </w:t>
-      </w:r>
-      <w:r>
-        <w:t xml:space="preserve">är i norra Sverige främst knuten till grova granlågor i urskogsartad barrskog, men förekommer ibland även på klenare granar i anslutning till bäckar och sumpskogar. Den är en bra indikator på granskogar med höga naturvärden och oftast förekommer den tillsammans med ett stort antal ovanliga och rödlistade arter. I södra Sverige växer den framför allt på tall och har då ett lägre signalvärde. Blodticka är typisk art för </w:t>
+        <w:t xml:space="preserve">1.3 </w:t>
+      </w:r>
+      <w:r>
+        <w:t xml:space="preserve">The organization shall commit to the FSC values as defined in FSC-POL-01-004 Policy for the Association of Organizations with FSC. </w:t>
+      </w:r>
+    </w:p>
+    <w:p>
+      <w:pPr>
+        <w:pStyle w:val="Heading2"/>
+      </w:pPr>
+      <w:r>
+        <w:t>Ur FSC:s policy för associerade organisationer (FSC-POL-01-004)</w:t>
+      </w:r>
+    </w:p>
+    <w:p>
+      <w:r>
+        <w:t xml:space="preserve">Som “Chain of Custody”-certifierad organisation är skogsbolaget bunden av de fastställda reglerna i Del 1 Punkt 1 c) i Policy för organisationer associerade med FSC (FSC-POL-01-004 V2-0 EN + SVE version 2012-03-02): </w:t>
+      </w:r>
+    </w:p>
+    <w:p>
+      <w:pPr>
+        <w:pStyle w:val="ListNumber"/>
+      </w:pPr>
+      <w:r>
+        <w:t>De organisationer FSC kan acceptera association med får inte direkt eller indirekt ha några kopplingar till nedanstående, oacceptabla aktiviteter:</w:t>
+      </w:r>
+    </w:p>
+    <w:p>
+      <w:pPr>
+        <w:ind w:left="357"/>
+      </w:pPr>
+      <w:r>
+        <w:t>a) Olaglig skogsavverkning och handel med olagligt avverkat virke eller skogsprodukter</w:t>
+      </w:r>
+    </w:p>
+    <w:p>
+      <w:pPr>
+        <w:ind w:left="357"/>
+      </w:pPr>
+      <w:r>
+        <w:t>...</w:t>
+      </w:r>
+    </w:p>
+    <w:p>
+      <w:pPr>
+        <w:ind w:left="357"/>
+      </w:pPr>
+      <w:r>
+        <w:t>c) Skogsbruk som förstör höga naturvärden</w:t>
+      </w:r>
+    </w:p>
+    <w:p>
+      <w:pPr>
+        <w:ind w:left="357"/>
+      </w:pPr>
+      <w:r>
+        <w:t>d) Betydande omvandling av skog till plantager eller annan, icke skoglig, markanvändning</w:t>
+      </w:r>
+    </w:p>
+    <w:p>
+      <w:pPr>
+        <w:pStyle w:val="ListBullet"/>
+      </w:pPr>
+      <w:r>
+        <w:rPr>
+          <w:b/>
+          <w:i/>
+        </w:rPr>
+        <w:t xml:space="preserve">Kommentar: </w:t>
       </w:r>
       <w:r>
         <w:rPr>
           <w:i/>
         </w:rPr>
-        <w:t>9030 Landhöjningsskog</w:t>
-      </w:r>
-      <w:r>
-        <w:t xml:space="preserve"> (SLU Artdatabanken, 2025; Nitare &amp; Skogsstyrelsen, 2019).</w:t>
+        <w:t>Avverkning av skog med höga naturvärden samt skada på fridlysta arter strider både mot FSC Controlled Wood-standarden och FSC:s policy for associerade organisationer.</w:t>
       </w:r>
     </w:p>
     <w:p>
+      <w:pPr>
+        <w:pStyle w:val="Heading2"/>
+      </w:pPr>
+      <w:r>
+        <w:t>Ur FSC Controlled Wood (FSC-STD-40-005)</w:t>
+      </w:r>
+    </w:p>
+    <w:p>
+      <w:r>
+        <w:t>Virke som inte accepteras i FSC-märkta produkter (oacceptabelt ursprung) enligt FSC Controlled Wood (FSC-STD-40-005):</w:t>
+      </w:r>
+    </w:p>
+    <w:p>
+      <w:pPr>
+        <w:pStyle w:val="ListNumber"/>
+      </w:pPr>
+      <w:r>
+        <w:t>Illegalt avverkat virke.</w:t>
+      </w:r>
+    </w:p>
+    <w:p>
+      <w:pPr>
+        <w:pStyle w:val="ListNumber"/>
+      </w:pPr>
+      <w:r>
+        <w:t>...</w:t>
+      </w:r>
+    </w:p>
+    <w:p>
+      <w:pPr>
+        <w:pStyle w:val="ListNumber"/>
+      </w:pPr>
+      <w:r>
+        <w:t>Virke från avverkningar som hotar höga naturvärden.</w:t>
+      </w:r>
+    </w:p>
+    <w:p>
+      <w:pPr>
+        <w:pStyle w:val="ListNumber"/>
+      </w:pPr>
+      <w:r>
+        <w:t>Virke från skog som konverteras till plantager eller icke-skogligt bruk.</w:t>
+      </w:r>
+    </w:p>
+    <w:p>
+      <w:pPr>
+        <w:pStyle w:val="ListBullet"/>
+      </w:pPr>
       <w:r>
         <w:rPr>
           <w:b/>
+          <w:i/>
         </w:rPr>
-        <w:t xml:space="preserve">Blåmossa </w:t>
-      </w:r>
-      <w:r>
-        <w:t xml:space="preserve">har karaktäristiska kuddar som är lätta att se på långt håll. Mycket stora kuddar, större än 0,5 meter i höjd, indikerar höga naturvärden där skogen har en lång period av orördhet oh stabila miljöförhållanden. Mossan växer under gynnsamma omständigheter cirka 1 centimeter per år och stora kuddar kan därför indirekt visa att lokalen varit lämplig under en lång tid. Blåmossa är typisk art för </w:t>
+        <w:t xml:space="preserve">Kommentar: </w:t>
       </w:r>
       <w:r>
         <w:rPr>
           <w:i/>
         </w:rPr>
-        <w:t>9010 Taiga, 9080 Lövsumpskog</w:t>
-      </w:r>
-      <w:r>
-        <w:t xml:space="preserve"> och </w:t>
-      </w:r>
-      <w:r>
-        <w:rPr>
-          <w:i/>
-        </w:rPr>
-        <w:t>9750 Svämlövskog</w:t>
-      </w:r>
-      <w:r>
-        <w:t xml:space="preserve"> (SLU Artdatabanken, 2025; Nitare &amp; Skogsstyrelsen, 2019).</w:t>
-      </w:r>
-    </w:p>
-    <w:p>
-      <w:r>
-        <w:rPr>
-          <w:b/>
-        </w:rPr>
-        <w:t>Bronshjon</w:t>
-      </w:r>
-      <w:r>
-        <w:t xml:space="preserve"> är en skalbagge vars larvutveckling sker under grov bark på stammar av döda eller döende barrträd, främst gran, i mindre omfattning tall. Arten är knuten till äldre, naturskogslik granskog med inslag av torkande träd. Bronshjon är typisk art för </w:t>
-      </w:r>
-      <w:r>
-        <w:rPr>
-          <w:i/>
-        </w:rPr>
-        <w:t>9010 Taiga</w:t>
-      </w:r>
-      <w:r>
-        <w:t xml:space="preserve"> (SLU Artdatabanken, 2025).</w:t>
-      </w:r>
-    </w:p>
-    <w:p>
-      <w:r>
-        <w:rPr>
-          <w:b/>
-        </w:rPr>
-        <w:t>Kornknutmossa</w:t>
-      </w:r>
-      <w:r>
-        <w:t xml:space="preserve"> växer främst på grova lågor i sumpskog och myrkanter och indikerar miljöer med rik och jämn tillgång på fuktigt liggande ved. En typisk växtplats i södra Sverige är naturskogsartad gransumpskog. Samtliga skogsskötselåtgärder på eller i omedelbar närhet av lokalerna utgör ett hot. Fragmenteringen av skogslandskapet liksom minskad mängd död ved är ett långsiktigt hot mot denna art. Kornknutmossa är typisk art för </w:t>
-      </w:r>
-      <w:r>
-        <w:rPr>
-          <w:i/>
-        </w:rPr>
-        <w:t xml:space="preserve">9010 Taiga </w:t>
-      </w:r>
-      <w:r>
-        <w:t>och</w:t>
-      </w:r>
-      <w:r>
-        <w:rPr>
-          <w:i/>
-        </w:rPr>
-        <w:t xml:space="preserve"> 9740 Skogsbevuxen myr</w:t>
-      </w:r>
-      <w:r>
-        <w:t xml:space="preserve"> (SLU Artdatabanken, 2024; Nitare &amp; Skogsstyrelsen, 2019).</w:t>
-      </w:r>
-    </w:p>
-    <w:p>
-      <w:r>
-        <w:rPr>
-          <w:b/>
-        </w:rPr>
-        <w:t>Ullticka (NT)</w:t>
-      </w:r>
-      <w:r>
-        <w:t xml:space="preserve"> är knuten till restbestånd av barrnaturskog och förekommer med ett tydligt optimum i orörda eller måttligt påverkade gamla granskogar där det föreligger viss kontinuitet av grov död ved. Ullticka är en bra signalart inom hela sitt utbredningsområde och i södra Sverige är den sällsynt och en god signalart för skyddsvärda granskogsmiljöer. Den hotas av avverkning och fragmentering av naturskog och äldre granskog med lång trädkontinuitet. På ullticka kan ibland ulltickeporing (VU) påträffas - det är en sällsynt ticka som nyligen delats upp i de tre olika arterna ulltickeporing </w:t>
-      </w:r>
-      <w:r>
-        <w:rPr>
-          <w:i/>
-        </w:rPr>
-        <w:t xml:space="preserve">Skeletocutis brevispora </w:t>
-      </w:r>
-      <w:r>
-        <w:t>(VU)</w:t>
-      </w:r>
-      <w:r>
-        <w:rPr>
-          <w:i/>
-        </w:rPr>
-        <w:t>, Skeletocutis delicata</w:t>
-      </w:r>
-      <w:r>
-        <w:t xml:space="preserve"> (VU)</w:t>
-      </w:r>
-      <w:r>
-        <w:rPr>
-          <w:i/>
-        </w:rPr>
-        <w:t xml:space="preserve"> och Skeletocutis exilis</w:t>
-      </w:r>
-      <w:r>
-        <w:t xml:space="preserve"> (NT). Ullticka är typisk art för </w:t>
-      </w:r>
-      <w:r>
-        <w:rPr>
-          <w:i/>
-        </w:rPr>
-        <w:t xml:space="preserve">9010 Taiga, 9050 Näringsrik granskog </w:t>
-      </w:r>
-      <w:r>
-        <w:t xml:space="preserve">och </w:t>
-      </w:r>
-      <w:r>
-        <w:rPr>
-          <w:i/>
-        </w:rPr>
-        <w:t>9030 Landhöjningsskog</w:t>
-      </w:r>
-      <w:r>
-        <w:t xml:space="preserve"> (SLU Artdatabanken, 2026; Nitare &amp; Skogsstyrelsen, 2019; Miettinen &amp; Niemelä, 2018).</w:t>
-      </w:r>
-    </w:p>
-    <w:p>
-      <w:r>
-        <w:rPr>
-          <w:b/>
-        </w:rPr>
-        <w:t xml:space="preserve">Vedticka </w:t>
-      </w:r>
-      <w:r>
-        <w:t xml:space="preserve">är en bra signalart söder om den naturliga norrlandsgränsen. Den är huvudsakligen knuten till äldre barrskogar där det föreligger långvarig kontinuitet av död barrved. Vedticka är typisk art för </w:t>
-      </w:r>
-      <w:r>
-        <w:rPr>
-          <w:i/>
-        </w:rPr>
-        <w:t xml:space="preserve">9010 Taiga </w:t>
-      </w:r>
-      <w:r>
-        <w:t>(Nitare &amp; Skogsstyrelsen, 2019; SLU Artdatabanken, 2025).</w:t>
-      </w:r>
-    </w:p>
-    <w:p>
-      <w:r>
-        <w:rPr>
-          <w:b/>
-        </w:rPr>
-        <w:t xml:space="preserve">Vedtrappmossa (NT) </w:t>
-      </w:r>
-      <w:r>
-        <w:t xml:space="preserve">växer på död ved, främst i gammal granskog. Den förekommer knappast alls i fjällnära barrskogar utan finns i skogslandskapet nedom fjällen och framför allt i landets södra delar är den en mycket bra signalart för barrnaturskog med höga naturvärden. Skogsavverkning och brist på grov död ved i skogen är de allvarligaste hoten och den överlever inte kalhyggesbruk. Lokaler med sluten granskog, tillräckligt stora för att säkerställa ett kontinuerligt tillskott på grova lågor, bör undantas från storskaligt skogsbruk. Vedtrappmossa är typisk art för </w:t>
-      </w:r>
-      <w:r>
-        <w:rPr>
-          <w:i/>
-        </w:rPr>
-        <w:t>9010 Taiga</w:t>
-      </w:r>
-      <w:r>
-        <w:t xml:space="preserve"> (SLU Artdatabanken, 2024).</w:t>
-      </w:r>
-    </w:p>
-    <w:p>
-      <w:r>
-        <w:rPr>
-          <w:b/>
-        </w:rPr>
-        <w:t xml:space="preserve">Vågbandad barkbock </w:t>
-      </w:r>
-      <w:r>
-        <w:t>är en långhorning vars larvutveckling sker under bark på nyligen döda stående barrträd, främst gran, mer undantagsvis på tall. Främst i stående träd, särskilt gamla, långsamvuxna granar med grov bark, även i grövre grenar, stubbar eller vindfällen. Arten är starkt knuten till naturskogsliknande granskogar, och gynnas av extrema torrsomrar som försvagar träden. Arten påverkas negativt av brist på kontinuitetsskog och en minskning av populationen pågår eller förväntas ske (SLU Artdatabanken, 2025).</w:t>
+        <w:t>Avverkning av skog med höga naturvärden samt skada på fridlysta arter strider både mot FSC Controlled Wood-standarden och FSC:s policy for associerade organisationer.</w:t>
       </w:r>
     </w:p>
     <w:p>
@@ -540,7 +759,71 @@
         <w:pStyle w:val="Heading1"/>
       </w:pPr>
       <w:r>
-        <w:t>Certifiering</w:t>
+        <w:t>Ur PEFC-standarden gällande lagefterlevnad</w:t>
+      </w:r>
+    </w:p>
+    <w:p>
+      <w:r>
+        <w:t>PEFC-standarden förutsätter att tillämplig svensk lagstiftning följs. Det är utsedd tillsynsmyndighet som ansvarar för tillsyn av lagens efterlevnad. PEFC-standarden återger innehållet i vissa certifieringskritiska lag- och föreskriftskrav vilka ska ingå i granskning av PEFC-systemets efterlevnad.</w:t>
+      </w:r>
+    </w:p>
+    <w:p>
+      <w:pPr>
+        <w:pStyle w:val="ListBullet"/>
+      </w:pPr>
+      <w:r>
+        <w:rPr>
+          <w:b/>
+          <w:i/>
+        </w:rPr>
+        <w:t xml:space="preserve">Kommentar: </w:t>
+      </w:r>
+      <w:r>
+        <w:rPr>
+          <w:i/>
+        </w:rPr>
+        <w:t>I den avverkningsanmälda skogen har fridlysta arter sina livsmiljöer och växtplatser. Att skada de fridlysta arternas livsmiljöer, växtplatser eller ekologiska funktion är inte tillåtet enligt artskyddsförordningen</w:t>
+      </w:r>
+    </w:p>
+    <w:p>
+      <w:r>
+        <w:br w:type="page"/>
+      </w:r>
+    </w:p>
+    <w:p>
+      <w:pPr>
+        <w:pStyle w:val="Title"/>
+      </w:pPr>
+      <w:r>
+        <w:t>BILAGA 1 – Fridlysta arter</w:t>
+      </w:r>
+    </w:p>
+    <w:p>
+      <w:pPr>
+        <w:pStyle w:val="Heading1"/>
+      </w:pPr>
+      <w:r>
+        <w:t>Talltita – ekologi samt krav på livsmiljön</w:t>
+      </w:r>
+    </w:p>
+    <w:p>
+      <w:r>
+        <w:t>Talltita är rödlistad som NT, fridlyst och prioriterad art i Skogsvårdslagen. Den omfattas av EU:s fågeldirektiv. Arten har minskat kraftigt de senaste 30 åren och minskningstakten innevarande 10-årsperiod beräknas till 20 (10–30) % (SLU Artdatabanken, 2022).</w:t>
+      </w:r>
+    </w:p>
+    <w:p>
+      <w:r>
+        <w:t>Talltita föredrar större sammanhängande barrskogar, och finns såväl i tallskog som granskog och i lövblandad barrskog. Skogens struktur är viktig och ska helst vara flerskiktad med riklig underväxt av mindre granar, björk och andra lövträd och buskar. Tillgång på murknande högstubbar är särskilt viktig, eftersom talltitan helst själv hackar ut sitt bohål (SLU Artdatabanken, 2022).</w:t>
+      </w:r>
+    </w:p>
+    <w:p>
+      <w:r>
+        <w:t>Det finns flera studier som visar att talltita är känslig för gallring och inte överlever när dess livsmiljö kalavverkas (Eggers and Low, 2014; Griesser et al., 2007; Klein, 2020). Talltitans revir är förhållandevis stora, 10–20 hektar och arten missgynnas när skogen fragmenteras. Kalavverkning av större delar av reviret innebär att det överges (Artdatabanken, 2021).</w:t>
+      </w:r>
+    </w:p>
+    <w:p>
+      <w:r>
+        <w:t>Talltitan är synnerligen trogen sitt revir så länge paret lever och biotopen förblir intakt. Paret stannar i sitt revir året om. En förlust av ett revir har därför en stor inverkan på den lokala populationen och trakthyggesbruket anses vara orsak till den svenska populationens kraftiga minskning. Talltiteparets revirtrohet innebär att närhelst under året man observerar en adult talltita så ingår denna plats i reviret (Siffczyk et al., 2003; Ekman, 1979).</w:t>
       </w:r>
     </w:p>
     <w:p>
@@ -548,100 +831,127 @@
         <w:pStyle w:val="Heading2"/>
       </w:pPr>
       <w:r>
-        <w:t>Ur FSC-standarden</w:t>
+        <w:t>Referenser – talltita</w:t>
       </w:r>
     </w:p>
     <w:p>
       <w:r>
+        <w:t xml:space="preserve">Eggers, S., Low, M., 2014. </w:t>
+      </w:r>
+      <w:r>
         <w:rPr>
-          <w:b/>
+          <w:i/>
         </w:rPr>
-        <w:t xml:space="preserve">PRINCIP 1: LAGEFTERLEVNAD: </w:t>
-      </w:r>
-      <w:r>
-        <w:t>Certifikatsinnehavaren ska följa alla tillämpliga lagar, förordningar och nationellt ratificerade internationella avtal, konventioner och överenskommelser.</w:t>
+        <w:t xml:space="preserve">Differential demographic responses of sympatric Parids to vegetation management in boreal forest. </w:t>
+      </w:r>
+      <w:r>
+        <w:t>For. Ecol. Manage. 319, 169–175.</w:t>
       </w:r>
     </w:p>
     <w:p>
       <w:r>
+        <w:t xml:space="preserve">Ekman, J., 1979. </w:t>
+      </w:r>
+      <w:r>
         <w:rPr>
-          <w:b/>
+          <w:i/>
         </w:rPr>
-        <w:t xml:space="preserve">1.3.1 </w:t>
-      </w:r>
-      <w:r>
-        <w:t>Tillämpliga lagar och föreskrifter för brukandet av skogen följs.</w:t>
+        <w:t xml:space="preserve">Coherence, composition and territories of winter social groups of the Willow Tit Parus montanus and the Crested Tit P. cristatus. </w:t>
+      </w:r>
+      <w:r>
+        <w:t>Ornis Scandinavica, 10, pp 56–68</w:t>
+      </w:r>
+    </w:p>
+    <w:p>
+      <w:r>
+        <w:t xml:space="preserve">Griesser, M., Nystrand, M., Eggers, S., Ekman, J., 2007. </w:t>
+      </w:r>
+      <w:r>
+        <w:rPr>
+          <w:i/>
+        </w:rPr>
+        <w:t xml:space="preserve">Impact of forestry practices on fitness correlates and population productivity in an open-nesting bird species. </w:t>
+      </w:r>
+      <w:r>
+        <w:t>Conserv. Biol. 21, 767–774. https://doi.org/10.1111/j.1523- 1739.2007.00675.x</w:t>
+      </w:r>
+    </w:p>
+    <w:p>
+      <w:r>
+        <w:t xml:space="preserve">Klein, J., 2020. </w:t>
+      </w:r>
+      <w:r>
+        <w:rPr>
+          <w:i/>
+        </w:rPr>
+        <w:t xml:space="preserve">The forgotten forest – On thinning, retention, and biodiversity in the boreal forest. </w:t>
+      </w:r>
+      <w:r>
+        <w:t>Doctoral Thesis No. 2020:50</w:t>
+      </w:r>
+    </w:p>
+    <w:p>
+      <w:r>
+        <w:t xml:space="preserve">Siffczyk, C., Brotons, L., Kangas, K., Orell, M., 2003. </w:t>
+      </w:r>
+      <w:r>
+        <w:rPr>
+          <w:i/>
+        </w:rPr>
+        <w:t xml:space="preserve">Home range size of willow tits. </w:t>
+      </w:r>
+      <w:r>
+        <w:t>Oecologica, 136, 635–642 (2003)</w:t>
+      </w:r>
+    </w:p>
+    <w:p>
+      <w:r>
+        <w:t xml:space="preserve">SLU Artdatabanken, 2021. </w:t>
+      </w:r>
+      <w:r>
+        <w:rPr>
+          <w:i/>
+        </w:rPr>
+        <w:t xml:space="preserve">Artfaktablad. Naturvård – artfakta. </w:t>
+      </w:r>
+      <w:r>
+        <w:t>SLU Artdatabanken, Uppsala</w:t>
       </w:r>
     </w:p>
     <w:p>
       <w:pPr>
-        <w:pStyle w:val="ListBullet"/>
+        <w:pStyle w:val="Heading1"/>
       </w:pPr>
       <w:r>
-        <w:rPr>
-          <w:b/>
-          <w:i/>
-        </w:rPr>
-        <w:t xml:space="preserve">Kommentar: </w:t>
-      </w:r>
-      <w:r>
-        <w:t>I den avverkningsanmälda skogen har fridlysta arter sina livsmiljöer och växtplatser. Att skada de fridlysta arternas livsmiljöer, växtplatser eller ekologiska funktion är inte tillåtet enligt artskyddsförordningen.</w:t>
+        <w:t>Spillkråka – ekologi samt krav på livsmiljön</w:t>
+      </w:r>
+    </w:p>
+    <w:p>
+      <w:r>
+        <w:t xml:space="preserve">Spillkråka (§4) ingår i bilaga 1 EU:s fågeldirektiv och är typisk art för </w:t>
       </w:r>
       <w:r>
         <w:rPr>
           <w:i/>
         </w:rPr>
-        <w:t xml:space="preserve"> EU:s medlemsländer och skogsbolag är skyldiga att agera i enlighet med EU:s fågeldirektiv där det uttryckligen står att direktivet gäller för fåglar samt för deras ägg, bon och </w:t>
-      </w:r>
-      <w:r>
-        <w:rPr>
-          <w:b/>
-          <w:i/>
-        </w:rPr>
-        <w:t xml:space="preserve">livsmiljöer </w:t>
-      </w:r>
-      <w:r>
-        <w:t>(artikel 1). Vidare att de åtgärder som vidtas inte får leda till en försämring av den nuvarande situationen beträffande bevarandet av de fågelarter som avses i artikel 1 (artikel 13).</w:t>
-      </w:r>
-    </w:p>
-    <w:p>
-      <w:r>
-        <w:rPr>
-          <w:b/>
-        </w:rPr>
-        <w:t xml:space="preserve">6.4 </w:t>
-      </w:r>
-      <w:r>
-        <w:t>Certifikatsinnehavaren ska skydda sällsynta arter och hotade arter samt deras livsmiljöer inom skogsbruksenheten. Det ska ske genom avsättningar, andra skyddade områden och genom att skapa konnektivitet och/eller genom andra direkta åtgärder som gynnar dessa arters överlevnad och livskraft. Åtgärderna ska stå i förhållande till brukandets skala, intensitet och risk, samt till sällsynta och hotade arters bevarandestatus och ekologiska krav. Certifikatsinnehavaren ska beakta den geografiska spridningen och ekologiska krav hos sällsynta och hotade arter utanför skogsbruksenhetens gränser när beslut om åtgärder inom skogsbruksenheten ska fattas.</w:t>
-      </w:r>
-    </w:p>
-    <w:p>
-      <w:r>
-        <w:rPr>
-          <w:b/>
-        </w:rPr>
-        <w:t xml:space="preserve">6.4.3 </w:t>
-      </w:r>
-      <w:r>
-        <w:t>Bevarandeåtgärder genomförs för de kända förekomster av rödlistade arter som påverkas av skogsbruk.</w:t>
-      </w:r>
-    </w:p>
-    <w:p>
-      <w:pPr>
-        <w:pStyle w:val="ListBullet"/>
-      </w:pPr>
-      <w:r>
-        <w:rPr>
-          <w:b/>
-          <w:i/>
-        </w:rPr>
-        <w:t xml:space="preserve">Kommentar: </w:t>
+        <w:t xml:space="preserve">9010 Taiga </w:t>
+      </w:r>
+      <w:r>
+        <w:t>och</w:t>
       </w:r>
       <w:r>
         <w:rPr>
           <w:i/>
         </w:rPr>
-        <w:t>I det avverkningsanmälda skogsområdet har 14 naturvårdsarter varav 3 rödlistade arter sina livsmiljöer och växtplatser.</w:t>
+        <w:t xml:space="preserve"> 9740 Skogsbevuxen myr</w:t>
+      </w:r>
+      <w:r>
+        <w:t>. Den lever i både barr- och blandskog liksom i ren lövskog. De tätaste populationerna tenderar att finnas i äldre, variationsrik blandskog med gott om död ved och gamla träd. Varje par utnyttjar 400–1000 hektar skog beroende på skogens kvalitet. Skogsbruk med korta omloppstider och täta, homogena ungskogar utgör det största hotet (SLU Artdatabanken, 2026).</w:t>
+      </w:r>
+    </w:p>
+    <w:p>
+      <w:r>
+        <w:t>Spillkråka är en nyckelart i skogliga miljöer vars övergivna bohål utnyttjas av flera andra hålhäckande fågelarter och fladdermöss, däribland pärluggla (EN, §4), knipa (§4), salskrake (§4) och skogsduva (§4). Hökuggla (VU, §4) och slaguggla (§4) häckar ofta i högstubbar som brutits av i höjd med ett gammalt spillkråkebo (Skogsstyrelsen, 2016).</w:t>
       </w:r>
     </w:p>
     <w:p>
@@ -649,239 +959,6 @@
         <w:pStyle w:val="Heading2"/>
       </w:pPr>
       <w:r>
-        <w:t>Ur Chain of Custody Certification (FSC-STD-40-004 ver 3.0)</w:t>
-      </w:r>
-    </w:p>
-    <w:p>
-      <w:r>
-        <w:rPr>
-          <w:b/>
-        </w:rPr>
-        <w:t xml:space="preserve">1.3 </w:t>
-      </w:r>
-      <w:r>
-        <w:t xml:space="preserve">The organization shall commit to the FSC values as defined in FSC-POL-01-004 Policy for the Association of Organizations with FSC. </w:t>
-      </w:r>
-    </w:p>
-    <w:p>
-      <w:pPr>
-        <w:pStyle w:val="Heading2"/>
-      </w:pPr>
-      <w:r>
-        <w:t>Ur FSC:s policy för associerade organisationer (FSC-POL-01-004)</w:t>
-      </w:r>
-    </w:p>
-    <w:p>
-      <w:r>
-        <w:t xml:space="preserve">Som “Chain of Custody”-certifierad organisation är skogsbolaget bunden av de fastställda reglerna i Del 1 Punkt 1 c) i Policy för organisationer associerade med FSC (FSC-POL-01-004 V2-0 EN + SVE version 2012-03-02): </w:t>
-      </w:r>
-    </w:p>
-    <w:p>
-      <w:pPr>
-        <w:pStyle w:val="ListNumber"/>
-      </w:pPr>
-      <w:r>
-        <w:t>De organisationer FSC kan acceptera association med får inte direkt eller indirekt ha några kopplingar till nedanstående, oacceptabla aktiviteter:</w:t>
-      </w:r>
-    </w:p>
-    <w:p>
-      <w:pPr>
-        <w:ind w:left="357"/>
-      </w:pPr>
-      <w:r>
-        <w:t>a) Olaglig skogsavverkning och handel med olagligt avverkat virke eller skogsprodukter</w:t>
-      </w:r>
-    </w:p>
-    <w:p>
-      <w:pPr>
-        <w:ind w:left="357"/>
-      </w:pPr>
-      <w:r>
-        <w:t>...</w:t>
-      </w:r>
-    </w:p>
-    <w:p>
-      <w:pPr>
-        <w:ind w:left="357"/>
-      </w:pPr>
-      <w:r>
-        <w:t>c) Skogsbruk som förstör höga naturvärden</w:t>
-      </w:r>
-    </w:p>
-    <w:p>
-      <w:pPr>
-        <w:ind w:left="357"/>
-      </w:pPr>
-      <w:r>
-        <w:t>d) Betydande omvandling av skog till plantager eller annan, icke skoglig, markanvändning</w:t>
-      </w:r>
-    </w:p>
-    <w:p>
-      <w:pPr>
-        <w:pStyle w:val="ListBullet"/>
-      </w:pPr>
-      <w:r>
-        <w:rPr>
-          <w:b/>
-          <w:i/>
-        </w:rPr>
-        <w:t xml:space="preserve">Kommentar: </w:t>
-      </w:r>
-      <w:r>
-        <w:rPr>
-          <w:i/>
-        </w:rPr>
-        <w:t>Avverkning av skog med höga naturvärden samt skada på fridlysta arter strider både mot FSC Controlled Wood-standarden och FSC:s policy for associerade organisationer.</w:t>
-      </w:r>
-    </w:p>
-    <w:p>
-      <w:pPr>
-        <w:pStyle w:val="Heading2"/>
-      </w:pPr>
-      <w:r>
-        <w:t>Ur FSC Controlled Wood (FSC-STD-40-005)</w:t>
-      </w:r>
-    </w:p>
-    <w:p>
-      <w:r>
-        <w:t>Virke som inte accepteras i FSC-märkta produkter (oacceptabelt ursprung) enligt FSC Controlled Wood (FSC-STD-40-005):</w:t>
-      </w:r>
-    </w:p>
-    <w:p>
-      <w:pPr>
-        <w:pStyle w:val="ListNumber"/>
-      </w:pPr>
-      <w:r>
-        <w:t>Illegalt avverkat virke.</w:t>
-      </w:r>
-    </w:p>
-    <w:p>
-      <w:pPr>
-        <w:pStyle w:val="ListNumber"/>
-      </w:pPr>
-      <w:r>
-        <w:t>...</w:t>
-      </w:r>
-    </w:p>
-    <w:p>
-      <w:pPr>
-        <w:pStyle w:val="ListNumber"/>
-      </w:pPr>
-      <w:r>
-        <w:t>Virke från avverkningar som hotar höga naturvärden.</w:t>
-      </w:r>
-    </w:p>
-    <w:p>
-      <w:pPr>
-        <w:pStyle w:val="ListNumber"/>
-      </w:pPr>
-      <w:r>
-        <w:t>Virke från skog som konverteras till plantager eller icke-skogligt bruk.</w:t>
-      </w:r>
-    </w:p>
-    <w:p>
-      <w:pPr>
-        <w:pStyle w:val="ListBullet"/>
-      </w:pPr>
-      <w:r>
-        <w:rPr>
-          <w:b/>
-          <w:i/>
-        </w:rPr>
-        <w:t xml:space="preserve">Kommentar: </w:t>
-      </w:r>
-      <w:r>
-        <w:rPr>
-          <w:i/>
-        </w:rPr>
-        <w:t>Avverkning av skog med höga naturvärden samt skada på fridlysta arter strider både mot FSC Controlled Wood-standarden och FSC:s policy for associerade organisationer.</w:t>
-      </w:r>
-    </w:p>
-    <w:p>
-      <w:pPr>
-        <w:pStyle w:val="Heading1"/>
-      </w:pPr>
-      <w:r>
-        <w:t>Ur PEFC-standarden gällande lagefterlevnad</w:t>
-      </w:r>
-    </w:p>
-    <w:p>
-      <w:r>
-        <w:t>PEFC-standarden förutsätter att tillämplig svensk lagstiftning följs. Det är utsedd tillsynsmyndighet som ansvarar för tillsyn av lagens efterlevnad. PEFC-standarden återger innehållet i vissa certifieringskritiska lag- och föreskriftskrav vilka ska ingå i granskning av PEFC-systemets efterlevnad.</w:t>
-      </w:r>
-    </w:p>
-    <w:p>
-      <w:pPr>
-        <w:pStyle w:val="ListBullet"/>
-      </w:pPr>
-      <w:r>
-        <w:rPr>
-          <w:b/>
-          <w:i/>
-        </w:rPr>
-        <w:t xml:space="preserve">Kommentar: </w:t>
-      </w:r>
-      <w:r>
-        <w:rPr>
-          <w:i/>
-        </w:rPr>
-        <w:t>I den avverkningsanmälda skogen har fridlysta arter sina livsmiljöer och växtplatser. Att skada de fridlysta arternas livsmiljöer, växtplatser eller ekologiska funktion är inte tillåtet enligt artskyddsförordningen</w:t>
-      </w:r>
-    </w:p>
-    <w:p>
-      <w:r>
-        <w:br w:type="page"/>
-      </w:r>
-    </w:p>
-    <w:p>
-      <w:pPr>
-        <w:pStyle w:val="Title"/>
-      </w:pPr>
-      <w:r>
-        <w:t>BILAGA 1 – Fridlysta arter</w:t>
-      </w:r>
-    </w:p>
-    <w:p>
-      <w:pPr>
-        <w:pStyle w:val="Heading1"/>
-      </w:pPr>
-      <w:r>
-        <w:t>Spillkråka – ekologi samt krav på livsmiljön</w:t>
-      </w:r>
-    </w:p>
-    <w:p>
-      <w:r>
-        <w:t xml:space="preserve">Spillkråka (§4) ingår i bilaga 1 EU:s fågeldirektiv och är typisk art för </w:t>
-      </w:r>
-      <w:r>
-        <w:rPr>
-          <w:i/>
-        </w:rPr>
-        <w:t xml:space="preserve">9010 Taiga </w:t>
-      </w:r>
-      <w:r>
-        <w:t>och</w:t>
-      </w:r>
-      <w:r>
-        <w:rPr>
-          <w:i/>
-        </w:rPr>
-        <w:t xml:space="preserve"> 9740 Skogsbevuxen myr</w:t>
-      </w:r>
-      <w:r>
-        <w:t>. Den lever i både barr- och blandskog liksom i ren lövskog. De tätaste populationerna tenderar att finnas i äldre, variationsrik blandskog med gott om död ved och gamla träd. Varje par utnyttjar 400–1000 hektar skog beroende på skogens kvalitet. Skogsbruk med korta omloppstider och täta, homogena ungskogar utgör det största hotet (SLU Artdatabanken, 2026).</w:t>
-      </w:r>
-    </w:p>
-    <w:p>
-      <w:r>
-        <w:t>Spillkråka är en nyckelart i skogliga miljöer vars övergivna bohål utnyttjas av flera andra hålhäckande fågelarter och fladdermöss, däribland pärluggla (EN, §4), knipa (§4), salskrake (§4) och skogsduva (§4). Hökuggla (VU, §4) och slaguggla (§4) häckar ofta i högstubbar som brutits av i höjd med ett gammalt spillkråkebo (Skogsstyrelsen, 2016).</w:t>
-      </w:r>
-    </w:p>
-    <w:p>
-      <w:pPr>
-        <w:pStyle w:val="Heading2"/>
-      </w:pPr>
-      <w:r>
         <w:t>Referenser – spillkråka</w:t>
       </w:r>
     </w:p>
@@ -911,126 +988,6 @@
       </w:r>
       <w:r>
         <w:t>SLU Artdatabanken, Uppsala.</w:t>
-      </w:r>
-    </w:p>
-    <w:p>
-      <w:pPr>
-        <w:pStyle w:val="Heading1"/>
-      </w:pPr>
-      <w:r>
-        <w:t>Talltita – ekologi samt krav på livsmiljön</w:t>
-      </w:r>
-    </w:p>
-    <w:p>
-      <w:r>
-        <w:t>Talltita är rödlistad som NT, fridlyst och prioriterad art i Skogsvårdslagen. Den omfattas av EU:s fågeldirektiv. Arten har minskat kraftigt de senaste 30 åren och minskningstakten innevarande 10-årsperiod beräknas till 20 (10–30) % (SLU Artdatabanken, 2022).</w:t>
-      </w:r>
-    </w:p>
-    <w:p>
-      <w:r>
-        <w:t>Talltita föredrar större sammanhängande barrskogar, och finns såväl i tallskog som granskog och i lövblandad barrskog. Skogens struktur är viktig och ska helst vara flerskiktad med riklig underväxt av mindre granar, björk och andra lövträd och buskar. Tillgång på murknande högstubbar är särskilt viktig, eftersom talltitan helst själv hackar ut sitt bohål (SLU Artdatabanken, 2022).</w:t>
-      </w:r>
-    </w:p>
-    <w:p>
-      <w:r>
-        <w:t>Det finns flera studier som visar att talltita är känslig för gallring och inte överlever när dess livsmiljö kalavverkas (Eggers and Low, 2014; Griesser et al., 2007; Klein, 2020). Talltitans revir är förhållandevis stora, 10–20 hektar och arten missgynnas när skogen fragmenteras. Kalavverkning av större delar av reviret innebär att det överges (Artdatabanken, 2021).</w:t>
-      </w:r>
-    </w:p>
-    <w:p>
-      <w:r>
-        <w:t>Talltitan är synnerligen trogen sitt revir så länge paret lever och biotopen förblir intakt. Paret stannar i sitt revir året om. En förlust av ett revir har därför en stor inverkan på den lokala populationen och trakthyggesbruket anses vara orsak till den svenska populationens kraftiga minskning. Talltiteparets revirtrohet innebär att närhelst under året man observerar en adult talltita så ingår denna plats i reviret (Siffczyk et al., 2003; Ekman, 1979).</w:t>
-      </w:r>
-    </w:p>
-    <w:p>
-      <w:pPr>
-        <w:pStyle w:val="Heading2"/>
-      </w:pPr>
-      <w:r>
-        <w:t>Referenser – talltita</w:t>
-      </w:r>
-    </w:p>
-    <w:p>
-      <w:r>
-        <w:t xml:space="preserve">Eggers, S., Low, M., 2014. </w:t>
-      </w:r>
-      <w:r>
-        <w:rPr>
-          <w:i/>
-        </w:rPr>
-        <w:t xml:space="preserve">Differential demographic responses of sympatric Parids to vegetation management in boreal forest. </w:t>
-      </w:r>
-      <w:r>
-        <w:t>For. Ecol. Manage. 319, 169–175.</w:t>
-      </w:r>
-    </w:p>
-    <w:p>
-      <w:r>
-        <w:t xml:space="preserve">Ekman, J., 1979. </w:t>
-      </w:r>
-      <w:r>
-        <w:rPr>
-          <w:i/>
-        </w:rPr>
-        <w:t xml:space="preserve">Coherence, composition and territories of winter social groups of the Willow Tit Parus montanus and the Crested Tit P. cristatus. </w:t>
-      </w:r>
-      <w:r>
-        <w:t>Ornis Scandinavica, 10, pp 56–68</w:t>
-      </w:r>
-    </w:p>
-    <w:p>
-      <w:r>
-        <w:t xml:space="preserve">Griesser, M., Nystrand, M., Eggers, S., Ekman, J., 2007. </w:t>
-      </w:r>
-      <w:r>
-        <w:rPr>
-          <w:i/>
-        </w:rPr>
-        <w:t xml:space="preserve">Impact of forestry practices on fitness correlates and population productivity in an open-nesting bird species. </w:t>
-      </w:r>
-      <w:r>
-        <w:t>Conserv. Biol. 21, 767–774. https://doi.org/10.1111/j.1523- 1739.2007.00675.x</w:t>
-      </w:r>
-    </w:p>
-    <w:p>
-      <w:r>
-        <w:t xml:space="preserve">Klein, J., 2020. </w:t>
-      </w:r>
-      <w:r>
-        <w:rPr>
-          <w:i/>
-        </w:rPr>
-        <w:t xml:space="preserve">The forgotten forest – On thinning, retention, and biodiversity in the boreal forest. </w:t>
-      </w:r>
-      <w:r>
-        <w:t>Doctoral Thesis No. 2020:50</w:t>
-      </w:r>
-    </w:p>
-    <w:p>
-      <w:r>
-        <w:t xml:space="preserve">Siffczyk, C., Brotons, L., Kangas, K., Orell, M., 2003. </w:t>
-      </w:r>
-      <w:r>
-        <w:rPr>
-          <w:i/>
-        </w:rPr>
-        <w:t xml:space="preserve">Home range size of willow tits. </w:t>
-      </w:r>
-      <w:r>
-        <w:t>Oecologica, 136, 635–642 (2003)</w:t>
-      </w:r>
-    </w:p>
-    <w:p>
-      <w:r>
-        <w:t xml:space="preserve">SLU Artdatabanken, 2021. </w:t>
-      </w:r>
-      <w:r>
-        <w:rPr>
-          <w:i/>
-        </w:rPr>
-        <w:t xml:space="preserve">Artfaktablad. Naturvård – artfakta. </w:t>
-      </w:r>
-      <w:r>
-        <w:t>SLU Artdatabanken, Uppsala</w:t>
       </w:r>
     </w:p>
     <w:sectPr>
@@ -1161,7 +1118,7 @@
     <w:r>
       <w:tab/>
       <w:tab/>
-      <w:t>2026-06-20</w:t>
+      <w:t>2026-06-21</w:t>
       <w:br/>
       <w:br/>
     </w:r>

--- a/klagomål/A 21543-2026 FSC-klagomål.docx
+++ b/klagomål/A 21543-2026 FSC-klagomål.docx
@@ -1118,7 +1118,7 @@
     <w:r>
       <w:tab/>
       <w:tab/>
-      <w:t>2026-06-21</w:t>
+      <w:t>2026-06-22</w:t>
       <w:br/>
       <w:br/>
     </w:r>

--- a/klagomål/A 21543-2026 FSC-klagomål.docx
+++ b/klagomål/A 21543-2026 FSC-klagomål.docx
@@ -1118,7 +1118,7 @@
     <w:r>
       <w:tab/>
       <w:tab/>
-      <w:t>2026-06-22</w:t>
+      <w:t>2026-06-23</w:t>
       <w:br/>
       <w:br/>
     </w:r>

--- a/klagomål/A 21543-2026 FSC-klagomål.docx
+++ b/klagomål/A 21543-2026 FSC-klagomål.docx
@@ -1118,7 +1118,7 @@
     <w:r>
       <w:tab/>
       <w:tab/>
-      <w:t>2026-06-23</w:t>
+      <w:t>2026-06-24</w:t>
       <w:br/>
       <w:br/>
     </w:r>

--- a/klagomål/A 21543-2026 FSC-klagomål.docx
+++ b/klagomål/A 21543-2026 FSC-klagomål.docx
@@ -1118,7 +1118,7 @@
     <w:r>
       <w:tab/>
       <w:tab/>
-      <w:t>2026-06-24</w:t>
+      <w:t>2026-06-25</w:t>
       <w:br/>
       <w:br/>
     </w:r>

--- a/klagomål/A 21543-2026 FSC-klagomål.docx
+++ b/klagomål/A 21543-2026 FSC-klagomål.docx
@@ -1118,7 +1118,7 @@
     <w:r>
       <w:tab/>
       <w:tab/>
-      <w:t>2026-06-25</w:t>
+      <w:t>2026-06-26</w:t>
       <w:br/>
       <w:br/>
     </w:r>

--- a/klagomål/A 21543-2026 FSC-klagomål.docx
+++ b/klagomål/A 21543-2026 FSC-klagomål.docx
@@ -1118,7 +1118,7 @@
     <w:r>
       <w:tab/>
       <w:tab/>
-      <w:t>2026-06-26</w:t>
+      <w:t>2026-06-27</w:t>
       <w:br/>
       <w:br/>
     </w:r>

--- a/klagomål/A 21543-2026 FSC-klagomål.docx
+++ b/klagomål/A 21543-2026 FSC-klagomål.docx
@@ -1118,7 +1118,7 @@
     <w:r>
       <w:tab/>
       <w:tab/>
-      <w:t>2026-06-27</w:t>
+      <w:t>2026-06-28</w:t>
       <w:br/>
       <w:br/>
     </w:r>

--- a/klagomål/A 21543-2026 FSC-klagomål.docx
+++ b/klagomål/A 21543-2026 FSC-klagomål.docx
@@ -1118,7 +1118,7 @@
     <w:r>
       <w:tab/>
       <w:tab/>
-      <w:t>2026-06-28</w:t>
+      <w:t>2026-06-29</w:t>
       <w:br/>
       <w:br/>
     </w:r>

--- a/klagomål/A 21543-2026 FSC-klagomål.docx
+++ b/klagomål/A 21543-2026 FSC-klagomål.docx
@@ -1118,7 +1118,7 @@
     <w:r>
       <w:tab/>
       <w:tab/>
-      <w:t>2026-06-29</w:t>
+      <w:t>2026-06-30</w:t>
       <w:br/>
       <w:br/>
     </w:r>

--- a/klagomål/A 21543-2026 FSC-klagomål.docx
+++ b/klagomål/A 21543-2026 FSC-klagomål.docx
@@ -1118,7 +1118,7 @@
     <w:r>
       <w:tab/>
       <w:tab/>
-      <w:t>2026-06-30</w:t>
+      <w:t>2026-07-01</w:t>
       <w:br/>
       <w:br/>
     </w:r>

--- a/klagomål/A 21543-2026 FSC-klagomål.docx
+++ b/klagomål/A 21543-2026 FSC-klagomål.docx
@@ -1118,7 +1118,7 @@
     <w:r>
       <w:tab/>
       <w:tab/>
-      <w:t>2026-07-01</w:t>
+      <w:t>2026-07-02</w:t>
       <w:br/>
       <w:br/>
     </w:r>

--- a/klagomål/A 21543-2026 FSC-klagomål.docx
+++ b/klagomål/A 21543-2026 FSC-klagomål.docx
@@ -1118,7 +1118,7 @@
     <w:r>
       <w:tab/>
       <w:tab/>
-      <w:t>2026-07-13</w:t>
+      <w:t>2026-07-14</w:t>
       <w:br/>
       <w:br/>
     </w:r>

--- a/klagomål/A 21543-2026 FSC-klagomål.docx
+++ b/klagomål/A 21543-2026 FSC-klagomål.docx
@@ -1118,7 +1118,7 @@
     <w:r>
       <w:tab/>
       <w:tab/>
-      <w:t>2026-07-14</w:t>
+      <w:t>2026-07-15</w:t>
       <w:br/>
       <w:br/>
     </w:r>

--- a/klagomål/A 21543-2026 FSC-klagomål.docx
+++ b/klagomål/A 21543-2026 FSC-klagomål.docx
@@ -1118,7 +1118,7 @@
     <w:r>
       <w:tab/>
       <w:tab/>
-      <w:t>2026-07-15</w:t>
+      <w:t>2026-07-16</w:t>
       <w:br/>
       <w:br/>
     </w:r>

--- a/klagomål/A 21543-2026 FSC-klagomål.docx
+++ b/klagomål/A 21543-2026 FSC-klagomål.docx
@@ -1118,7 +1118,7 @@
     <w:r>
       <w:tab/>
       <w:tab/>
-      <w:t>2026-07-16</w:t>
+      <w:t>2026-07-17</w:t>
       <w:br/>
       <w:br/>
     </w:r>

--- a/klagomål/A 21543-2026 FSC-klagomål.docx
+++ b/klagomål/A 21543-2026 FSC-klagomål.docx
@@ -1118,7 +1118,7 @@
     <w:r>
       <w:tab/>
       <w:tab/>
-      <w:t>2026-07-17</w:t>
+      <w:t>2026-07-18</w:t>
       <w:br/>
       <w:br/>
     </w:r>

--- a/klagomål/A 21543-2026 FSC-klagomål.docx
+++ b/klagomål/A 21543-2026 FSC-klagomål.docx
@@ -1118,7 +1118,7 @@
     <w:r>
       <w:tab/>
       <w:tab/>
-      <w:t>2026-07-18</w:t>
+      <w:t>2026-07-19</w:t>
       <w:br/>
       <w:br/>
     </w:r>

--- a/klagomål/A 21543-2026 FSC-klagomål.docx
+++ b/klagomål/A 21543-2026 FSC-klagomål.docx
@@ -1118,7 +1118,7 @@
     <w:r>
       <w:tab/>
       <w:tab/>
-      <w:t>2026-07-19</w:t>
+      <w:t>2026-07-20</w:t>
       <w:br/>
       <w:br/>
     </w:r>

--- a/klagomål/A 21543-2026 FSC-klagomål.docx
+++ b/klagomål/A 21543-2026 FSC-klagomål.docx
@@ -1118,7 +1118,7 @@
     <w:r>
       <w:tab/>
       <w:tab/>
-      <w:t>2026-07-20</w:t>
+      <w:t>2026-07-21</w:t>
       <w:br/>
       <w:br/>
     </w:r>

--- a/klagomål/A 21543-2026 FSC-klagomål.docx
+++ b/klagomål/A 21543-2026 FSC-klagomål.docx
@@ -1118,7 +1118,7 @@
     <w:r>
       <w:tab/>
       <w:tab/>
-      <w:t>2026-07-21</w:t>
+      <w:t>2026-07-22</w:t>
       <w:br/>
       <w:br/>
     </w:r>

--- a/klagomål/A 21543-2026 FSC-klagomål.docx
+++ b/klagomål/A 21543-2026 FSC-klagomål.docx
@@ -1118,7 +1118,7 @@
     <w:r>
       <w:tab/>
       <w:tab/>
-      <w:t>2026-07-22</w:t>
+      <w:t>2026-07-23</w:t>
       <w:br/>
       <w:br/>
     </w:r>

--- a/klagomål/A 21543-2026 FSC-klagomål.docx
+++ b/klagomål/A 21543-2026 FSC-klagomål.docx
@@ -1118,7 +1118,7 @@
     <w:r>
       <w:tab/>
       <w:tab/>
-      <w:t>2026-07-23</w:t>
+      <w:t>2026-07-24</w:t>
       <w:br/>
       <w:br/>
     </w:r>

--- a/klagomål/A 21543-2026 FSC-klagomål.docx
+++ b/klagomål/A 21543-2026 FSC-klagomål.docx
@@ -1118,7 +1118,7 @@
     <w:r>
       <w:tab/>
       <w:tab/>
-      <w:t>2026-07-24</w:t>
+      <w:t>2026-07-25</w:t>
       <w:br/>
       <w:br/>
     </w:r>

--- a/klagomål/A 21543-2026 FSC-klagomål.docx
+++ b/klagomål/A 21543-2026 FSC-klagomål.docx
@@ -1118,7 +1118,7 @@
     <w:r>
       <w:tab/>
       <w:tab/>
-      <w:t>2026-07-25</w:t>
+      <w:t>2026-07-26</w:t>
       <w:br/>
       <w:br/>
     </w:r>

--- a/klagomål/A 21543-2026 FSC-klagomål.docx
+++ b/klagomål/A 21543-2026 FSC-klagomål.docx
@@ -1118,7 +1118,7 @@
     <w:r>
       <w:tab/>
       <w:tab/>
-      <w:t>2026-07-26</w:t>
+      <w:t>2026-07-27</w:t>
       <w:br/>
       <w:br/>
     </w:r>

--- a/klagomål/A 21543-2026 FSC-klagomål.docx
+++ b/klagomål/A 21543-2026 FSC-klagomål.docx
@@ -1118,7 +1118,7 @@
     <w:r>
       <w:tab/>
       <w:tab/>
-      <w:t>2026-07-27</w:t>
+      <w:t>2026-07-28</w:t>
       <w:br/>
       <w:br/>
     </w:r>

--- a/klagomål/A 21543-2026 FSC-klagomål.docx
+++ b/klagomål/A 21543-2026 FSC-klagomål.docx
@@ -1118,7 +1118,7 @@
     <w:r>
       <w:tab/>
       <w:tab/>
-      <w:t>2026-07-28</w:t>
+      <w:t>2026-07-29</w:t>
       <w:br/>
       <w:br/>
     </w:r>

--- a/klagomål/A 21543-2026 FSC-klagomål.docx
+++ b/klagomål/A 21543-2026 FSC-klagomål.docx
@@ -1118,7 +1118,7 @@
     <w:r>
       <w:tab/>
       <w:tab/>
-      <w:t>2026-07-29</w:t>
+      <w:t>2026-07-30</w:t>
       <w:br/>
       <w:br/>
     </w:r>

--- a/klagomål/A 21543-2026 FSC-klagomål.docx
+++ b/klagomål/A 21543-2026 FSC-klagomål.docx
@@ -1118,7 +1118,7 @@
     <w:r>
       <w:tab/>
       <w:tab/>
-      <w:t>2026-07-30</w:t>
+      <w:t>2026-07-31</w:t>
       <w:br/>
       <w:br/>
     </w:r>

--- a/klagomål/A 21543-2026 FSC-klagomål.docx
+++ b/klagomål/A 21543-2026 FSC-klagomål.docx
@@ -1118,7 +1118,7 @@
     <w:r>
       <w:tab/>
       <w:tab/>
-      <w:t>2026-07-31</w:t>
+      <w:t>2026-08-01</w:t>
       <w:br/>
       <w:br/>
     </w:r>

--- a/klagomål/A 21543-2026 FSC-klagomål.docx
+++ b/klagomål/A 21543-2026 FSC-klagomål.docx
@@ -1118,7 +1118,7 @@
     <w:r>
       <w:tab/>
       <w:tab/>
-      <w:t>2026-08-01</w:t>
+      <w:t>2026-08-02</w:t>
       <w:br/>
       <w:br/>
     </w:r>

--- a/klagomål/A 21543-2026 FSC-klagomål.docx
+++ b/klagomål/A 21543-2026 FSC-klagomål.docx
@@ -1118,7 +1118,7 @@
     <w:r>
       <w:tab/>
       <w:tab/>
-      <w:t>2026-08-02</w:t>
+      <w:t>2026-08-03</w:t>
       <w:br/>
       <w:br/>
     </w:r>

--- a/klagomål/A 21543-2026 FSC-klagomål.docx
+++ b/klagomål/A 21543-2026 FSC-klagomål.docx
@@ -1118,7 +1118,7 @@
     <w:r>
       <w:tab/>
       <w:tab/>
-      <w:t>2026-08-03</w:t>
+      <w:t>2026-08-05</w:t>
       <w:br/>
       <w:br/>
     </w:r>

--- a/klagomål/A 21543-2026 FSC-klagomål.docx
+++ b/klagomål/A 21543-2026 FSC-klagomål.docx
@@ -1118,7 +1118,7 @@
     <w:r>
       <w:tab/>
       <w:tab/>
-      <w:t>2026-08-05</w:t>
+      <w:t>2026-08-07</w:t>
       <w:br/>
       <w:br/>
     </w:r>

--- a/klagomål/A 21543-2026 FSC-klagomål.docx
+++ b/klagomål/A 21543-2026 FSC-klagomål.docx
@@ -1118,7 +1118,7 @@
     <w:r>
       <w:tab/>
       <w:tab/>
-      <w:t>2026-08-07</w:t>
+      <w:t>2026-08-08</w:t>
       <w:br/>
       <w:br/>
     </w:r>

--- a/klagomål/A 21543-2026 FSC-klagomål.docx
+++ b/klagomål/A 21543-2026 FSC-klagomål.docx
@@ -178,7 +178,7 @@
       <w:r>
         <w:drawing>
           <wp:inline xmlns:a="http://schemas.openxmlformats.org/drawingml/2006/main" xmlns:pic="http://schemas.openxmlformats.org/drawingml/2006/picture">
-            <wp:extent cx="5486400" cy="4579869"/>
+            <wp:extent cx="5486400" cy="4524065"/>
             <wp:docPr id="1" name="Picture 1"/>
             <wp:cNvGraphicFramePr>
               <a:graphicFrameLocks noChangeAspect="1"/>
@@ -199,7 +199,7 @@
                   <pic:spPr>
                     <a:xfrm>
                       <a:off x="0" y="0"/>
-                      <a:ext cx="5486400" cy="4579869"/>
+                      <a:ext cx="5486400" cy="4524065"/>
                     </a:xfrm>
                     <a:prstGeom prst="rect"/>
                   </pic:spPr>
@@ -216,12 +216,12 @@
         <w:spacing w:after="240"/>
       </w:pPr>
       <w:r>
-        <w:t>Figur 1. Fyndplatser för naturvårdsarter i och inom 25 meter från avverkningsanmälan. Markörer utan svart kant är placerade på fyndplatsen. Markörer med svart kant är placerade vid sidan av fyndplatsen har ett svart streck som visar fyndplatsens exakta position. Kartans mittpunktskoordinat är N 6338825, E 575748 i SWEREF 99 TM.</w:t>
+        <w:t>Figur 1. Fyndplatser för naturvårdsarter i och inom 25 meter från avverkningsanmälan. Markörer utan svart kant är placerade på fyndplatsen. Markörer med svart kant är placerade vid sidan av fyndplatsen och har ett svart streck som visar fyndplatsens exakta position. Kartans mittpunktskoordinat är N 6338825, E 575748 i SWEREF 99 TM.</w:t>
       </w:r>
     </w:p>
     <w:p>
       <w:r>
-        <w:t>I och inom 25 meter från avverkningsanmälan finns fynd av 14 naturvårdsarter, varav 3 är rödlistade, 4 är fridlysta, 8 är typiska (T) och 8 är signalarter (S): talltita (NT, §4), ullticka (NT, T), vedtrappmossa (NT, T), blodticka (S, T), blåmossa (S, T), bronshjon (S, T), kornknutmossa (S, T), stor revmossa (S), vedticka (S, T), västlig hakmossa (S), vågbandad barkbock (S), spillkråka (T, §4), kungsfågel (§4) och revlummer (§9). Se Figur 1.</w:t>
+        <w:t>I och inom 25 meter från avverkningsanmälan finns fynd av 19 naturvårdsarter, varav 5 är rödlistade, 5 är fridlysta, 13 är typiska (T) och 10 är signalarter (S): kolflarnlav (NT, T), rynkskinn (NT, T), talltita (NT, §4), ullticka (NT, T), vedtrappmossa (NT, T), blodticka (S, T), blåmossa (S, T), bronshjon (S, T), grön sköldmossa (S, T, §8), kornknutmossa (S, T), stor revmossa (S), stubbspretmossa (S, T), vedticka (S, T), västlig hakmossa (S), vågbandad barkbock (S), skärmstarr (T), spillkråka (T, §4), kungsfågel (§4) och revlummer (§9). Se Figur 1.</w:t>
       </w:r>
     </w:p>
     <w:p>
@@ -252,6 +252,55 @@
         <w:rPr>
           <w:b/>
         </w:rPr>
+        <w:t>Kolflarnlav (NT)</w:t>
+      </w:r>
+      <w:r>
+        <w:t xml:space="preserve"> är brandberoende och växer nästan uteslutande på kolad hård kärnved av tall. Etableringen verkar ske först 100–300 år efter brand och nytt substrat nybildas i mycket begränsad omfattning. Avverkning av tallskog av naturskogskaraktär med spår av återkommande bränder är ett hot och mängden lämplig ved att växa på för arten minskar dels på grund av naturlig nedbrytning men framförallt på grund av att det förstörs i samband med slutavverkningar, gallringar och markberedning. Såväl kolflarnlav som mörk kolflarnlav har glänsande bålfjäll och förekommer främst i tall- och blandbarrskogar av naturskogskaraktär med spår av återkommande bränder. Skogar som dessa hyser höga biologiska värden och bör skyddas. Kolflarnlav är typisk art för </w:t>
+      </w:r>
+      <w:r>
+        <w:rPr>
+          <w:i/>
+        </w:rPr>
+        <w:t>9010 Taiga</w:t>
+      </w:r>
+      <w:r>
+        <w:t xml:space="preserve"> (SLU Artdatabanken, 2024).</w:t>
+      </w:r>
+    </w:p>
+    <w:p>
+      <w:r>
+        <w:rPr>
+          <w:b/>
+        </w:rPr>
+        <w:t>Rynkskinn (NT)</w:t>
+      </w:r>
+      <w:r>
+        <w:t xml:space="preserve"> är en vednedbrytare som växer på grova granlågor och ingår i en karaktäristisk association av vedsvampar knutna till urskogsartade barrskogar. Den har klassificerats som en “urskogsindikator” och är placerad i toppen av Skogsstyrelsens värdepyramid för bedömning av skog med höga naturvärden. Allt tyder på att rynkskinn är mycket känslig för skogliga ingrepp och lokalerna, som oftast har höga biologiska kvaliteter, bör lämnas till fri utveckling. Rynkskinn är typisk art för </w:t>
+      </w:r>
+      <w:r>
+        <w:rPr>
+          <w:i/>
+        </w:rPr>
+        <w:t xml:space="preserve">9010 Taiga, 9050 Näringsrik granskog </w:t>
+      </w:r>
+      <w:r>
+        <w:t>och</w:t>
+      </w:r>
+      <w:r>
+        <w:rPr>
+          <w:i/>
+        </w:rPr>
+        <w:t xml:space="preserve"> 9030 Landhöjningsskog</w:t>
+      </w:r>
+      <w:r>
+        <w:t xml:space="preserve"> (Nitare &amp; Skogsstyrelsen, 2019; SLU Artdatabanken, 2026).</w:t>
+      </w:r>
+    </w:p>
+    <w:p>
+      <w:r>
+        <w:rPr>
+          <w:b/>
+        </w:rPr>
         <w:t>Talltita (NT, §4)</w:t>
       </w:r>
       <w:r>
@@ -408,10 +457,10 @@
         <w:rPr>
           <w:b/>
         </w:rPr>
-        <w:t>Kornknutmossa</w:t>
-      </w:r>
-      <w:r>
-        <w:t xml:space="preserve"> växer främst på grova lågor i sumpskog och myrkanter och indikerar miljöer med rik och jämn tillgång på fuktigt liggande ved. En typisk växtplats i södra Sverige är naturskogsartad gransumpskog. Samtliga skogsskötselåtgärder på eller i omedelbar närhet av lokalerna utgör ett hot. Fragmenteringen av skogslandskapet liksom minskad mängd död ved är ett långsiktigt hot mot denna art. Kornknutmossa är typisk art för </w:t>
+        <w:t>Grön sköldmossa (§8)</w:t>
+      </w:r>
+      <w:r>
+        <w:t xml:space="preserve"> är typisk art för </w:t>
       </w:r>
       <w:r>
         <w:rPr>
@@ -426,10 +475,59 @@
         <w:rPr>
           <w:i/>
         </w:rPr>
+        <w:t xml:space="preserve"> 9750 Svämlövskog</w:t>
+      </w:r>
+      <w:r>
+        <w:t xml:space="preserve"> och omfattas av EU:s art- och habitatdirektiv bilaga 2 vilket innebär att det finns ett uttalat intresse inom Europeiska unionen att bevara arten. Grön sköldmossa kräver skog som har ett speciellt mikroklimat med hög och jämn luftfuktighet i kombination med rik tillgång på död ved (Nitare &amp; Skogsstyrelsen, 2019; SLU Artdatabanken, 2025). I praktiken handlar det om åtminstone 50 meter med skyddande skog för att undvika uttorkning av marken (Hallingbäck, personligt meddelande 2022-02-24). Grön sköldmossa är en ansvarsart för Sverige då en särskilt stor andel av Europas population finns i landet. Mark- och miljööverdomstolen (MÖD) har i mål nr M 2019-20 (18 februari 2019) slagit fast att grön sköldmossa (§8) är dispenspliktig och att exemplar av arten inte får skadas utan dispens (MÖD, mål nr M 2019-20).</w:t>
+      </w:r>
+    </w:p>
+    <w:p>
+      <w:r>
+        <w:rPr>
+          <w:b/>
+        </w:rPr>
+        <w:t>Kornknutmossa</w:t>
+      </w:r>
+      <w:r>
+        <w:t xml:space="preserve"> växer främst på grova lågor i sumpskog och myrkanter och indikerar miljöer med rik och jämn tillgång på fuktigt liggande ved. En typisk växtplats i södra Sverige är naturskogsartad gransumpskog. Samtliga skogsskötselåtgärder på eller i omedelbar närhet av lokalerna utgör ett hot. Fragmenteringen av skogslandskapet liksom minskad mängd död ved är ett långsiktigt hot mot denna art. Kornknutmossa är typisk art för </w:t>
+      </w:r>
+      <w:r>
+        <w:rPr>
+          <w:i/>
+        </w:rPr>
+        <w:t xml:space="preserve">9010 Taiga </w:t>
+      </w:r>
+      <w:r>
+        <w:t>och</w:t>
+      </w:r>
+      <w:r>
+        <w:rPr>
+          <w:i/>
+        </w:rPr>
         <w:t xml:space="preserve"> 9740 Skogsbevuxen myr</w:t>
       </w:r>
       <w:r>
         <w:t xml:space="preserve"> (SLU Artdatabanken, 2024; Nitare &amp; Skogsstyrelsen, 2019).</w:t>
+      </w:r>
+    </w:p>
+    <w:p>
+      <w:r>
+        <w:rPr>
+          <w:b/>
+        </w:rPr>
+        <w:t>Stubbspretmossa</w:t>
+      </w:r>
+      <w:r>
+        <w:t xml:space="preserve"> växer på ved i rika löv- och barrskogar med relativt hög luftfuktighet och indikerar fuktiga skogsmiljöer med gott om murken ved och ofta höga naturvärden. Stubbspretmossa är typisk art för </w:t>
+      </w:r>
+      <w:r>
+        <w:rPr>
+          <w:i/>
+        </w:rPr>
+        <w:t>9020 Nordlig ädellövskog</w:t>
+      </w:r>
+      <w:r>
+        <w:t xml:space="preserve"> (SLU Artdatabanken, 2024).</w:t>
       </w:r>
     </w:p>
     <w:p>
@@ -461,6 +559,26 @@
       </w:r>
       <w:r>
         <w:t>är en långhorning vars larvutveckling sker under bark på nyligen döda stående barrträd, främst gran, mer undantagsvis på tall. Främst i stående träd, särskilt gamla, långsamvuxna granar med grov bark, även i grövre grenar, stubbar eller vindfällen. Arten är starkt knuten till naturskogsliknande granskogar, och gynnas av extrema torrsomrar som försvagar träden. Arten påverkas negativt av brist på kontinuitetsskog och en minskning av populationen pågår eller förväntas ske (SLU Artdatabanken, 2025).</w:t>
+      </w:r>
+    </w:p>
+    <w:p>
+      <w:r>
+        <w:rPr>
+          <w:b/>
+        </w:rPr>
+        <w:t xml:space="preserve">Skärmstarr </w:t>
+      </w:r>
+      <w:r>
+        <w:t xml:space="preserve">är typisk art för </w:t>
+      </w:r>
+      <w:r>
+        <w:rPr>
+          <w:i/>
+        </w:rPr>
+        <w:t xml:space="preserve">9080 Lövsumpskog </w:t>
+      </w:r>
+      <w:r>
+        <w:t>(SLU Artdatabanken, 2025).</w:t>
       </w:r>
     </w:p>
     <w:p>
@@ -598,7 +716,7 @@
         <w:rPr>
           <w:i/>
         </w:rPr>
-        <w:t>I det avverkningsanmälda skogsområdet har 14 naturvårdsarter varav 3 rödlistade arter sina livsmiljöer och växtplatser.</w:t>
+        <w:t>I det avverkningsanmälda skogsområdet har 19 naturvårdsarter varav 5 rödlistade arter sina livsmiljöer och växtplatser.</w:t>
       </w:r>
     </w:p>
     <w:p>
@@ -902,6 +1020,195 @@
       </w:r>
       <w:r>
         <w:t>Oecologica, 136, 635–642 (2003)</w:t>
+      </w:r>
+    </w:p>
+    <w:p>
+      <w:r>
+        <w:t xml:space="preserve">SLU Artdatabanken, 2021. </w:t>
+      </w:r>
+      <w:r>
+        <w:rPr>
+          <w:i/>
+        </w:rPr>
+        <w:t xml:space="preserve">Artfaktablad. Naturvård – artfakta. </w:t>
+      </w:r>
+      <w:r>
+        <w:t>SLU Artdatabanken, Uppsala</w:t>
+      </w:r>
+    </w:p>
+    <w:p>
+      <w:pPr>
+        <w:pStyle w:val="Heading1"/>
+      </w:pPr>
+      <w:r>
+        <w:t>Grön sköldmossa – ekologi samt krav på livsmiljön</w:t>
+      </w:r>
+    </w:p>
+    <w:p>
+      <w:r>
+        <w:t>Grön sköldmossa (§8) växer på stubbar och lågor av olika trädslag, huvudsakligen i sena nedbrytningsstadier. Den förekommer främst i näringsrika granskogar med stort inslag av löv, arten är kortlivad och antalet kapslar varierar kraftigt mellan olika år. Grön sköldmossa kräver skog som har ett speciellt mikroklimat med hög och jämn luftfuktighet i kombination med rik tillgång på död ved (SLU Artdatabanken, 2021; Nitare &amp; Skogsstyrelsen, 2019).</w:t>
+      </w:r>
+    </w:p>
+    <w:p>
+      <w:r>
+        <w:t>Arten har sin huvudutbredning i sydöstra Sverige. Allvarligaste hoten är skogsavverkning och brist på död ved. Brist på naturligt döda träd i dagens produktionsskogar gör att arten blir allt sällsyntare (Hallingbäck, 2016). Död ved i större mängd bör lämnas och träd tillåtas åldras och dö för att skapa kontinuerlig tillgång på livsmiljöer. Träd och livsmiljö bör skyddas genom att lämna trädgrupper, ytor eller zoner (SLU Artdatabanken, 2021). I praktiken handlar det om åtminstone 50 meter med skyddande skog för att undvika uttorkning av marken (Hallingbäck, personligt meddelande 2022-02-24).</w:t>
+      </w:r>
+    </w:p>
+    <w:p>
+      <w:r>
+        <w:t xml:space="preserve">Grön sköldmossa är typisk art för </w:t>
+      </w:r>
+      <w:r>
+        <w:rPr>
+          <w:i/>
+        </w:rPr>
+        <w:t xml:space="preserve">9010 Taiga </w:t>
+      </w:r>
+      <w:r>
+        <w:t>och</w:t>
+      </w:r>
+      <w:r>
+        <w:rPr>
+          <w:i/>
+        </w:rPr>
+        <w:t xml:space="preserve"> 9750 Svämlövskog</w:t>
+      </w:r>
+      <w:r>
+        <w:t>, fridlyst enligt 8§ artskyddsförordningen och upptagen i EU:s Habitatdirektiv bilaga 2 vilket innebär att det finns ett uttalat intresse inom Europeiska unionen att bevara arten. Grön sköldmossa är en ansvarsart för Sverige då en särskilt stor andel av Europas population finns i landet. Förutom i östra Sverige har arten inga större sammanhängande utbredningar med gynnsam bevarandestatus söderut i Europa förrän i Montenegro. Det finns enbart liten förekomst med gynnsam regional bevarandestatus i södra Frankrike och södra Polen. Fridlysningen enligt §§ 8 och 15 Artskyddsförordningen innebär att det är förbjudet att på något sätt skada exemplar av arten, se artskyddsförordningen (2007:845):</w:t>
+      </w:r>
+    </w:p>
+    <w:p>
+      <w:pPr>
+        <w:pStyle w:val="ListBullet"/>
+      </w:pPr>
+      <w:r>
+        <w:t>8 § I fråga om sådana vilt levande kärlväxter, mossor, lavar, svampar och alger som anges i bilaga 2 till denna förordning är det förbjudet att i den omfattning som framgår av bilagan 1. plocka, gräva upp eller på annat sätt ta bort eller skada exemplar av växterna, och 2. ta bort eller skada frön eller andra delar.</w:t>
+      </w:r>
+    </w:p>
+    <w:p>
+      <w:pPr>
+        <w:pStyle w:val="ListBullet"/>
+      </w:pPr>
+      <w:r>
+        <w:t>15 § Länsstyrelsen får i det enskilda fallet ge dispens från förbuden i 6, 8 och 9 §§ som avser länet eller del av länet, om det inte finns någon annan lämplig lösning och dispensen inte försvårar upprätthållandet av en gynnsam bevarandestatus hos artens bestånd i dess naturliga utbredningsområde.</w:t>
+      </w:r>
+    </w:p>
+    <w:p>
+      <w:r>
+        <w:t>Grön sköldmossa är även listad som B i Artskyddsförordningen vilket innebär att den är en art av unionsintresse:</w:t>
+      </w:r>
+    </w:p>
+    <w:p>
+      <w:pPr>
+        <w:pStyle w:val="ListBullet"/>
+      </w:pPr>
+      <w:r>
+        <w:t>B: Arten har enligt fågeldirektivet eller art- och habitatdirektivet ett sådant unionsintresse att särskilda skyddsområden (fågeldirektivet) eller bevarandeområden (art- och habitatdirektivet) behöver utses. Arten finns upptagen i bilaga 2 till art- och habitatdirektivet.</w:t>
+      </w:r>
+    </w:p>
+    <w:p>
+      <w:r>
+        <w:t>Mark- och miljööverdomstolen (MÖD) har i mål nr M 2019-20 (18 februari 2019) slagit fast att grön sköldmossa (§8) är dispenspliktig och att exemplar av arten inte får skadas utan dispens (MÖD, mål nr M 2019-20).</w:t>
+      </w:r>
+    </w:p>
+    <w:p>
+      <w:r>
+        <w:t>Hallingbäck, personligt meddelande 2022-02-24</w:t>
+      </w:r>
+    </w:p>
+    <w:p>
+      <w:pPr>
+        <w:jc w:val="left"/>
+      </w:pPr>
+      <w:r>
+        <w:t>Från: Tomas Hallingbäck &lt;Tomas.Hallingback@slu.se&gt;</w:t>
+        <w:br/>
+        <w:t>Date: tors 24 feb. 2022 kl 17:49</w:t>
+        <w:br/>
+        <w:t>Subject: Re: Grön sköldmossa</w:t>
+        <w:br/>
+        <w:t>To: Magnus Kasselstrand &lt;magnus.kasselstrand@gmail.com&gt;</w:t>
+      </w:r>
+    </w:p>
+    <w:p>
+      <w:r>
+        <w:t>Hej Magnus,</w:t>
+      </w:r>
+    </w:p>
+    <w:p>
+      <w:r>
+        <w:t>Tyvärr finns inga studier på just detta, men uttorkning av underlaget är en starkt negativ faktor för grön sköldmossa, och jag brukar hänvisa till lokalklimatiska studier som visar att skyddskappan för att förhindra uttorkning av marken ligger på minst tre trädlängder skog (för plan mark), kortare för kuperad terräng, och detta blir i praktiken åtminstone 50 meter.</w:t>
+      </w:r>
+    </w:p>
+    <w:p>
+      <w:r>
+        <w:t>MVH</w:t>
+        <w:br/>
+        <w:t>Tomas Hallingbäck</w:t>
+      </w:r>
+    </w:p>
+    <w:p>
+      <w:pPr>
+        <w:pStyle w:val="Heading2"/>
+      </w:pPr>
+      <w:r>
+        <w:t>Referenser – grön sköldmossa</w:t>
+      </w:r>
+    </w:p>
+    <w:p>
+      <w:r>
+        <w:t xml:space="preserve">Hallingbäck T., 2016. </w:t>
+      </w:r>
+      <w:r>
+        <w:rPr>
+          <w:i/>
+        </w:rPr>
+        <w:t xml:space="preserve">Mossor en fältguide. </w:t>
+      </w:r>
+      <w:r>
+        <w:t>Naturcentrum.</w:t>
+      </w:r>
+    </w:p>
+    <w:p>
+      <w:r>
+        <w:t xml:space="preserve">Hallingbäck T., 2022. </w:t>
+      </w:r>
+      <w:r>
+        <w:rPr>
+          <w:i/>
+        </w:rPr>
+        <w:t xml:space="preserve">Personligt meddelande 2022-02-24. </w:t>
+      </w:r>
+      <w:r>
+        <w:t>SLU Artdatabanken.</w:t>
+      </w:r>
+    </w:p>
+    <w:p>
+      <w:r>
+        <w:t xml:space="preserve">Mark- och miljööverdomstolen. </w:t>
+      </w:r>
+      <w:r>
+        <w:rPr>
+          <w:i/>
+        </w:rPr>
+        <w:t xml:space="preserve">Dom 18 februari 2019 i mål nr M 2019-20 </w:t>
+      </w:r>
+      <w:r>
+        <w:t>(MÖD, mål nr M 2019-20)</w:t>
+      </w:r>
+    </w:p>
+    <w:p>
+      <w:r>
+        <w:t xml:space="preserve">Nitare, J., 2019. </w:t>
+      </w:r>
+      <w:r>
+        <w:rPr>
+          <w:i/>
+        </w:rPr>
+        <w:t xml:space="preserve">Skyddsvärd skog – Naturvårdsarter och andra kriterier för naturvärdesbedömning. </w:t>
+      </w:r>
+      <w:r>
+        <w:t>Skogsstyrelsen.</w:t>
       </w:r>
     </w:p>
     <w:p>
@@ -1118,7 +1425,7 @@
     <w:r>
       <w:tab/>
       <w:tab/>
-      <w:t>2026-08-14</w:t>
+      <w:t>2026-08-15</w:t>
       <w:br/>
       <w:br/>
     </w:r>

--- a/klagomål/A 21543-2026 FSC-klagomål.docx
+++ b/klagomål/A 21543-2026 FSC-klagomål.docx
@@ -1425,7 +1425,7 @@
     <w:r>
       <w:tab/>
       <w:tab/>
-      <w:t>2026-08-15</w:t>
+      <w:t>2026-08-16</w:t>
       <w:br/>
       <w:br/>
     </w:r>

--- a/klagomål/A 21543-2026 FSC-klagomål.docx
+++ b/klagomål/A 21543-2026 FSC-klagomål.docx
@@ -1425,7 +1425,7 @@
     <w:r>
       <w:tab/>
       <w:tab/>
-      <w:t>2026-08-16</w:t>
+      <w:t>2026-08-17</w:t>
       <w:br/>
       <w:br/>
     </w:r>

--- a/klagomål/A 21543-2026 FSC-klagomål.docx
+++ b/klagomål/A 21543-2026 FSC-klagomål.docx
@@ -1425,7 +1425,7 @@
     <w:r>
       <w:tab/>
       <w:tab/>
-      <w:t>2026-08-17</w:t>
+      <w:t>2026-08-18</w:t>
       <w:br/>
       <w:br/>
     </w:r>

--- a/klagomål/A 21543-2026 FSC-klagomål.docx
+++ b/klagomål/A 21543-2026 FSC-klagomål.docx
@@ -1425,7 +1425,7 @@
     <w:r>
       <w:tab/>
       <w:tab/>
-      <w:t>2026-08-18</w:t>
+      <w:t>2026-08-19</w:t>
       <w:br/>
       <w:br/>
     </w:r>

--- a/klagomål/A 21543-2026 FSC-klagomål.docx
+++ b/klagomål/A 21543-2026 FSC-klagomål.docx
@@ -1425,7 +1425,7 @@
     <w:r>
       <w:tab/>
       <w:tab/>
-      <w:t>2026-08-19</w:t>
+      <w:t>2026-08-20</w:t>
       <w:br/>
       <w:br/>
     </w:r>

--- a/klagomål/A 21543-2026 FSC-klagomål.docx
+++ b/klagomål/A 21543-2026 FSC-klagomål.docx
@@ -1425,7 +1425,7 @@
     <w:r>
       <w:tab/>
       <w:tab/>
-      <w:t>2026-08-20</w:t>
+      <w:t>2026-08-21</w:t>
       <w:br/>
       <w:br/>
     </w:r>

--- a/klagomål/A 21543-2026 FSC-klagomål.docx
+++ b/klagomål/A 21543-2026 FSC-klagomål.docx
@@ -1425,7 +1425,7 @@
     <w:r>
       <w:tab/>
       <w:tab/>
-      <w:t>2026-08-21</w:t>
+      <w:t>2026-08-22</w:t>
       <w:br/>
       <w:br/>
     </w:r>

--- a/klagomål/A 21543-2026 FSC-klagomål.docx
+++ b/klagomål/A 21543-2026 FSC-klagomål.docx
@@ -1425,7 +1425,7 @@
     <w:r>
       <w:tab/>
       <w:tab/>
-      <w:t>2026-08-22</w:t>
+      <w:t>2026-08-23</w:t>
       <w:br/>
       <w:br/>
     </w:r>

--- a/klagomål/A 21543-2026 FSC-klagomål.docx
+++ b/klagomål/A 21543-2026 FSC-klagomål.docx
@@ -1425,7 +1425,7 @@
     <w:r>
       <w:tab/>
       <w:tab/>
-      <w:t>2026-08-23</w:t>
+      <w:t>2026-08-24</w:t>
       <w:br/>
       <w:br/>
     </w:r>

--- a/klagomål/A 21543-2026 FSC-klagomål.docx
+++ b/klagomål/A 21543-2026 FSC-klagomål.docx
@@ -1425,7 +1425,7 @@
     <w:r>
       <w:tab/>
       <w:tab/>
-      <w:t>2026-08-24</w:t>
+      <w:t>2026-08-25</w:t>
       <w:br/>
       <w:br/>
     </w:r>

--- a/klagomål/A 21543-2026 FSC-klagomål.docx
+++ b/klagomål/A 21543-2026 FSC-klagomål.docx
@@ -1425,7 +1425,7 @@
     <w:r>
       <w:tab/>
       <w:tab/>
-      <w:t>2026-08-25</w:t>
+      <w:t>2026-08-26</w:t>
       <w:br/>
       <w:br/>
     </w:r>

--- a/klagomål/A 21543-2026 FSC-klagomål.docx
+++ b/klagomål/A 21543-2026 FSC-klagomål.docx
@@ -1425,7 +1425,7 @@
     <w:r>
       <w:tab/>
       <w:tab/>
-      <w:t>2026-08-26</w:t>
+      <w:t>2026-08-27</w:t>
       <w:br/>
       <w:br/>
     </w:r>

--- a/klagomål/A 21543-2026 FSC-klagomål.docx
+++ b/klagomål/A 21543-2026 FSC-klagomål.docx
@@ -1425,7 +1425,7 @@
     <w:r>
       <w:tab/>
       <w:tab/>
-      <w:t>2026-08-27</w:t>
+      <w:t>2026-08-28</w:t>
       <w:br/>
       <w:br/>
     </w:r>

--- a/klagomål/A 21543-2026 FSC-klagomål.docx
+++ b/klagomål/A 21543-2026 FSC-klagomål.docx
@@ -1425,7 +1425,7 @@
     <w:r>
       <w:tab/>
       <w:tab/>
-      <w:t>2026-08-28</w:t>
+      <w:t>2026-08-29</w:t>
       <w:br/>
       <w:br/>
     </w:r>

--- a/klagomål/A 21543-2026 FSC-klagomål.docx
+++ b/klagomål/A 21543-2026 FSC-klagomål.docx
@@ -1425,7 +1425,7 @@
     <w:r>
       <w:tab/>
       <w:tab/>
-      <w:t>2026-08-29</w:t>
+      <w:t>2026-08-31</w:t>
       <w:br/>
       <w:br/>
     </w:r>

--- a/klagomål/A 21543-2026 FSC-klagomål.docx
+++ b/klagomål/A 21543-2026 FSC-klagomål.docx
@@ -1425,7 +1425,7 @@
     <w:r>
       <w:tab/>
       <w:tab/>
-      <w:t>2026-08-31</w:t>
+      <w:t>2026-09-01</w:t>
       <w:br/>
       <w:br/>
     </w:r>

--- a/klagomål/A 21543-2026 FSC-klagomål.docx
+++ b/klagomål/A 21543-2026 FSC-klagomål.docx
@@ -1425,7 +1425,7 @@
     <w:r>
       <w:tab/>
       <w:tab/>
-      <w:t>2026-09-01</w:t>
+      <w:t>2026-09-02</w:t>
       <w:br/>
       <w:br/>
     </w:r>

--- a/klagomål/A 21543-2026 FSC-klagomål.docx
+++ b/klagomål/A 21543-2026 FSC-klagomål.docx
@@ -1425,7 +1425,7 @@
     <w:r>
       <w:tab/>
       <w:tab/>
-      <w:t>2026-09-02</w:t>
+      <w:t>2026-09-03</w:t>
       <w:br/>
       <w:br/>
     </w:r>

--- a/klagomål/A 21543-2026 FSC-klagomål.docx
+++ b/klagomål/A 21543-2026 FSC-klagomål.docx
@@ -1425,7 +1425,7 @@
     <w:r>
       <w:tab/>
       <w:tab/>
-      <w:t>2026-09-03</w:t>
+      <w:t>2026-09-04</w:t>
       <w:br/>
       <w:br/>
     </w:r>

--- a/klagomål/A 21543-2026 FSC-klagomål.docx
+++ b/klagomål/A 21543-2026 FSC-klagomål.docx
@@ -1425,7 +1425,7 @@
     <w:r>
       <w:tab/>
       <w:tab/>
-      <w:t>2026-09-04</w:t>
+      <w:t>2026-09-05</w:t>
       <w:br/>
       <w:br/>
     </w:r>

--- a/klagomål/A 21543-2026 FSC-klagomål.docx
+++ b/klagomål/A 21543-2026 FSC-klagomål.docx
@@ -1425,7 +1425,7 @@
     <w:r>
       <w:tab/>
       <w:tab/>
-      <w:t>2026-09-05</w:t>
+      <w:t>2026-09-06</w:t>
       <w:br/>
       <w:br/>
     </w:r>

--- a/klagomål/A 21543-2026 FSC-klagomål.docx
+++ b/klagomål/A 21543-2026 FSC-klagomål.docx
@@ -1425,7 +1425,7 @@
     <w:r>
       <w:tab/>
       <w:tab/>
-      <w:t>2026-09-06</w:t>
+      <w:t>2026-09-07</w:t>
       <w:br/>
       <w:br/>
     </w:r>

--- a/klagomål/A 21543-2026 FSC-klagomål.docx
+++ b/klagomål/A 21543-2026 FSC-klagomål.docx
@@ -1425,7 +1425,7 @@
     <w:r>
       <w:tab/>
       <w:tab/>
-      <w:t>2026-09-07</w:t>
+      <w:t>2026-09-08</w:t>
       <w:br/>
       <w:br/>
     </w:r>

--- a/klagomål/A 21543-2026 FSC-klagomål.docx
+++ b/klagomål/A 21543-2026 FSC-klagomål.docx
@@ -1425,7 +1425,7 @@
     <w:r>
       <w:tab/>
       <w:tab/>
-      <w:t>2026-09-08</w:t>
+      <w:t>2026-09-09</w:t>
       <w:br/>
       <w:br/>
     </w:r>

--- a/klagomål/A 21543-2026 FSC-klagomål.docx
+++ b/klagomål/A 21543-2026 FSC-klagomål.docx
@@ -1425,7 +1425,7 @@
     <w:r>
       <w:tab/>
       <w:tab/>
-      <w:t>2026-09-09</w:t>
+      <w:t>2026-09-10</w:t>
       <w:br/>
       <w:br/>
     </w:r>

--- a/klagomål/A 21543-2026 FSC-klagomål.docx
+++ b/klagomål/A 21543-2026 FSC-klagomål.docx
@@ -1425,7 +1425,7 @@
     <w:r>
       <w:tab/>
       <w:tab/>
-      <w:t>2026-09-10</w:t>
+      <w:t>2026-09-11</w:t>
       <w:br/>
       <w:br/>
     </w:r>

--- a/klagomål/A 21543-2026 FSC-klagomål.docx
+++ b/klagomål/A 21543-2026 FSC-klagomål.docx
@@ -1425,7 +1425,7 @@
     <w:r>
       <w:tab/>
       <w:tab/>
-      <w:t>2026-09-11</w:t>
+      <w:t>2026-09-12</w:t>
       <w:br/>
       <w:br/>
     </w:r>
